--- a/docs/developpement/phases/word/PHASE_10_STOCK_RESERVE_LIVRAISONS_AU_CUMP_MISE_EN_PLACE_COMPTAGE.docx
+++ b/docs/developpement/phases/word/PHASE_10_STOCK_RESERVE_LIVRAISONS_AU_CUMP_MISE_EN_PLACE_COMPTAGE.docx
@@ -20,7 +20,7 @@
       <w:r>
         <w:t xml:space="preserve">FlaiX Expert · dossier de développement · généré le 2026-10-04 depuis le dépôt </w:t>
       </w:r>
-      <w:hyperlink w:history="1" r:id="rId1qeb-irfuw9dgxgnhk4at">
+      <w:hyperlink w:history="1" r:id="rIdcqk4fnnovd1zbesenkhsg">
         <w:r>
           <w:rPr>
             <w:rStyle w:val="Hyperlink"/>
@@ -795,7 +795,7 @@
           <w:numId w:val="3"/>
         </w:numPr>
       </w:pPr>
-      <w:hyperlink w:history="1" r:id="rIdligb8efn_ih4cql6zcsp6">
+      <w:hyperlink w:history="1" r:id="rIdzpqorpou37p5iwpwxrspv">
         <w:r>
           <w:rPr>
             <w:rStyle w:val="Hyperlink"/>
@@ -815,7 +815,7 @@
           <w:numId w:val="3"/>
         </w:numPr>
       </w:pPr>
-      <w:hyperlink w:history="1" r:id="rId9otr5i71lja-eafrll73a">
+      <w:hyperlink w:history="1" r:id="rIdvty2mccjflklogew114mr">
         <w:r>
           <w:rPr>
             <w:rStyle w:val="Hyperlink"/>
@@ -835,7 +835,7 @@
           <w:numId w:val="3"/>
         </w:numPr>
       </w:pPr>
-      <w:hyperlink w:history="1" r:id="rIdfxatketz4swogwjtreggf">
+      <w:hyperlink w:history="1" r:id="rIdewv9mosnl_4rhyxcz7ur4">
         <w:r>
           <w:rPr>
             <w:rStyle w:val="Hyperlink"/>
@@ -883,7 +883,7 @@
       <w:r>
         <w:t xml:space="preserve"> — créé — </w:t>
       </w:r>
-      <w:hyperlink w:history="1" r:id="rIdfoaklwn7qqkxvqu8o3n7h">
+      <w:hyperlink w:history="1" r:id="rIdvra1ubr4t_jaeuy-r6wso">
         <w:r>
           <w:rPr>
             <w:rStyle w:val="Hyperlink"/>
@@ -920,7 +920,7 @@
       <w:r>
         <w:t xml:space="preserve"> — modifié — </w:t>
       </w:r>
-      <w:hyperlink w:history="1" r:id="rIdkodqb9imst4foodiz_eh0">
+      <w:hyperlink w:history="1" r:id="rIdh6khf0-rlnhb2tz41yqgc">
         <w:r>
           <w:rPr>
             <w:rStyle w:val="Hyperlink"/>
@@ -949,7 +949,7 @@
       <w:r>
         <w:t xml:space="preserve"> — modifié — </w:t>
       </w:r>
-      <w:hyperlink w:history="1" r:id="rIdepild-5ixhfkaqggr53xb">
+      <w:hyperlink w:history="1" r:id="rIdurbklp2sxwhql8bpbhqbt">
         <w:r>
           <w:rPr>
             <w:rStyle w:val="Hyperlink"/>
@@ -978,7 +978,7 @@
       <w:r>
         <w:t xml:space="preserve"> — créé — </w:t>
       </w:r>
-      <w:hyperlink w:history="1" r:id="rIdp-ddt4_guadm6nrt9ig1v">
+      <w:hyperlink w:history="1" r:id="rIdx3wk6z6whod_ogkmrk2yt">
         <w:r>
           <w:rPr>
             <w:rStyle w:val="Hyperlink"/>
@@ -1007,7 +1007,7 @@
       <w:r>
         <w:t xml:space="preserve"> — créé — </w:t>
       </w:r>
-      <w:hyperlink w:history="1" r:id="rIdexf2zjk8nnjwwgka54lga">
+      <w:hyperlink w:history="1" r:id="rIdfil0utu5av3fbwd7t8nlx">
         <w:r>
           <w:rPr>
             <w:rStyle w:val="Hyperlink"/>
@@ -1044,7 +1044,7 @@
       <w:r>
         <w:t xml:space="preserve"> — modifié — </w:t>
       </w:r>
-      <w:hyperlink w:history="1" r:id="rIdwlg7kvz-jpnr3yki-hskm">
+      <w:hyperlink w:history="1" r:id="rIdf8suolnltcjdddh9x7nxx">
         <w:r>
           <w:rPr>
             <w:rStyle w:val="Hyperlink"/>
@@ -1073,7 +1073,7 @@
       <w:r>
         <w:t xml:space="preserve"> — modifié — </w:t>
       </w:r>
-      <w:hyperlink w:history="1" r:id="rIdlbzniojxj_lsfpr5zvxhy">
+      <w:hyperlink w:history="1" r:id="rIdo2scdvgmhod-mbxb8ovvz">
         <w:r>
           <w:rPr>
             <w:rStyle w:val="Hyperlink"/>
@@ -1102,7 +1102,7 @@
       <w:r>
         <w:t xml:space="preserve"> — modifié — </w:t>
       </w:r>
-      <w:hyperlink w:history="1" r:id="rIdzh6j0blcnemav6objzuju">
+      <w:hyperlink w:history="1" r:id="rId1pamxiiu5ghrljg89pijr">
         <w:r>
           <w:rPr>
             <w:rStyle w:val="Hyperlink"/>
@@ -1131,7 +1131,7 @@
       <w:r>
         <w:t xml:space="preserve"> — créé — </w:t>
       </w:r>
-      <w:hyperlink w:history="1" r:id="rIdjj1tk3hghqimkfnresexi">
+      <w:hyperlink w:history="1" r:id="rIdgnn9ld31cpxsbjgktbnlu">
         <w:r>
           <w:rPr>
             <w:rStyle w:val="Hyperlink"/>
@@ -1168,7 +1168,7 @@
       <w:r>
         <w:t xml:space="preserve"> — modifié — </w:t>
       </w:r>
-      <w:hyperlink w:history="1" r:id="rIddsgfr4eepk3x7wy82htih">
+      <w:hyperlink w:history="1" r:id="rIdpcp3nstbgodubr8myoclb">
         <w:r>
           <w:rPr>
             <w:rStyle w:val="Hyperlink"/>
@@ -1197,7 +1197,7 @@
       <w:r>
         <w:t xml:space="preserve"> — modifié — </w:t>
       </w:r>
-      <w:hyperlink w:history="1" r:id="rIdiprk9nfr8xrgry5dbvrgv">
+      <w:hyperlink w:history="1" r:id="rIdbztkvcguicku-zpiycbk_">
         <w:r>
           <w:rPr>
             <w:rStyle w:val="Hyperlink"/>
@@ -1226,7 +1226,7 @@
       <w:r>
         <w:t xml:space="preserve"> — modifié — </w:t>
       </w:r>
-      <w:hyperlink w:history="1" r:id="rId-knwvs5ixvjzfm_7as5o5">
+      <w:hyperlink w:history="1" r:id="rId3k5-latzugouxnyjqnhbi">
         <w:r>
           <w:rPr>
             <w:rStyle w:val="Hyperlink"/>
@@ -1255,7 +1255,7 @@
       <w:r>
         <w:t xml:space="preserve"> — créé — </w:t>
       </w:r>
-      <w:hyperlink w:history="1" r:id="rIdwd6uiak670lscuehykf06">
+      <w:hyperlink w:history="1" r:id="rIdbnjrbs3i979zvijnl0j6t">
         <w:r>
           <w:rPr>
             <w:rStyle w:val="Hyperlink"/>
@@ -1284,7 +1284,7 @@
       <w:r>
         <w:t xml:space="preserve"> — modifié — </w:t>
       </w:r>
-      <w:hyperlink w:history="1" r:id="rIddhgtnr8nqdc1pygjqzn9i">
+      <w:hyperlink w:history="1" r:id="rIdv6pcn2v5nnia0mwsybgh1">
         <w:r>
           <w:rPr>
             <w:rStyle w:val="Hyperlink"/>
@@ -1321,7 +1321,7 @@
       <w:r>
         <w:t xml:space="preserve"> — modifié — </w:t>
       </w:r>
-      <w:hyperlink w:history="1" r:id="rIdz85aj_yrz7orjce3uxtkd">
+      <w:hyperlink w:history="1" r:id="rIdyudila4kl1gfbwwymch5a">
         <w:r>
           <w:rPr>
             <w:rStyle w:val="Hyperlink"/>
@@ -1350,7 +1350,7 @@
       <w:r>
         <w:t xml:space="preserve"> — modifié — </w:t>
       </w:r>
-      <w:hyperlink w:history="1" r:id="rId97drd2u6vw9m3bl8-ep-x">
+      <w:hyperlink w:history="1" r:id="rIdey33tgegthm1hjlumuy8d">
         <w:r>
           <w:rPr>
             <w:rStyle w:val="Hyperlink"/>
@@ -1379,7 +1379,7 @@
       <w:r>
         <w:t xml:space="preserve"> — modifié — </w:t>
       </w:r>
-      <w:hyperlink w:history="1" r:id="rId13osh2dqfll1ayqp2h60x">
+      <w:hyperlink w:history="1" r:id="rIdadawbfdnbtzwo56lavcgk">
         <w:r>
           <w:rPr>
             <w:rStyle w:val="Hyperlink"/>
@@ -1408,7 +1408,7 @@
       <w:r>
         <w:t xml:space="preserve"> — créé — </w:t>
       </w:r>
-      <w:hyperlink w:history="1" r:id="rIdjwmuxvygelbplncfgs-42">
+      <w:hyperlink w:history="1" r:id="rIdkxc4b9mh89rdsmo0u-4ir">
         <w:r>
           <w:rPr>
             <w:rStyle w:val="Hyperlink"/>
@@ -1437,7 +1437,7 @@
       <w:r>
         <w:t xml:space="preserve"> — modifié — </w:t>
       </w:r>
-      <w:hyperlink w:history="1" r:id="rIdcdd6zsff9g1nlz-jkyhvk">
+      <w:hyperlink w:history="1" r:id="rIdllgpotasbiqeqaoirnquc">
         <w:r>
           <w:rPr>
             <w:rStyle w:val="Hyperlink"/>
@@ -1474,7 +1474,7 @@
       <w:r>
         <w:t xml:space="preserve"> — modifié — </w:t>
       </w:r>
-      <w:hyperlink w:history="1" r:id="rIdb8pheeyvxr2de8oqn5qws">
+      <w:hyperlink w:history="1" r:id="rIde9gfpex5bqum0k7jnn8oa">
         <w:r>
           <w:rPr>
             <w:rStyle w:val="Hyperlink"/>
@@ -1503,7 +1503,7 @@
       <w:r>
         <w:t xml:space="preserve"> — modifié — </w:t>
       </w:r>
-      <w:hyperlink w:history="1" r:id="rIdoymi8zv2jnbqbu1l6ssq7">
+      <w:hyperlink w:history="1" r:id="rId6ocz0oatas90osutwf0dl">
         <w:r>
           <w:rPr>
             <w:rStyle w:val="Hyperlink"/>
@@ -1532,7 +1532,7 @@
       <w:r>
         <w:t xml:space="preserve"> — modifié — </w:t>
       </w:r>
-      <w:hyperlink w:history="1" r:id="rIdplbuqanoksz0rdkvqec7n">
+      <w:hyperlink w:history="1" r:id="rIdycc4ezl4k2ftbwfolhvg_">
         <w:r>
           <w:rPr>
             <w:rStyle w:val="Hyperlink"/>

--- a/docs/developpement/phases/word/PHASE_10_STOCK_RESERVE_LIVRAISONS_AU_CUMP_MISE_EN_PLACE_COMPTAGE.docx
+++ b/docs/developpement/phases/word/PHASE_10_STOCK_RESERVE_LIVRAISONS_AU_CUMP_MISE_EN_PLACE_COMPTAGE.docx
@@ -20,7 +20,7 @@
       <w:r>
         <w:t xml:space="preserve">FlaiX Expert · dossier de développement · généré le 2026-10-04 depuis le dépôt </w:t>
       </w:r>
-      <w:hyperlink w:history="1" r:id="rIdcqk4fnnovd1zbesenkhsg">
+      <w:hyperlink w:history="1" r:id="rIdazvtpeflczusw7iuylyf4">
         <w:r>
           <w:rPr>
             <w:rStyle w:val="Hyperlink"/>
@@ -795,7 +795,7 @@
           <w:numId w:val="3"/>
         </w:numPr>
       </w:pPr>
-      <w:hyperlink w:history="1" r:id="rIdzpqorpou37p5iwpwxrspv">
+      <w:hyperlink w:history="1" r:id="rIdhnsnm6vw-lwens0hhhx96">
         <w:r>
           <w:rPr>
             <w:rStyle w:val="Hyperlink"/>
@@ -815,7 +815,7 @@
           <w:numId w:val="3"/>
         </w:numPr>
       </w:pPr>
-      <w:hyperlink w:history="1" r:id="rIdvty2mccjflklogew114mr">
+      <w:hyperlink w:history="1" r:id="rIdmsfmmz7q0o6akh4qdfxlz">
         <w:r>
           <w:rPr>
             <w:rStyle w:val="Hyperlink"/>
@@ -835,7 +835,7 @@
           <w:numId w:val="3"/>
         </w:numPr>
       </w:pPr>
-      <w:hyperlink w:history="1" r:id="rIdewv9mosnl_4rhyxcz7ur4">
+      <w:hyperlink w:history="1" r:id="rId6_3oyapp_syaseekh3lfj">
         <w:r>
           <w:rPr>
             <w:rStyle w:val="Hyperlink"/>
@@ -883,7 +883,7 @@
       <w:r>
         <w:t xml:space="preserve"> — créé — </w:t>
       </w:r>
-      <w:hyperlink w:history="1" r:id="rIdvra1ubr4t_jaeuy-r6wso">
+      <w:hyperlink w:history="1" r:id="rIdfuxd-vtvpq040m1gl9tsu">
         <w:r>
           <w:rPr>
             <w:rStyle w:val="Hyperlink"/>
@@ -920,7 +920,7 @@
       <w:r>
         <w:t xml:space="preserve"> — modifié — </w:t>
       </w:r>
-      <w:hyperlink w:history="1" r:id="rIdh6khf0-rlnhb2tz41yqgc">
+      <w:hyperlink w:history="1" r:id="rIdfmtzavizyowidz-5fjyfz">
         <w:r>
           <w:rPr>
             <w:rStyle w:val="Hyperlink"/>
@@ -949,7 +949,7 @@
       <w:r>
         <w:t xml:space="preserve"> — modifié — </w:t>
       </w:r>
-      <w:hyperlink w:history="1" r:id="rIdurbklp2sxwhql8bpbhqbt">
+      <w:hyperlink w:history="1" r:id="rIddifunb3ydhcsyrjqnd-13">
         <w:r>
           <w:rPr>
             <w:rStyle w:val="Hyperlink"/>
@@ -978,7 +978,7 @@
       <w:r>
         <w:t xml:space="preserve"> — créé — </w:t>
       </w:r>
-      <w:hyperlink w:history="1" r:id="rIdx3wk6z6whod_ogkmrk2yt">
+      <w:hyperlink w:history="1" r:id="rIdaqd32-lwbrxvrcva3lzgz">
         <w:r>
           <w:rPr>
             <w:rStyle w:val="Hyperlink"/>
@@ -1007,7 +1007,7 @@
       <w:r>
         <w:t xml:space="preserve"> — créé — </w:t>
       </w:r>
-      <w:hyperlink w:history="1" r:id="rIdfil0utu5av3fbwd7t8nlx">
+      <w:hyperlink w:history="1" r:id="rIdfbxq0r5vhivg4qqagpoj2">
         <w:r>
           <w:rPr>
             <w:rStyle w:val="Hyperlink"/>
@@ -1044,7 +1044,7 @@
       <w:r>
         <w:t xml:space="preserve"> — modifié — </w:t>
       </w:r>
-      <w:hyperlink w:history="1" r:id="rIdf8suolnltcjdddh9x7nxx">
+      <w:hyperlink w:history="1" r:id="rIdsqdnljomkjxa-ibrbyaez">
         <w:r>
           <w:rPr>
             <w:rStyle w:val="Hyperlink"/>
@@ -1073,7 +1073,7 @@
       <w:r>
         <w:t xml:space="preserve"> — modifié — </w:t>
       </w:r>
-      <w:hyperlink w:history="1" r:id="rIdo2scdvgmhod-mbxb8ovvz">
+      <w:hyperlink w:history="1" r:id="rIdopik-g4chne4nzcpubzsg">
         <w:r>
           <w:rPr>
             <w:rStyle w:val="Hyperlink"/>
@@ -1102,7 +1102,7 @@
       <w:r>
         <w:t xml:space="preserve"> — modifié — </w:t>
       </w:r>
-      <w:hyperlink w:history="1" r:id="rId1pamxiiu5ghrljg89pijr">
+      <w:hyperlink w:history="1" r:id="rIddilhogrh3l8j6isls3w9k">
         <w:r>
           <w:rPr>
             <w:rStyle w:val="Hyperlink"/>
@@ -1131,7 +1131,7 @@
       <w:r>
         <w:t xml:space="preserve"> — créé — </w:t>
       </w:r>
-      <w:hyperlink w:history="1" r:id="rIdgnn9ld31cpxsbjgktbnlu">
+      <w:hyperlink w:history="1" r:id="rIdidfityjsz9swlhgln9jjz">
         <w:r>
           <w:rPr>
             <w:rStyle w:val="Hyperlink"/>
@@ -1168,7 +1168,7 @@
       <w:r>
         <w:t xml:space="preserve"> — modifié — </w:t>
       </w:r>
-      <w:hyperlink w:history="1" r:id="rIdpcp3nstbgodubr8myoclb">
+      <w:hyperlink w:history="1" r:id="rId47pgjikwq0rnu3bz3pjmy">
         <w:r>
           <w:rPr>
             <w:rStyle w:val="Hyperlink"/>
@@ -1197,7 +1197,7 @@
       <w:r>
         <w:t xml:space="preserve"> — modifié — </w:t>
       </w:r>
-      <w:hyperlink w:history="1" r:id="rIdbztkvcguicku-zpiycbk_">
+      <w:hyperlink w:history="1" r:id="rIdps2xz03oe58a2ybrmqxun">
         <w:r>
           <w:rPr>
             <w:rStyle w:val="Hyperlink"/>
@@ -1226,7 +1226,7 @@
       <w:r>
         <w:t xml:space="preserve"> — modifié — </w:t>
       </w:r>
-      <w:hyperlink w:history="1" r:id="rId3k5-latzugouxnyjqnhbi">
+      <w:hyperlink w:history="1" r:id="rIdzfyc8cuuzsiujbo0efve2">
         <w:r>
           <w:rPr>
             <w:rStyle w:val="Hyperlink"/>
@@ -1255,7 +1255,7 @@
       <w:r>
         <w:t xml:space="preserve"> — créé — </w:t>
       </w:r>
-      <w:hyperlink w:history="1" r:id="rIdbnjrbs3i979zvijnl0j6t">
+      <w:hyperlink w:history="1" r:id="rIdpm-y4lzdv8tsw8czixo3g">
         <w:r>
           <w:rPr>
             <w:rStyle w:val="Hyperlink"/>
@@ -1284,7 +1284,7 @@
       <w:r>
         <w:t xml:space="preserve"> — modifié — </w:t>
       </w:r>
-      <w:hyperlink w:history="1" r:id="rIdv6pcn2v5nnia0mwsybgh1">
+      <w:hyperlink w:history="1" r:id="rIdmghyw2bleilzwqgfd9g_h">
         <w:r>
           <w:rPr>
             <w:rStyle w:val="Hyperlink"/>
@@ -1321,7 +1321,7 @@
       <w:r>
         <w:t xml:space="preserve"> — modifié — </w:t>
       </w:r>
-      <w:hyperlink w:history="1" r:id="rIdyudila4kl1gfbwwymch5a">
+      <w:hyperlink w:history="1" r:id="rIdit8_6idazo8h_8x1xapjx">
         <w:r>
           <w:rPr>
             <w:rStyle w:val="Hyperlink"/>
@@ -1350,7 +1350,7 @@
       <w:r>
         <w:t xml:space="preserve"> — modifié — </w:t>
       </w:r>
-      <w:hyperlink w:history="1" r:id="rIdey33tgegthm1hjlumuy8d">
+      <w:hyperlink w:history="1" r:id="rIdlzpr3odejlwcnuljmerry">
         <w:r>
           <w:rPr>
             <w:rStyle w:val="Hyperlink"/>
@@ -1379,7 +1379,7 @@
       <w:r>
         <w:t xml:space="preserve"> — modifié — </w:t>
       </w:r>
-      <w:hyperlink w:history="1" r:id="rIdadawbfdnbtzwo56lavcgk">
+      <w:hyperlink w:history="1" r:id="rIdaespdnfeqxwum-089-szg">
         <w:r>
           <w:rPr>
             <w:rStyle w:val="Hyperlink"/>
@@ -1408,7 +1408,7 @@
       <w:r>
         <w:t xml:space="preserve"> — créé — </w:t>
       </w:r>
-      <w:hyperlink w:history="1" r:id="rIdkxc4b9mh89rdsmo0u-4ir">
+      <w:hyperlink w:history="1" r:id="rIdmaogr5wytcmnkvnn22v_y">
         <w:r>
           <w:rPr>
             <w:rStyle w:val="Hyperlink"/>
@@ -1437,7 +1437,7 @@
       <w:r>
         <w:t xml:space="preserve"> — modifié — </w:t>
       </w:r>
-      <w:hyperlink w:history="1" r:id="rIdllgpotasbiqeqaoirnquc">
+      <w:hyperlink w:history="1" r:id="rIdxbbyu0ep6zljjbubvqx0e">
         <w:r>
           <w:rPr>
             <w:rStyle w:val="Hyperlink"/>
@@ -1474,7 +1474,7 @@
       <w:r>
         <w:t xml:space="preserve"> — modifié — </w:t>
       </w:r>
-      <w:hyperlink w:history="1" r:id="rIde9gfpex5bqum0k7jnn8oa">
+      <w:hyperlink w:history="1" r:id="rIdscz_rc90h3hujlqq5izgm">
         <w:r>
           <w:rPr>
             <w:rStyle w:val="Hyperlink"/>
@@ -1503,7 +1503,7 @@
       <w:r>
         <w:t xml:space="preserve"> — modifié — </w:t>
       </w:r>
-      <w:hyperlink w:history="1" r:id="rId6ocz0oatas90osutwf0dl">
+      <w:hyperlink w:history="1" r:id="rIdrruyqhwzjz-hsgmbfrp4m">
         <w:r>
           <w:rPr>
             <w:rStyle w:val="Hyperlink"/>
@@ -1532,7 +1532,7 @@
       <w:r>
         <w:t xml:space="preserve"> — modifié — </w:t>
       </w:r>
-      <w:hyperlink w:history="1" r:id="rIdycc4ezl4k2ftbwfolhvg_">
+      <w:hyperlink w:history="1" r:id="rIdco5oljncheqwt9am7lrll">
         <w:r>
           <w:rPr>
             <w:rStyle w:val="Hyperlink"/>

--- a/docs/developpement/phases/word/PHASE_10_STOCK_RESERVE_LIVRAISONS_AU_CUMP_MISE_EN_PLACE_COMPTAGE.docx
+++ b/docs/developpement/phases/word/PHASE_10_STOCK_RESERVE_LIVRAISONS_AU_CUMP_MISE_EN_PLACE_COMPTAGE.docx
@@ -20,7 +20,7 @@
       <w:r>
         <w:t xml:space="preserve">FlaiX Expert · dossier de développement · généré le 2026-10-04 depuis le dépôt </w:t>
       </w:r>
-      <w:hyperlink w:history="1" r:id="rIdazvtpeflczusw7iuylyf4">
+      <w:hyperlink w:history="1" r:id="rId0obselyy_-zkglmaaur9t">
         <w:r>
           <w:rPr>
             <w:rStyle w:val="Hyperlink"/>
@@ -795,7 +795,7 @@
           <w:numId w:val="3"/>
         </w:numPr>
       </w:pPr>
-      <w:hyperlink w:history="1" r:id="rIdhnsnm6vw-lwens0hhhx96">
+      <w:hyperlink w:history="1" r:id="rId8pfwdhd8kfh7rrdc9p854">
         <w:r>
           <w:rPr>
             <w:rStyle w:val="Hyperlink"/>
@@ -815,7 +815,7 @@
           <w:numId w:val="3"/>
         </w:numPr>
       </w:pPr>
-      <w:hyperlink w:history="1" r:id="rIdmsfmmz7q0o6akh4qdfxlz">
+      <w:hyperlink w:history="1" r:id="rIdlo4nopgin8gsnaz1vzxrd">
         <w:r>
           <w:rPr>
             <w:rStyle w:val="Hyperlink"/>
@@ -835,7 +835,7 @@
           <w:numId w:val="3"/>
         </w:numPr>
       </w:pPr>
-      <w:hyperlink w:history="1" r:id="rId6_3oyapp_syaseekh3lfj">
+      <w:hyperlink w:history="1" r:id="rIdew191x86ovumczt1xsi49">
         <w:r>
           <w:rPr>
             <w:rStyle w:val="Hyperlink"/>
@@ -883,7 +883,7 @@
       <w:r>
         <w:t xml:space="preserve"> — créé — </w:t>
       </w:r>
-      <w:hyperlink w:history="1" r:id="rIdfuxd-vtvpq040m1gl9tsu">
+      <w:hyperlink w:history="1" r:id="rIdw9j8lstcbw45qn5xly0vb">
         <w:r>
           <w:rPr>
             <w:rStyle w:val="Hyperlink"/>
@@ -920,7 +920,7 @@
       <w:r>
         <w:t xml:space="preserve"> — modifié — </w:t>
       </w:r>
-      <w:hyperlink w:history="1" r:id="rIdfmtzavizyowidz-5fjyfz">
+      <w:hyperlink w:history="1" r:id="rIdpm4jn7vu9rycxr3aong62">
         <w:r>
           <w:rPr>
             <w:rStyle w:val="Hyperlink"/>
@@ -949,7 +949,7 @@
       <w:r>
         <w:t xml:space="preserve"> — modifié — </w:t>
       </w:r>
-      <w:hyperlink w:history="1" r:id="rIddifunb3ydhcsyrjqnd-13">
+      <w:hyperlink w:history="1" r:id="rIdzrzaece4_fimitv6vh9uj">
         <w:r>
           <w:rPr>
             <w:rStyle w:val="Hyperlink"/>
@@ -978,7 +978,7 @@
       <w:r>
         <w:t xml:space="preserve"> — créé — </w:t>
       </w:r>
-      <w:hyperlink w:history="1" r:id="rIdaqd32-lwbrxvrcva3lzgz">
+      <w:hyperlink w:history="1" r:id="rIdbdytag6iqvr_srypz8duo">
         <w:r>
           <w:rPr>
             <w:rStyle w:val="Hyperlink"/>
@@ -1007,7 +1007,7 @@
       <w:r>
         <w:t xml:space="preserve"> — créé — </w:t>
       </w:r>
-      <w:hyperlink w:history="1" r:id="rIdfbxq0r5vhivg4qqagpoj2">
+      <w:hyperlink w:history="1" r:id="rIdslvc_ufg1l7vrf9fvuu8l">
         <w:r>
           <w:rPr>
             <w:rStyle w:val="Hyperlink"/>
@@ -1044,7 +1044,7 @@
       <w:r>
         <w:t xml:space="preserve"> — modifié — </w:t>
       </w:r>
-      <w:hyperlink w:history="1" r:id="rIdsqdnljomkjxa-ibrbyaez">
+      <w:hyperlink w:history="1" r:id="rIdftx_tb_dv0o80hvbfut2s">
         <w:r>
           <w:rPr>
             <w:rStyle w:val="Hyperlink"/>
@@ -1073,7 +1073,7 @@
       <w:r>
         <w:t xml:space="preserve"> — modifié — </w:t>
       </w:r>
-      <w:hyperlink w:history="1" r:id="rIdopik-g4chne4nzcpubzsg">
+      <w:hyperlink w:history="1" r:id="rIdegfginfszngodm118gwv8">
         <w:r>
           <w:rPr>
             <w:rStyle w:val="Hyperlink"/>
@@ -1102,7 +1102,7 @@
       <w:r>
         <w:t xml:space="preserve"> — modifié — </w:t>
       </w:r>
-      <w:hyperlink w:history="1" r:id="rIddilhogrh3l8j6isls3w9k">
+      <w:hyperlink w:history="1" r:id="rId92civeu9n7smtkxd4twdn">
         <w:r>
           <w:rPr>
             <w:rStyle w:val="Hyperlink"/>
@@ -1131,7 +1131,7 @@
       <w:r>
         <w:t xml:space="preserve"> — créé — </w:t>
       </w:r>
-      <w:hyperlink w:history="1" r:id="rIdidfityjsz9swlhgln9jjz">
+      <w:hyperlink w:history="1" r:id="rIdtewmq53xii11ks5iqn5vq">
         <w:r>
           <w:rPr>
             <w:rStyle w:val="Hyperlink"/>
@@ -1168,7 +1168,7 @@
       <w:r>
         <w:t xml:space="preserve"> — modifié — </w:t>
       </w:r>
-      <w:hyperlink w:history="1" r:id="rId47pgjikwq0rnu3bz3pjmy">
+      <w:hyperlink w:history="1" r:id="rIdpv1aqv3zkquekkmawir6h">
         <w:r>
           <w:rPr>
             <w:rStyle w:val="Hyperlink"/>
@@ -1197,7 +1197,7 @@
       <w:r>
         <w:t xml:space="preserve"> — modifié — </w:t>
       </w:r>
-      <w:hyperlink w:history="1" r:id="rIdps2xz03oe58a2ybrmqxun">
+      <w:hyperlink w:history="1" r:id="rIdo6jblmobx5jjsht1vllp-">
         <w:r>
           <w:rPr>
             <w:rStyle w:val="Hyperlink"/>
@@ -1226,7 +1226,7 @@
       <w:r>
         <w:t xml:space="preserve"> — modifié — </w:t>
       </w:r>
-      <w:hyperlink w:history="1" r:id="rIdzfyc8cuuzsiujbo0efve2">
+      <w:hyperlink w:history="1" r:id="rIdp7nf_50dk_kbv0tyvnzg-">
         <w:r>
           <w:rPr>
             <w:rStyle w:val="Hyperlink"/>
@@ -1255,7 +1255,7 @@
       <w:r>
         <w:t xml:space="preserve"> — créé — </w:t>
       </w:r>
-      <w:hyperlink w:history="1" r:id="rIdpm-y4lzdv8tsw8czixo3g">
+      <w:hyperlink w:history="1" r:id="rIdthwdat4dtovk4abelozsp">
         <w:r>
           <w:rPr>
             <w:rStyle w:val="Hyperlink"/>
@@ -1284,7 +1284,7 @@
       <w:r>
         <w:t xml:space="preserve"> — modifié — </w:t>
       </w:r>
-      <w:hyperlink w:history="1" r:id="rIdmghyw2bleilzwqgfd9g_h">
+      <w:hyperlink w:history="1" r:id="rIdj24gcr_-kld9o7mw7-hz3">
         <w:r>
           <w:rPr>
             <w:rStyle w:val="Hyperlink"/>
@@ -1321,7 +1321,7 @@
       <w:r>
         <w:t xml:space="preserve"> — modifié — </w:t>
       </w:r>
-      <w:hyperlink w:history="1" r:id="rIdit8_6idazo8h_8x1xapjx">
+      <w:hyperlink w:history="1" r:id="rIdd23zbakwtehzazmfoqolf">
         <w:r>
           <w:rPr>
             <w:rStyle w:val="Hyperlink"/>
@@ -1350,7 +1350,7 @@
       <w:r>
         <w:t xml:space="preserve"> — modifié — </w:t>
       </w:r>
-      <w:hyperlink w:history="1" r:id="rIdlzpr3odejlwcnuljmerry">
+      <w:hyperlink w:history="1" r:id="rId6_17vpt_y0h30xt4dqf5v">
         <w:r>
           <w:rPr>
             <w:rStyle w:val="Hyperlink"/>
@@ -1379,7 +1379,7 @@
       <w:r>
         <w:t xml:space="preserve"> — modifié — </w:t>
       </w:r>
-      <w:hyperlink w:history="1" r:id="rIdaespdnfeqxwum-089-szg">
+      <w:hyperlink w:history="1" r:id="rIdh3avyzpar513j3t7lgw0m">
         <w:r>
           <w:rPr>
             <w:rStyle w:val="Hyperlink"/>
@@ -1408,7 +1408,7 @@
       <w:r>
         <w:t xml:space="preserve"> — créé — </w:t>
       </w:r>
-      <w:hyperlink w:history="1" r:id="rIdmaogr5wytcmnkvnn22v_y">
+      <w:hyperlink w:history="1" r:id="rIdyntdcje-zft6culncocoo">
         <w:r>
           <w:rPr>
             <w:rStyle w:val="Hyperlink"/>
@@ -1437,7 +1437,7 @@
       <w:r>
         <w:t xml:space="preserve"> — modifié — </w:t>
       </w:r>
-      <w:hyperlink w:history="1" r:id="rIdxbbyu0ep6zljjbubvqx0e">
+      <w:hyperlink w:history="1" r:id="rIdznemkltsgw1g7tvdi1bgu">
         <w:r>
           <w:rPr>
             <w:rStyle w:val="Hyperlink"/>
@@ -1474,7 +1474,7 @@
       <w:r>
         <w:t xml:space="preserve"> — modifié — </w:t>
       </w:r>
-      <w:hyperlink w:history="1" r:id="rIdscz_rc90h3hujlqq5izgm">
+      <w:hyperlink w:history="1" r:id="rIdpiwxbqaax7ugvsfoonb0i">
         <w:r>
           <w:rPr>
             <w:rStyle w:val="Hyperlink"/>
@@ -1503,7 +1503,7 @@
       <w:r>
         <w:t xml:space="preserve"> — modifié — </w:t>
       </w:r>
-      <w:hyperlink w:history="1" r:id="rIdrruyqhwzjz-hsgmbfrp4m">
+      <w:hyperlink w:history="1" r:id="rIdq0k1e4qp1eki1osiwx5if">
         <w:r>
           <w:rPr>
             <w:rStyle w:val="Hyperlink"/>
@@ -1532,7 +1532,7 @@
       <w:r>
         <w:t xml:space="preserve"> — modifié — </w:t>
       </w:r>
-      <w:hyperlink w:history="1" r:id="rIdco5oljncheqwt9am7lrll">
+      <w:hyperlink w:history="1" r:id="rIdupurxl18w0bp9vbnfbm8u">
         <w:r>
           <w:rPr>
             <w:rStyle w:val="Hyperlink"/>

--- a/docs/developpement/phases/word/PHASE_10_STOCK_RESERVE_LIVRAISONS_AU_CUMP_MISE_EN_PLACE_COMPTAGE.docx
+++ b/docs/developpement/phases/word/PHASE_10_STOCK_RESERVE_LIVRAISONS_AU_CUMP_MISE_EN_PLACE_COMPTAGE.docx
@@ -20,7 +20,7 @@
       <w:r>
         <w:t xml:space="preserve">FlaiX Expert · dossier de développement · généré le 2026-10-04 depuis le dépôt </w:t>
       </w:r>
-      <w:hyperlink w:history="1" r:id="rId0obselyy_-zkglmaaur9t">
+      <w:hyperlink w:history="1" r:id="rIdlz3yzq6ssajrn2onor2if">
         <w:r>
           <w:rPr>
             <w:rStyle w:val="Hyperlink"/>
@@ -795,7 +795,7 @@
           <w:numId w:val="3"/>
         </w:numPr>
       </w:pPr>
-      <w:hyperlink w:history="1" r:id="rId8pfwdhd8kfh7rrdc9p854">
+      <w:hyperlink w:history="1" r:id="rIddqlkgzscwaydhudtjzo4h">
         <w:r>
           <w:rPr>
             <w:rStyle w:val="Hyperlink"/>
@@ -815,7 +815,7 @@
           <w:numId w:val="3"/>
         </w:numPr>
       </w:pPr>
-      <w:hyperlink w:history="1" r:id="rIdlo4nopgin8gsnaz1vzxrd">
+      <w:hyperlink w:history="1" r:id="rIdoqqgid7gbh4c5o1wnufo2">
         <w:r>
           <w:rPr>
             <w:rStyle w:val="Hyperlink"/>
@@ -835,7 +835,7 @@
           <w:numId w:val="3"/>
         </w:numPr>
       </w:pPr>
-      <w:hyperlink w:history="1" r:id="rIdew191x86ovumczt1xsi49">
+      <w:hyperlink w:history="1" r:id="rIdvvvof7pbelr_3ortdrfb1">
         <w:r>
           <w:rPr>
             <w:rStyle w:val="Hyperlink"/>
@@ -883,7 +883,7 @@
       <w:r>
         <w:t xml:space="preserve"> — créé — </w:t>
       </w:r>
-      <w:hyperlink w:history="1" r:id="rIdw9j8lstcbw45qn5xly0vb">
+      <w:hyperlink w:history="1" r:id="rIdvspm_ygjkrdlta5ut_aam">
         <w:r>
           <w:rPr>
             <w:rStyle w:val="Hyperlink"/>
@@ -920,7 +920,7 @@
       <w:r>
         <w:t xml:space="preserve"> — modifié — </w:t>
       </w:r>
-      <w:hyperlink w:history="1" r:id="rIdpm4jn7vu9rycxr3aong62">
+      <w:hyperlink w:history="1" r:id="rIdwdovr8etkqfyabfbyueh9">
         <w:r>
           <w:rPr>
             <w:rStyle w:val="Hyperlink"/>
@@ -949,7 +949,7 @@
       <w:r>
         <w:t xml:space="preserve"> — modifié — </w:t>
       </w:r>
-      <w:hyperlink w:history="1" r:id="rIdzrzaece4_fimitv6vh9uj">
+      <w:hyperlink w:history="1" r:id="rIdaathjiluxx3z0zf_ikoqu">
         <w:r>
           <w:rPr>
             <w:rStyle w:val="Hyperlink"/>
@@ -978,7 +978,7 @@
       <w:r>
         <w:t xml:space="preserve"> — créé — </w:t>
       </w:r>
-      <w:hyperlink w:history="1" r:id="rIdbdytag6iqvr_srypz8duo">
+      <w:hyperlink w:history="1" r:id="rIdardomdrelllcsslwypx3u">
         <w:r>
           <w:rPr>
             <w:rStyle w:val="Hyperlink"/>
@@ -1007,7 +1007,7 @@
       <w:r>
         <w:t xml:space="preserve"> — créé — </w:t>
       </w:r>
-      <w:hyperlink w:history="1" r:id="rIdslvc_ufg1l7vrf9fvuu8l">
+      <w:hyperlink w:history="1" r:id="rId49hfwkg7pbmeglwunesed">
         <w:r>
           <w:rPr>
             <w:rStyle w:val="Hyperlink"/>
@@ -1044,7 +1044,7 @@
       <w:r>
         <w:t xml:space="preserve"> — modifié — </w:t>
       </w:r>
-      <w:hyperlink w:history="1" r:id="rIdftx_tb_dv0o80hvbfut2s">
+      <w:hyperlink w:history="1" r:id="rIdijttezk2w-0lothle-leh">
         <w:r>
           <w:rPr>
             <w:rStyle w:val="Hyperlink"/>
@@ -1073,7 +1073,7 @@
       <w:r>
         <w:t xml:space="preserve"> — modifié — </w:t>
       </w:r>
-      <w:hyperlink w:history="1" r:id="rIdegfginfszngodm118gwv8">
+      <w:hyperlink w:history="1" r:id="rId5mrwtfw-4nh-3bocjth0m">
         <w:r>
           <w:rPr>
             <w:rStyle w:val="Hyperlink"/>
@@ -1102,7 +1102,7 @@
       <w:r>
         <w:t xml:space="preserve"> — modifié — </w:t>
       </w:r>
-      <w:hyperlink w:history="1" r:id="rId92civeu9n7smtkxd4twdn">
+      <w:hyperlink w:history="1" r:id="rIdmwmvfzf9q3l1j5cnz6ko0">
         <w:r>
           <w:rPr>
             <w:rStyle w:val="Hyperlink"/>
@@ -1131,7 +1131,7 @@
       <w:r>
         <w:t xml:space="preserve"> — créé — </w:t>
       </w:r>
-      <w:hyperlink w:history="1" r:id="rIdtewmq53xii11ks5iqn5vq">
+      <w:hyperlink w:history="1" r:id="rIduyxglc6pwhwz-5dew3vlj">
         <w:r>
           <w:rPr>
             <w:rStyle w:val="Hyperlink"/>
@@ -1168,7 +1168,7 @@
       <w:r>
         <w:t xml:space="preserve"> — modifié — </w:t>
       </w:r>
-      <w:hyperlink w:history="1" r:id="rIdpv1aqv3zkquekkmawir6h">
+      <w:hyperlink w:history="1" r:id="rId8wbhfxyg_snq5r84vzcl0">
         <w:r>
           <w:rPr>
             <w:rStyle w:val="Hyperlink"/>
@@ -1197,7 +1197,7 @@
       <w:r>
         <w:t xml:space="preserve"> — modifié — </w:t>
       </w:r>
-      <w:hyperlink w:history="1" r:id="rIdo6jblmobx5jjsht1vllp-">
+      <w:hyperlink w:history="1" r:id="rIde_ok0cwdlanow-mbcow_b">
         <w:r>
           <w:rPr>
             <w:rStyle w:val="Hyperlink"/>
@@ -1226,7 +1226,7 @@
       <w:r>
         <w:t xml:space="preserve"> — modifié — </w:t>
       </w:r>
-      <w:hyperlink w:history="1" r:id="rIdp7nf_50dk_kbv0tyvnzg-">
+      <w:hyperlink w:history="1" r:id="rIdd5d_nvnxuecs4wx2w7ohg">
         <w:r>
           <w:rPr>
             <w:rStyle w:val="Hyperlink"/>
@@ -1255,7 +1255,7 @@
       <w:r>
         <w:t xml:space="preserve"> — créé — </w:t>
       </w:r>
-      <w:hyperlink w:history="1" r:id="rIdthwdat4dtovk4abelozsp">
+      <w:hyperlink w:history="1" r:id="rIdets42icsdkcct_g6nxmjz">
         <w:r>
           <w:rPr>
             <w:rStyle w:val="Hyperlink"/>
@@ -1284,7 +1284,7 @@
       <w:r>
         <w:t xml:space="preserve"> — modifié — </w:t>
       </w:r>
-      <w:hyperlink w:history="1" r:id="rIdj24gcr_-kld9o7mw7-hz3">
+      <w:hyperlink w:history="1" r:id="rIdceimm8cdmolbbl-tfdfo3">
         <w:r>
           <w:rPr>
             <w:rStyle w:val="Hyperlink"/>
@@ -1321,7 +1321,7 @@
       <w:r>
         <w:t xml:space="preserve"> — modifié — </w:t>
       </w:r>
-      <w:hyperlink w:history="1" r:id="rIdd23zbakwtehzazmfoqolf">
+      <w:hyperlink w:history="1" r:id="rIdrfdq5eihqcqovt9yko67q">
         <w:r>
           <w:rPr>
             <w:rStyle w:val="Hyperlink"/>
@@ -1350,7 +1350,7 @@
       <w:r>
         <w:t xml:space="preserve"> — modifié — </w:t>
       </w:r>
-      <w:hyperlink w:history="1" r:id="rId6_17vpt_y0h30xt4dqf5v">
+      <w:hyperlink w:history="1" r:id="rIdojf4dndrlqy3sycboq-ft">
         <w:r>
           <w:rPr>
             <w:rStyle w:val="Hyperlink"/>
@@ -1379,7 +1379,7 @@
       <w:r>
         <w:t xml:space="preserve"> — modifié — </w:t>
       </w:r>
-      <w:hyperlink w:history="1" r:id="rIdh3avyzpar513j3t7lgw0m">
+      <w:hyperlink w:history="1" r:id="rIdqo9uxqnsooyvmsc8of7lg">
         <w:r>
           <w:rPr>
             <w:rStyle w:val="Hyperlink"/>
@@ -1408,7 +1408,7 @@
       <w:r>
         <w:t xml:space="preserve"> — créé — </w:t>
       </w:r>
-      <w:hyperlink w:history="1" r:id="rIdyntdcje-zft6culncocoo">
+      <w:hyperlink w:history="1" r:id="rIdac_v_gpeexvc-tpeqah3q">
         <w:r>
           <w:rPr>
             <w:rStyle w:val="Hyperlink"/>
@@ -1437,7 +1437,7 @@
       <w:r>
         <w:t xml:space="preserve"> — modifié — </w:t>
       </w:r>
-      <w:hyperlink w:history="1" r:id="rIdznemkltsgw1g7tvdi1bgu">
+      <w:hyperlink w:history="1" r:id="rId9frx55_uaupbi7oduixk7">
         <w:r>
           <w:rPr>
             <w:rStyle w:val="Hyperlink"/>
@@ -1474,7 +1474,7 @@
       <w:r>
         <w:t xml:space="preserve"> — modifié — </w:t>
       </w:r>
-      <w:hyperlink w:history="1" r:id="rIdpiwxbqaax7ugvsfoonb0i">
+      <w:hyperlink w:history="1" r:id="rIdw60k7pvsde05mupwa0fdg">
         <w:r>
           <w:rPr>
             <w:rStyle w:val="Hyperlink"/>
@@ -1503,7 +1503,7 @@
       <w:r>
         <w:t xml:space="preserve"> — modifié — </w:t>
       </w:r>
-      <w:hyperlink w:history="1" r:id="rIdq0k1e4qp1eki1osiwx5if">
+      <w:hyperlink w:history="1" r:id="rIdmzmvzwjcqfp7fr8neewzj">
         <w:r>
           <w:rPr>
             <w:rStyle w:val="Hyperlink"/>
@@ -1532,7 +1532,7 @@
       <w:r>
         <w:t xml:space="preserve"> — modifié — </w:t>
       </w:r>
-      <w:hyperlink w:history="1" r:id="rIdupurxl18w0bp9vbnfbm8u">
+      <w:hyperlink w:history="1" r:id="rIdq_yuqy8nn3aqioeezmr4o">
         <w:r>
           <w:rPr>
             <w:rStyle w:val="Hyperlink"/>
@@ -1664,7 +1664,7 @@
         </w:numPr>
       </w:pPr>
       <w:r>
-        <w:t xml:space="preserve">la clôture du match exige le comptage des restes</w:t>
+        <w:t xml:space="preserve">la clôture de l'événement exige le comptage des restes</w:t>
       </w:r>
     </w:p>
     <w:p>
@@ -1688,23 +1688,23 @@
         </w:numPr>
       </w:pPr>
       <w:r>
-        <w:t xml:space="preserve">[F] match clos : le comptage est figé par la base ; un mouvement ne se modifie ni ne se supprime</w:t>
-      </w:r>
-    </w:p>
-    <w:p>
-      <w:pPr>
-        <w:pStyle w:val="ListParagraph"/>
-        <w:numPr>
-          <w:ilvl w:val="0"/>
-          <w:numId w:val="3"/>
-        </w:numPr>
-      </w:pPr>
-      <w:r>
-        <w:rPr>
-          <w:b/>
-          <w:bCs/>
-        </w:rPr>
-        <w:t xml:space="preserve">match suivant : reste reporté, suggestion, inventaire réserve</w:t>
+        <w:t xml:space="preserve">[F] événement clos : le comptage est figé par la base ; un mouvement ne se modifie ni ne se supprime</w:t>
+      </w:r>
+    </w:p>
+    <w:p>
+      <w:pPr>
+        <w:pStyle w:val="ListParagraph"/>
+        <w:numPr>
+          <w:ilvl w:val="0"/>
+          <w:numId w:val="3"/>
+        </w:numPr>
+      </w:pPr>
+      <w:r>
+        <w:rPr>
+          <w:b/>
+          <w:bCs/>
+        </w:rPr>
+        <w:t xml:space="preserve">événement suivant : reste reporté, suggestion, inventaire réserve</w:t>
       </w:r>
     </w:p>
     <w:p>
@@ -1716,7 +1716,7 @@
         </w:numPr>
       </w:pPr>
       <w:r>
-        <w:t xml:space="preserve">le reste compté au match 1 devient le départ du match 2 ; suggestion = ventes moyennes − reste</w:t>
+        <w:t xml:space="preserve">le reste compté à l'événement 1 devient le départ de l'événement 2 ; suggestion = ventes moyennes − reste</w:t>
       </w:r>
     </w:p>
     <w:p>

--- a/docs/developpement/phases/word/PHASE_10_STOCK_RESERVE_LIVRAISONS_AU_CUMP_MISE_EN_PLACE_COMPTAGE.docx
+++ b/docs/developpement/phases/word/PHASE_10_STOCK_RESERVE_LIVRAISONS_AU_CUMP_MISE_EN_PLACE_COMPTAGE.docx
@@ -20,7 +20,7 @@
       <w:r>
         <w:t xml:space="preserve">FlaiX Expert · dossier de développement · généré le 2026-10-04 depuis le dépôt </w:t>
       </w:r>
-      <w:hyperlink w:history="1" r:id="rIdlz3yzq6ssajrn2onor2if">
+      <w:hyperlink w:history="1" r:id="rIdlfpb4mzvwc4vk0tzmsbeq">
         <w:r>
           <w:rPr>
             <w:rStyle w:val="Hyperlink"/>
@@ -795,7 +795,7 @@
           <w:numId w:val="3"/>
         </w:numPr>
       </w:pPr>
-      <w:hyperlink w:history="1" r:id="rIddqlkgzscwaydhudtjzo4h">
+      <w:hyperlink w:history="1" r:id="rIdoi84yly6vexkydrc6dhi5">
         <w:r>
           <w:rPr>
             <w:rStyle w:val="Hyperlink"/>
@@ -815,7 +815,7 @@
           <w:numId w:val="3"/>
         </w:numPr>
       </w:pPr>
-      <w:hyperlink w:history="1" r:id="rIdoqqgid7gbh4c5o1wnufo2">
+      <w:hyperlink w:history="1" r:id="rIdevirj5p4pctibuopeac5d">
         <w:r>
           <w:rPr>
             <w:rStyle w:val="Hyperlink"/>
@@ -835,7 +835,7 @@
           <w:numId w:val="3"/>
         </w:numPr>
       </w:pPr>
-      <w:hyperlink w:history="1" r:id="rIdvvvof7pbelr_3ortdrfb1">
+      <w:hyperlink w:history="1" r:id="rIdfe-fihwzuj7d-hsonyewb">
         <w:r>
           <w:rPr>
             <w:rStyle w:val="Hyperlink"/>
@@ -883,7 +883,7 @@
       <w:r>
         <w:t xml:space="preserve"> — créé — </w:t>
       </w:r>
-      <w:hyperlink w:history="1" r:id="rIdvspm_ygjkrdlta5ut_aam">
+      <w:hyperlink w:history="1" r:id="rIdzbd7veyn8xkjkw3u8yubs">
         <w:r>
           <w:rPr>
             <w:rStyle w:val="Hyperlink"/>
@@ -920,7 +920,7 @@
       <w:r>
         <w:t xml:space="preserve"> — modifié — </w:t>
       </w:r>
-      <w:hyperlink w:history="1" r:id="rIdwdovr8etkqfyabfbyueh9">
+      <w:hyperlink w:history="1" r:id="rIdakczuomnlbqir9d3i6lsr">
         <w:r>
           <w:rPr>
             <w:rStyle w:val="Hyperlink"/>
@@ -949,7 +949,7 @@
       <w:r>
         <w:t xml:space="preserve"> — modifié — </w:t>
       </w:r>
-      <w:hyperlink w:history="1" r:id="rIdaathjiluxx3z0zf_ikoqu">
+      <w:hyperlink w:history="1" r:id="rIdvno0okdit_8ykvkpho3z5">
         <w:r>
           <w:rPr>
             <w:rStyle w:val="Hyperlink"/>
@@ -978,7 +978,7 @@
       <w:r>
         <w:t xml:space="preserve"> — créé — </w:t>
       </w:r>
-      <w:hyperlink w:history="1" r:id="rIdardomdrelllcsslwypx3u">
+      <w:hyperlink w:history="1" r:id="rIdbwaagdfgemwdqirdurktj">
         <w:r>
           <w:rPr>
             <w:rStyle w:val="Hyperlink"/>
@@ -1007,7 +1007,7 @@
       <w:r>
         <w:t xml:space="preserve"> — créé — </w:t>
       </w:r>
-      <w:hyperlink w:history="1" r:id="rId49hfwkg7pbmeglwunesed">
+      <w:hyperlink w:history="1" r:id="rIdzoudqc8vpxrvk5ybdo-dj">
         <w:r>
           <w:rPr>
             <w:rStyle w:val="Hyperlink"/>
@@ -1044,7 +1044,7 @@
       <w:r>
         <w:t xml:space="preserve"> — modifié — </w:t>
       </w:r>
-      <w:hyperlink w:history="1" r:id="rIdijttezk2w-0lothle-leh">
+      <w:hyperlink w:history="1" r:id="rIdtjdyrywwm151ir0lyty46">
         <w:r>
           <w:rPr>
             <w:rStyle w:val="Hyperlink"/>
@@ -1073,7 +1073,7 @@
       <w:r>
         <w:t xml:space="preserve"> — modifié — </w:t>
       </w:r>
-      <w:hyperlink w:history="1" r:id="rId5mrwtfw-4nh-3bocjth0m">
+      <w:hyperlink w:history="1" r:id="rIdy3xpcgu3qo5uw-jbket5v">
         <w:r>
           <w:rPr>
             <w:rStyle w:val="Hyperlink"/>
@@ -1102,7 +1102,7 @@
       <w:r>
         <w:t xml:space="preserve"> — modifié — </w:t>
       </w:r>
-      <w:hyperlink w:history="1" r:id="rIdmwmvfzf9q3l1j5cnz6ko0">
+      <w:hyperlink w:history="1" r:id="rIdv-6gus7dmrmgjrs4xvxeo">
         <w:r>
           <w:rPr>
             <w:rStyle w:val="Hyperlink"/>
@@ -1131,7 +1131,7 @@
       <w:r>
         <w:t xml:space="preserve"> — créé — </w:t>
       </w:r>
-      <w:hyperlink w:history="1" r:id="rIduyxglc6pwhwz-5dew3vlj">
+      <w:hyperlink w:history="1" r:id="rIdt3xr05-8ksp4dup2gfgt2">
         <w:r>
           <w:rPr>
             <w:rStyle w:val="Hyperlink"/>
@@ -1168,7 +1168,7 @@
       <w:r>
         <w:t xml:space="preserve"> — modifié — </w:t>
       </w:r>
-      <w:hyperlink w:history="1" r:id="rId8wbhfxyg_snq5r84vzcl0">
+      <w:hyperlink w:history="1" r:id="rId1fx9nn0rguhm3mndglubg">
         <w:r>
           <w:rPr>
             <w:rStyle w:val="Hyperlink"/>
@@ -1197,7 +1197,7 @@
       <w:r>
         <w:t xml:space="preserve"> — modifié — </w:t>
       </w:r>
-      <w:hyperlink w:history="1" r:id="rIde_ok0cwdlanow-mbcow_b">
+      <w:hyperlink w:history="1" r:id="rIdm7vgt1l30jwnfdxziwc5j">
         <w:r>
           <w:rPr>
             <w:rStyle w:val="Hyperlink"/>
@@ -1226,7 +1226,7 @@
       <w:r>
         <w:t xml:space="preserve"> — modifié — </w:t>
       </w:r>
-      <w:hyperlink w:history="1" r:id="rIdd5d_nvnxuecs4wx2w7ohg">
+      <w:hyperlink w:history="1" r:id="rId-073jpgr2yjzljjbl5nkt">
         <w:r>
           <w:rPr>
             <w:rStyle w:val="Hyperlink"/>
@@ -1255,7 +1255,7 @@
       <w:r>
         <w:t xml:space="preserve"> — créé — </w:t>
       </w:r>
-      <w:hyperlink w:history="1" r:id="rIdets42icsdkcct_g6nxmjz">
+      <w:hyperlink w:history="1" r:id="rId_erfaeyemkujgmzbc6iwf">
         <w:r>
           <w:rPr>
             <w:rStyle w:val="Hyperlink"/>
@@ -1284,7 +1284,7 @@
       <w:r>
         <w:t xml:space="preserve"> — modifié — </w:t>
       </w:r>
-      <w:hyperlink w:history="1" r:id="rIdceimm8cdmolbbl-tfdfo3">
+      <w:hyperlink w:history="1" r:id="rIdz2vvkbiyfjkhoqvgmdtmh">
         <w:r>
           <w:rPr>
             <w:rStyle w:val="Hyperlink"/>
@@ -1321,7 +1321,7 @@
       <w:r>
         <w:t xml:space="preserve"> — modifié — </w:t>
       </w:r>
-      <w:hyperlink w:history="1" r:id="rIdrfdq5eihqcqovt9yko67q">
+      <w:hyperlink w:history="1" r:id="rIdqscvsyfeemn_omggpigth">
         <w:r>
           <w:rPr>
             <w:rStyle w:val="Hyperlink"/>
@@ -1350,7 +1350,7 @@
       <w:r>
         <w:t xml:space="preserve"> — modifié — </w:t>
       </w:r>
-      <w:hyperlink w:history="1" r:id="rIdojf4dndrlqy3sycboq-ft">
+      <w:hyperlink w:history="1" r:id="rIdixt6oaviwbd0pajclqla4">
         <w:r>
           <w:rPr>
             <w:rStyle w:val="Hyperlink"/>
@@ -1379,7 +1379,7 @@
       <w:r>
         <w:t xml:space="preserve"> — modifié — </w:t>
       </w:r>
-      <w:hyperlink w:history="1" r:id="rIdqo9uxqnsooyvmsc8of7lg">
+      <w:hyperlink w:history="1" r:id="rIdqbmkhlegpiewyhdf__p41">
         <w:r>
           <w:rPr>
             <w:rStyle w:val="Hyperlink"/>
@@ -1408,7 +1408,7 @@
       <w:r>
         <w:t xml:space="preserve"> — créé — </w:t>
       </w:r>
-      <w:hyperlink w:history="1" r:id="rIdac_v_gpeexvc-tpeqah3q">
+      <w:hyperlink w:history="1" r:id="rIdsgg7lylgfnzer5ducdqck">
         <w:r>
           <w:rPr>
             <w:rStyle w:val="Hyperlink"/>
@@ -1437,7 +1437,7 @@
       <w:r>
         <w:t xml:space="preserve"> — modifié — </w:t>
       </w:r>
-      <w:hyperlink w:history="1" r:id="rId9frx55_uaupbi7oduixk7">
+      <w:hyperlink w:history="1" r:id="rIdfwjtqb3jp-oexx-qk-zgt">
         <w:r>
           <w:rPr>
             <w:rStyle w:val="Hyperlink"/>
@@ -1474,7 +1474,7 @@
       <w:r>
         <w:t xml:space="preserve"> — modifié — </w:t>
       </w:r>
-      <w:hyperlink w:history="1" r:id="rIdw60k7pvsde05mupwa0fdg">
+      <w:hyperlink w:history="1" r:id="rId1ltvpjd_oj-l_rv5ntyow">
         <w:r>
           <w:rPr>
             <w:rStyle w:val="Hyperlink"/>
@@ -1503,7 +1503,7 @@
       <w:r>
         <w:t xml:space="preserve"> — modifié — </w:t>
       </w:r>
-      <w:hyperlink w:history="1" r:id="rIdmzmvzwjcqfp7fr8neewzj">
+      <w:hyperlink w:history="1" r:id="rIdhxawv26c-nsclko5peicw">
         <w:r>
           <w:rPr>
             <w:rStyle w:val="Hyperlink"/>
@@ -1532,7 +1532,7 @@
       <w:r>
         <w:t xml:space="preserve"> — modifié — </w:t>
       </w:r>
-      <w:hyperlink w:history="1" r:id="rIdq_yuqy8nn3aqioeezmr4o">
+      <w:hyperlink w:history="1" r:id="rId6yk9sp-ry49jhh_gymqqt">
         <w:r>
           <w:rPr>
             <w:rStyle w:val="Hyperlink"/>

--- a/docs/developpement/phases/word/PHASE_10_STOCK_RESERVE_LIVRAISONS_AU_CUMP_MISE_EN_PLACE_COMPTAGE.docx
+++ b/docs/developpement/phases/word/PHASE_10_STOCK_RESERVE_LIVRAISONS_AU_CUMP_MISE_EN_PLACE_COMPTAGE.docx
@@ -20,7 +20,7 @@
       <w:r>
         <w:t xml:space="preserve">FlaiX Expert · dossier de développement · généré le 2026-10-04 depuis le dépôt </w:t>
       </w:r>
-      <w:hyperlink w:history="1" r:id="rIdlfpb4mzvwc4vk0tzmsbeq">
+      <w:hyperlink w:history="1" r:id="rIdw2abx1wejbrvzdusugl0m">
         <w:r>
           <w:rPr>
             <w:rStyle w:val="Hyperlink"/>
@@ -795,7 +795,7 @@
           <w:numId w:val="3"/>
         </w:numPr>
       </w:pPr>
-      <w:hyperlink w:history="1" r:id="rIdoi84yly6vexkydrc6dhi5">
+      <w:hyperlink w:history="1" r:id="rId2ya9fj0klvvtowkvu8noc">
         <w:r>
           <w:rPr>
             <w:rStyle w:val="Hyperlink"/>
@@ -815,7 +815,7 @@
           <w:numId w:val="3"/>
         </w:numPr>
       </w:pPr>
-      <w:hyperlink w:history="1" r:id="rIdevirj5p4pctibuopeac5d">
+      <w:hyperlink w:history="1" r:id="rIdnpj2oj1y9ltb74jsnif9x">
         <w:r>
           <w:rPr>
             <w:rStyle w:val="Hyperlink"/>
@@ -835,7 +835,7 @@
           <w:numId w:val="3"/>
         </w:numPr>
       </w:pPr>
-      <w:hyperlink w:history="1" r:id="rIdfe-fihwzuj7d-hsonyewb">
+      <w:hyperlink w:history="1" r:id="rIdnukh4cmkgunvtvh8pbpfg">
         <w:r>
           <w:rPr>
             <w:rStyle w:val="Hyperlink"/>
@@ -883,7 +883,7 @@
       <w:r>
         <w:t xml:space="preserve"> — créé — </w:t>
       </w:r>
-      <w:hyperlink w:history="1" r:id="rIdzbd7veyn8xkjkw3u8yubs">
+      <w:hyperlink w:history="1" r:id="rId4dynzxlfn3ax3kjl2zqei">
         <w:r>
           <w:rPr>
             <w:rStyle w:val="Hyperlink"/>
@@ -920,7 +920,7 @@
       <w:r>
         <w:t xml:space="preserve"> — modifié — </w:t>
       </w:r>
-      <w:hyperlink w:history="1" r:id="rIdakczuomnlbqir9d3i6lsr">
+      <w:hyperlink w:history="1" r:id="rIddwqy7cdriicnuzcj8qnrv">
         <w:r>
           <w:rPr>
             <w:rStyle w:val="Hyperlink"/>
@@ -949,7 +949,7 @@
       <w:r>
         <w:t xml:space="preserve"> — modifié — </w:t>
       </w:r>
-      <w:hyperlink w:history="1" r:id="rIdvno0okdit_8ykvkpho3z5">
+      <w:hyperlink w:history="1" r:id="rIdw5d23yyf898r0wrhgbjlt">
         <w:r>
           <w:rPr>
             <w:rStyle w:val="Hyperlink"/>
@@ -978,7 +978,7 @@
       <w:r>
         <w:t xml:space="preserve"> — créé — </w:t>
       </w:r>
-      <w:hyperlink w:history="1" r:id="rIdbwaagdfgemwdqirdurktj">
+      <w:hyperlink w:history="1" r:id="rIdccqgqurqoh51atntqyjsc">
         <w:r>
           <w:rPr>
             <w:rStyle w:val="Hyperlink"/>
@@ -1007,7 +1007,7 @@
       <w:r>
         <w:t xml:space="preserve"> — créé — </w:t>
       </w:r>
-      <w:hyperlink w:history="1" r:id="rIdzoudqc8vpxrvk5ybdo-dj">
+      <w:hyperlink w:history="1" r:id="rId0hewns18fk7bsu2lzkb75">
         <w:r>
           <w:rPr>
             <w:rStyle w:val="Hyperlink"/>
@@ -1044,7 +1044,7 @@
       <w:r>
         <w:t xml:space="preserve"> — modifié — </w:t>
       </w:r>
-      <w:hyperlink w:history="1" r:id="rIdtjdyrywwm151ir0lyty46">
+      <w:hyperlink w:history="1" r:id="rIddqecze1inbhpvrffg9dm4">
         <w:r>
           <w:rPr>
             <w:rStyle w:val="Hyperlink"/>
@@ -1073,7 +1073,7 @@
       <w:r>
         <w:t xml:space="preserve"> — modifié — </w:t>
       </w:r>
-      <w:hyperlink w:history="1" r:id="rIdy3xpcgu3qo5uw-jbket5v">
+      <w:hyperlink w:history="1" r:id="rIdtsbl2xih3smd_rr89qkqq">
         <w:r>
           <w:rPr>
             <w:rStyle w:val="Hyperlink"/>
@@ -1102,7 +1102,7 @@
       <w:r>
         <w:t xml:space="preserve"> — modifié — </w:t>
       </w:r>
-      <w:hyperlink w:history="1" r:id="rIdv-6gus7dmrmgjrs4xvxeo">
+      <w:hyperlink w:history="1" r:id="rIdge9vmunqfecpln31m4f1d">
         <w:r>
           <w:rPr>
             <w:rStyle w:val="Hyperlink"/>
@@ -1131,7 +1131,7 @@
       <w:r>
         <w:t xml:space="preserve"> — créé — </w:t>
       </w:r>
-      <w:hyperlink w:history="1" r:id="rIdt3xr05-8ksp4dup2gfgt2">
+      <w:hyperlink w:history="1" r:id="rIdympqwjcbimteqbfwx4mad">
         <w:r>
           <w:rPr>
             <w:rStyle w:val="Hyperlink"/>
@@ -1168,7 +1168,7 @@
       <w:r>
         <w:t xml:space="preserve"> — modifié — </w:t>
       </w:r>
-      <w:hyperlink w:history="1" r:id="rId1fx9nn0rguhm3mndglubg">
+      <w:hyperlink w:history="1" r:id="rIdn48qxdv2mjl6jy9yio-ya">
         <w:r>
           <w:rPr>
             <w:rStyle w:val="Hyperlink"/>
@@ -1197,7 +1197,7 @@
       <w:r>
         <w:t xml:space="preserve"> — modifié — </w:t>
       </w:r>
-      <w:hyperlink w:history="1" r:id="rIdm7vgt1l30jwnfdxziwc5j">
+      <w:hyperlink w:history="1" r:id="rIdztfczodhparn4mn9uc72q">
         <w:r>
           <w:rPr>
             <w:rStyle w:val="Hyperlink"/>
@@ -1226,7 +1226,7 @@
       <w:r>
         <w:t xml:space="preserve"> — modifié — </w:t>
       </w:r>
-      <w:hyperlink w:history="1" r:id="rId-073jpgr2yjzljjbl5nkt">
+      <w:hyperlink w:history="1" r:id="rId8rklhjzjzndpztw7nau4v">
         <w:r>
           <w:rPr>
             <w:rStyle w:val="Hyperlink"/>
@@ -1255,7 +1255,7 @@
       <w:r>
         <w:t xml:space="preserve"> — créé — </w:t>
       </w:r>
-      <w:hyperlink w:history="1" r:id="rId_erfaeyemkujgmzbc6iwf">
+      <w:hyperlink w:history="1" r:id="rIdxc5xr_gtmgkmuogre2c09">
         <w:r>
           <w:rPr>
             <w:rStyle w:val="Hyperlink"/>
@@ -1284,7 +1284,7 @@
       <w:r>
         <w:t xml:space="preserve"> — modifié — </w:t>
       </w:r>
-      <w:hyperlink w:history="1" r:id="rIdz2vvkbiyfjkhoqvgmdtmh">
+      <w:hyperlink w:history="1" r:id="rIdaprexxeowevhxumo9xhys">
         <w:r>
           <w:rPr>
             <w:rStyle w:val="Hyperlink"/>
@@ -1321,7 +1321,7 @@
       <w:r>
         <w:t xml:space="preserve"> — modifié — </w:t>
       </w:r>
-      <w:hyperlink w:history="1" r:id="rIdqscvsyfeemn_omggpigth">
+      <w:hyperlink w:history="1" r:id="rIdp8dxwfrd4dhevscxdoriv">
         <w:r>
           <w:rPr>
             <w:rStyle w:val="Hyperlink"/>
@@ -1350,7 +1350,7 @@
       <w:r>
         <w:t xml:space="preserve"> — modifié — </w:t>
       </w:r>
-      <w:hyperlink w:history="1" r:id="rIdixt6oaviwbd0pajclqla4">
+      <w:hyperlink w:history="1" r:id="rIdzxkcppgwawieivtmyofqf">
         <w:r>
           <w:rPr>
             <w:rStyle w:val="Hyperlink"/>
@@ -1379,7 +1379,7 @@
       <w:r>
         <w:t xml:space="preserve"> — modifié — </w:t>
       </w:r>
-      <w:hyperlink w:history="1" r:id="rIdqbmkhlegpiewyhdf__p41">
+      <w:hyperlink w:history="1" r:id="rIdj7owa9kxhokwr87bjsxp9">
         <w:r>
           <w:rPr>
             <w:rStyle w:val="Hyperlink"/>
@@ -1408,7 +1408,7 @@
       <w:r>
         <w:t xml:space="preserve"> — créé — </w:t>
       </w:r>
-      <w:hyperlink w:history="1" r:id="rIdsgg7lylgfnzer5ducdqck">
+      <w:hyperlink w:history="1" r:id="rIdv0vfkb6tlgypidnrepvj4">
         <w:r>
           <w:rPr>
             <w:rStyle w:val="Hyperlink"/>
@@ -1437,7 +1437,7 @@
       <w:r>
         <w:t xml:space="preserve"> — modifié — </w:t>
       </w:r>
-      <w:hyperlink w:history="1" r:id="rIdfwjtqb3jp-oexx-qk-zgt">
+      <w:hyperlink w:history="1" r:id="rIdtfrr7xiqtji7swlpreu15">
         <w:r>
           <w:rPr>
             <w:rStyle w:val="Hyperlink"/>
@@ -1474,7 +1474,7 @@
       <w:r>
         <w:t xml:space="preserve"> — modifié — </w:t>
       </w:r>
-      <w:hyperlink w:history="1" r:id="rId1ltvpjd_oj-l_rv5ntyow">
+      <w:hyperlink w:history="1" r:id="rIdzzsp7ov_n_1yxufxlww3z">
         <w:r>
           <w:rPr>
             <w:rStyle w:val="Hyperlink"/>
@@ -1503,7 +1503,7 @@
       <w:r>
         <w:t xml:space="preserve"> — modifié — </w:t>
       </w:r>
-      <w:hyperlink w:history="1" r:id="rIdhxawv26c-nsclko5peicw">
+      <w:hyperlink w:history="1" r:id="rIdai1fqppcsolrfd2-mmwmk">
         <w:r>
           <w:rPr>
             <w:rStyle w:val="Hyperlink"/>
@@ -1532,7 +1532,7 @@
       <w:r>
         <w:t xml:space="preserve"> — modifié — </w:t>
       </w:r>
-      <w:hyperlink w:history="1" r:id="rId6yk9sp-ry49jhh_gymqqt">
+      <w:hyperlink w:history="1" r:id="rIdndv04x_wpu9qjuqyjt9rw">
         <w:r>
           <w:rPr>
             <w:rStyle w:val="Hyperlink"/>

--- a/docs/developpement/phases/word/PHASE_10_STOCK_RESERVE_LIVRAISONS_AU_CUMP_MISE_EN_PLACE_COMPTAGE.docx
+++ b/docs/developpement/phases/word/PHASE_10_STOCK_RESERVE_LIVRAISONS_AU_CUMP_MISE_EN_PLACE_COMPTAGE.docx
@@ -20,7 +20,7 @@
       <w:r>
         <w:t xml:space="preserve">FlaiX Expert · dossier de développement · généré le 2026-10-04 depuis le dépôt </w:t>
       </w:r>
-      <w:hyperlink w:history="1" r:id="rIdw2abx1wejbrvzdusugl0m">
+      <w:hyperlink w:history="1" r:id="rIdaggkovfm1cozvpu3hawgq">
         <w:r>
           <w:rPr>
             <w:rStyle w:val="Hyperlink"/>
@@ -795,7 +795,7 @@
           <w:numId w:val="3"/>
         </w:numPr>
       </w:pPr>
-      <w:hyperlink w:history="1" r:id="rId2ya9fj0klvvtowkvu8noc">
+      <w:hyperlink w:history="1" r:id="rIdmv3lc5ujtchjc3tt43jlp">
         <w:r>
           <w:rPr>
             <w:rStyle w:val="Hyperlink"/>
@@ -815,7 +815,7 @@
           <w:numId w:val="3"/>
         </w:numPr>
       </w:pPr>
-      <w:hyperlink w:history="1" r:id="rIdnpj2oj1y9ltb74jsnif9x">
+      <w:hyperlink w:history="1" r:id="rIdw9caeu2oiod9i2m_iwtvy">
         <w:r>
           <w:rPr>
             <w:rStyle w:val="Hyperlink"/>
@@ -835,7 +835,7 @@
           <w:numId w:val="3"/>
         </w:numPr>
       </w:pPr>
-      <w:hyperlink w:history="1" r:id="rIdnukh4cmkgunvtvh8pbpfg">
+      <w:hyperlink w:history="1" r:id="rId7nttk_mrf7xmthnbfibrq">
         <w:r>
           <w:rPr>
             <w:rStyle w:val="Hyperlink"/>
@@ -883,7 +883,7 @@
       <w:r>
         <w:t xml:space="preserve"> — créé — </w:t>
       </w:r>
-      <w:hyperlink w:history="1" r:id="rId4dynzxlfn3ax3kjl2zqei">
+      <w:hyperlink w:history="1" r:id="rIdwiagpy67d7plwivz2huz1">
         <w:r>
           <w:rPr>
             <w:rStyle w:val="Hyperlink"/>
@@ -920,7 +920,7 @@
       <w:r>
         <w:t xml:space="preserve"> — modifié — </w:t>
       </w:r>
-      <w:hyperlink w:history="1" r:id="rIddwqy7cdriicnuzcj8qnrv">
+      <w:hyperlink w:history="1" r:id="rIdm8edb8kike6ckz783vwf4">
         <w:r>
           <w:rPr>
             <w:rStyle w:val="Hyperlink"/>
@@ -949,7 +949,7 @@
       <w:r>
         <w:t xml:space="preserve"> — modifié — </w:t>
       </w:r>
-      <w:hyperlink w:history="1" r:id="rIdw5d23yyf898r0wrhgbjlt">
+      <w:hyperlink w:history="1" r:id="rIdllx44-5zebq9mg0ljaks0">
         <w:r>
           <w:rPr>
             <w:rStyle w:val="Hyperlink"/>
@@ -978,7 +978,7 @@
       <w:r>
         <w:t xml:space="preserve"> — créé — </w:t>
       </w:r>
-      <w:hyperlink w:history="1" r:id="rIdccqgqurqoh51atntqyjsc">
+      <w:hyperlink w:history="1" r:id="rIdlbbq_4lsawxtnzldm_qfx">
         <w:r>
           <w:rPr>
             <w:rStyle w:val="Hyperlink"/>
@@ -1007,7 +1007,7 @@
       <w:r>
         <w:t xml:space="preserve"> — créé — </w:t>
       </w:r>
-      <w:hyperlink w:history="1" r:id="rId0hewns18fk7bsu2lzkb75">
+      <w:hyperlink w:history="1" r:id="rIddsidzmssosfz9dsmesowu">
         <w:r>
           <w:rPr>
             <w:rStyle w:val="Hyperlink"/>
@@ -1044,7 +1044,7 @@
       <w:r>
         <w:t xml:space="preserve"> — modifié — </w:t>
       </w:r>
-      <w:hyperlink w:history="1" r:id="rIddqecze1inbhpvrffg9dm4">
+      <w:hyperlink w:history="1" r:id="rIdb7zmrrqc6z9vombimrac_">
         <w:r>
           <w:rPr>
             <w:rStyle w:val="Hyperlink"/>
@@ -1073,7 +1073,7 @@
       <w:r>
         <w:t xml:space="preserve"> — modifié — </w:t>
       </w:r>
-      <w:hyperlink w:history="1" r:id="rIdtsbl2xih3smd_rr89qkqq">
+      <w:hyperlink w:history="1" r:id="rIdeq5jtqklrrlyuerpj2rya">
         <w:r>
           <w:rPr>
             <w:rStyle w:val="Hyperlink"/>
@@ -1102,7 +1102,7 @@
       <w:r>
         <w:t xml:space="preserve"> — modifié — </w:t>
       </w:r>
-      <w:hyperlink w:history="1" r:id="rIdge9vmunqfecpln31m4f1d">
+      <w:hyperlink w:history="1" r:id="rId4nt3myik6gwfkrv_-2urc">
         <w:r>
           <w:rPr>
             <w:rStyle w:val="Hyperlink"/>
@@ -1131,7 +1131,7 @@
       <w:r>
         <w:t xml:space="preserve"> — créé — </w:t>
       </w:r>
-      <w:hyperlink w:history="1" r:id="rIdympqwjcbimteqbfwx4mad">
+      <w:hyperlink w:history="1" r:id="rIdmockz8snc4jonuzau9rrb">
         <w:r>
           <w:rPr>
             <w:rStyle w:val="Hyperlink"/>
@@ -1168,7 +1168,7 @@
       <w:r>
         <w:t xml:space="preserve"> — modifié — </w:t>
       </w:r>
-      <w:hyperlink w:history="1" r:id="rIdn48qxdv2mjl6jy9yio-ya">
+      <w:hyperlink w:history="1" r:id="rIdawo9erh-xpguwrd7pzhtp">
         <w:r>
           <w:rPr>
             <w:rStyle w:val="Hyperlink"/>
@@ -1197,7 +1197,7 @@
       <w:r>
         <w:t xml:space="preserve"> — modifié — </w:t>
       </w:r>
-      <w:hyperlink w:history="1" r:id="rIdztfczodhparn4mn9uc72q">
+      <w:hyperlink w:history="1" r:id="rIdyj8pgtwqd5r9-adckr4tk">
         <w:r>
           <w:rPr>
             <w:rStyle w:val="Hyperlink"/>
@@ -1226,7 +1226,7 @@
       <w:r>
         <w:t xml:space="preserve"> — modifié — </w:t>
       </w:r>
-      <w:hyperlink w:history="1" r:id="rId8rklhjzjzndpztw7nau4v">
+      <w:hyperlink w:history="1" r:id="rIdvogaxyunxdwzsnue5bq_z">
         <w:r>
           <w:rPr>
             <w:rStyle w:val="Hyperlink"/>
@@ -1255,7 +1255,7 @@
       <w:r>
         <w:t xml:space="preserve"> — créé — </w:t>
       </w:r>
-      <w:hyperlink w:history="1" r:id="rIdxc5xr_gtmgkmuogre2c09">
+      <w:hyperlink w:history="1" r:id="rIdzxhkqj5zwltvtwkd3ynxo">
         <w:r>
           <w:rPr>
             <w:rStyle w:val="Hyperlink"/>
@@ -1284,7 +1284,7 @@
       <w:r>
         <w:t xml:space="preserve"> — modifié — </w:t>
       </w:r>
-      <w:hyperlink w:history="1" r:id="rIdaprexxeowevhxumo9xhys">
+      <w:hyperlink w:history="1" r:id="rIdyofqhbgsqgv59unwwok-l">
         <w:r>
           <w:rPr>
             <w:rStyle w:val="Hyperlink"/>
@@ -1321,7 +1321,7 @@
       <w:r>
         <w:t xml:space="preserve"> — modifié — </w:t>
       </w:r>
-      <w:hyperlink w:history="1" r:id="rIdp8dxwfrd4dhevscxdoriv">
+      <w:hyperlink w:history="1" r:id="rIdawdx5hzdd6bkr1zskiaml">
         <w:r>
           <w:rPr>
             <w:rStyle w:val="Hyperlink"/>
@@ -1350,7 +1350,7 @@
       <w:r>
         <w:t xml:space="preserve"> — modifié — </w:t>
       </w:r>
-      <w:hyperlink w:history="1" r:id="rIdzxkcppgwawieivtmyofqf">
+      <w:hyperlink w:history="1" r:id="rIdh38ol_-is7w_rtzd3xtuf">
         <w:r>
           <w:rPr>
             <w:rStyle w:val="Hyperlink"/>
@@ -1379,7 +1379,7 @@
       <w:r>
         <w:t xml:space="preserve"> — modifié — </w:t>
       </w:r>
-      <w:hyperlink w:history="1" r:id="rIdj7owa9kxhokwr87bjsxp9">
+      <w:hyperlink w:history="1" r:id="rIdsij6ufcmkbm5var0zhpju">
         <w:r>
           <w:rPr>
             <w:rStyle w:val="Hyperlink"/>
@@ -1408,7 +1408,7 @@
       <w:r>
         <w:t xml:space="preserve"> — créé — </w:t>
       </w:r>
-      <w:hyperlink w:history="1" r:id="rIdv0vfkb6tlgypidnrepvj4">
+      <w:hyperlink w:history="1" r:id="rIdqm_ximfe259bxwtve5q8s">
         <w:r>
           <w:rPr>
             <w:rStyle w:val="Hyperlink"/>
@@ -1437,7 +1437,7 @@
       <w:r>
         <w:t xml:space="preserve"> — modifié — </w:t>
       </w:r>
-      <w:hyperlink w:history="1" r:id="rIdtfrr7xiqtji7swlpreu15">
+      <w:hyperlink w:history="1" r:id="rIdhxaitzx37tsq0tufxatqt">
         <w:r>
           <w:rPr>
             <w:rStyle w:val="Hyperlink"/>
@@ -1474,7 +1474,7 @@
       <w:r>
         <w:t xml:space="preserve"> — modifié — </w:t>
       </w:r>
-      <w:hyperlink w:history="1" r:id="rIdzzsp7ov_n_1yxufxlww3z">
+      <w:hyperlink w:history="1" r:id="rIduobi-_zhtt2kvxwiztl6c">
         <w:r>
           <w:rPr>
             <w:rStyle w:val="Hyperlink"/>
@@ -1503,7 +1503,7 @@
       <w:r>
         <w:t xml:space="preserve"> — modifié — </w:t>
       </w:r>
-      <w:hyperlink w:history="1" r:id="rIdai1fqppcsolrfd2-mmwmk">
+      <w:hyperlink w:history="1" r:id="rIdoyiylpige7wujjmxuqd5q">
         <w:r>
           <w:rPr>
             <w:rStyle w:val="Hyperlink"/>
@@ -1532,7 +1532,7 @@
       <w:r>
         <w:t xml:space="preserve"> — modifié — </w:t>
       </w:r>
-      <w:hyperlink w:history="1" r:id="rIdndv04x_wpu9qjuqyjt9rw">
+      <w:hyperlink w:history="1" r:id="rIdyumqqxqruocti-wjyg1b5">
         <w:r>
           <w:rPr>
             <w:rStyle w:val="Hyperlink"/>

--- a/docs/developpement/phases/word/PHASE_10_STOCK_RESERVE_LIVRAISONS_AU_CUMP_MISE_EN_PLACE_COMPTAGE.docx
+++ b/docs/developpement/phases/word/PHASE_10_STOCK_RESERVE_LIVRAISONS_AU_CUMP_MISE_EN_PLACE_COMPTAGE.docx
@@ -20,7 +20,7 @@
       <w:r>
         <w:t xml:space="preserve">FlaiX Expert · dossier de développement · généré le 2026-10-04 depuis le dépôt </w:t>
       </w:r>
-      <w:hyperlink w:history="1" r:id="rIdaggkovfm1cozvpu3hawgq">
+      <w:hyperlink w:history="1" r:id="rId5qxsuntadguft4-gqnvpp">
         <w:r>
           <w:rPr>
             <w:rStyle w:val="Hyperlink"/>
@@ -795,7 +795,7 @@
           <w:numId w:val="3"/>
         </w:numPr>
       </w:pPr>
-      <w:hyperlink w:history="1" r:id="rIdmv3lc5ujtchjc3tt43jlp">
+      <w:hyperlink w:history="1" r:id="rIdoxydrxdpmc3rs0ozrds06">
         <w:r>
           <w:rPr>
             <w:rStyle w:val="Hyperlink"/>
@@ -815,7 +815,7 @@
           <w:numId w:val="3"/>
         </w:numPr>
       </w:pPr>
-      <w:hyperlink w:history="1" r:id="rIdw9caeu2oiod9i2m_iwtvy">
+      <w:hyperlink w:history="1" r:id="rIdvnjvoje2tjv9pg5bujisp">
         <w:r>
           <w:rPr>
             <w:rStyle w:val="Hyperlink"/>
@@ -835,7 +835,7 @@
           <w:numId w:val="3"/>
         </w:numPr>
       </w:pPr>
-      <w:hyperlink w:history="1" r:id="rId7nttk_mrf7xmthnbfibrq">
+      <w:hyperlink w:history="1" r:id="rIdlbl7y2yiopgl-gvpiruut">
         <w:r>
           <w:rPr>
             <w:rStyle w:val="Hyperlink"/>
@@ -883,7 +883,7 @@
       <w:r>
         <w:t xml:space="preserve"> — créé — </w:t>
       </w:r>
-      <w:hyperlink w:history="1" r:id="rIdwiagpy67d7plwivz2huz1">
+      <w:hyperlink w:history="1" r:id="rIdvoijss3nqahogkovrbhim">
         <w:r>
           <w:rPr>
             <w:rStyle w:val="Hyperlink"/>
@@ -920,7 +920,7 @@
       <w:r>
         <w:t xml:space="preserve"> — modifié — </w:t>
       </w:r>
-      <w:hyperlink w:history="1" r:id="rIdm8edb8kike6ckz783vwf4">
+      <w:hyperlink w:history="1" r:id="rIdfbooo7qyb4dlddbpo8phq">
         <w:r>
           <w:rPr>
             <w:rStyle w:val="Hyperlink"/>
@@ -949,7 +949,7 @@
       <w:r>
         <w:t xml:space="preserve"> — modifié — </w:t>
       </w:r>
-      <w:hyperlink w:history="1" r:id="rIdllx44-5zebq9mg0ljaks0">
+      <w:hyperlink w:history="1" r:id="rIdvtru_dc0fh27dca_gv13t">
         <w:r>
           <w:rPr>
             <w:rStyle w:val="Hyperlink"/>
@@ -978,7 +978,7 @@
       <w:r>
         <w:t xml:space="preserve"> — créé — </w:t>
       </w:r>
-      <w:hyperlink w:history="1" r:id="rIdlbbq_4lsawxtnzldm_qfx">
+      <w:hyperlink w:history="1" r:id="rId3u9phmov0r71ruevz2bdg">
         <w:r>
           <w:rPr>
             <w:rStyle w:val="Hyperlink"/>
@@ -1007,7 +1007,7 @@
       <w:r>
         <w:t xml:space="preserve"> — créé — </w:t>
       </w:r>
-      <w:hyperlink w:history="1" r:id="rIddsidzmssosfz9dsmesowu">
+      <w:hyperlink w:history="1" r:id="rId0gqvlocywreo2kvxeruk9">
         <w:r>
           <w:rPr>
             <w:rStyle w:val="Hyperlink"/>
@@ -1044,7 +1044,7 @@
       <w:r>
         <w:t xml:space="preserve"> — modifié — </w:t>
       </w:r>
-      <w:hyperlink w:history="1" r:id="rIdb7zmrrqc6z9vombimrac_">
+      <w:hyperlink w:history="1" r:id="rIdichbdsyzpupfmaxjeiwhx">
         <w:r>
           <w:rPr>
             <w:rStyle w:val="Hyperlink"/>
@@ -1073,7 +1073,7 @@
       <w:r>
         <w:t xml:space="preserve"> — modifié — </w:t>
       </w:r>
-      <w:hyperlink w:history="1" r:id="rIdeq5jtqklrrlyuerpj2rya">
+      <w:hyperlink w:history="1" r:id="rIdkuuu91ypub_mbvsnxav4w">
         <w:r>
           <w:rPr>
             <w:rStyle w:val="Hyperlink"/>
@@ -1102,7 +1102,7 @@
       <w:r>
         <w:t xml:space="preserve"> — modifié — </w:t>
       </w:r>
-      <w:hyperlink w:history="1" r:id="rId4nt3myik6gwfkrv_-2urc">
+      <w:hyperlink w:history="1" r:id="rIdrkshjugsvxsrvwco7moir">
         <w:r>
           <w:rPr>
             <w:rStyle w:val="Hyperlink"/>
@@ -1131,7 +1131,7 @@
       <w:r>
         <w:t xml:space="preserve"> — créé — </w:t>
       </w:r>
-      <w:hyperlink w:history="1" r:id="rIdmockz8snc4jonuzau9rrb">
+      <w:hyperlink w:history="1" r:id="rId1nzpby8p3gclyex8onnsi">
         <w:r>
           <w:rPr>
             <w:rStyle w:val="Hyperlink"/>
@@ -1168,7 +1168,7 @@
       <w:r>
         <w:t xml:space="preserve"> — modifié — </w:t>
       </w:r>
-      <w:hyperlink w:history="1" r:id="rIdawo9erh-xpguwrd7pzhtp">
+      <w:hyperlink w:history="1" r:id="rIddr0uprblfwt1-52xhnmgj">
         <w:r>
           <w:rPr>
             <w:rStyle w:val="Hyperlink"/>
@@ -1197,7 +1197,7 @@
       <w:r>
         <w:t xml:space="preserve"> — modifié — </w:t>
       </w:r>
-      <w:hyperlink w:history="1" r:id="rIdyj8pgtwqd5r9-adckr4tk">
+      <w:hyperlink w:history="1" r:id="rIdta8tycmxidvhuvsrtj1iw">
         <w:r>
           <w:rPr>
             <w:rStyle w:val="Hyperlink"/>
@@ -1226,7 +1226,7 @@
       <w:r>
         <w:t xml:space="preserve"> — modifié — </w:t>
       </w:r>
-      <w:hyperlink w:history="1" r:id="rIdvogaxyunxdwzsnue5bq_z">
+      <w:hyperlink w:history="1" r:id="rIdjts0_i3s_k4pg8dhewfsl">
         <w:r>
           <w:rPr>
             <w:rStyle w:val="Hyperlink"/>
@@ -1255,7 +1255,7 @@
       <w:r>
         <w:t xml:space="preserve"> — créé — </w:t>
       </w:r>
-      <w:hyperlink w:history="1" r:id="rIdzxhkqj5zwltvtwkd3ynxo">
+      <w:hyperlink w:history="1" r:id="rIdkhwcyh13_z6ee0bkit1vt">
         <w:r>
           <w:rPr>
             <w:rStyle w:val="Hyperlink"/>
@@ -1284,7 +1284,7 @@
       <w:r>
         <w:t xml:space="preserve"> — modifié — </w:t>
       </w:r>
-      <w:hyperlink w:history="1" r:id="rIdyofqhbgsqgv59unwwok-l">
+      <w:hyperlink w:history="1" r:id="rId-ln4tiub1lwanxdgzc-ly">
         <w:r>
           <w:rPr>
             <w:rStyle w:val="Hyperlink"/>
@@ -1321,7 +1321,7 @@
       <w:r>
         <w:t xml:space="preserve"> — modifié — </w:t>
       </w:r>
-      <w:hyperlink w:history="1" r:id="rIdawdx5hzdd6bkr1zskiaml">
+      <w:hyperlink w:history="1" r:id="rIdbmozcuyi9ue1k6tcpyorr">
         <w:r>
           <w:rPr>
             <w:rStyle w:val="Hyperlink"/>
@@ -1350,7 +1350,7 @@
       <w:r>
         <w:t xml:space="preserve"> — modifié — </w:t>
       </w:r>
-      <w:hyperlink w:history="1" r:id="rIdh38ol_-is7w_rtzd3xtuf">
+      <w:hyperlink w:history="1" r:id="rIdvsbc1hchf7a4-_jp4d3dx">
         <w:r>
           <w:rPr>
             <w:rStyle w:val="Hyperlink"/>
@@ -1379,7 +1379,7 @@
       <w:r>
         <w:t xml:space="preserve"> — modifié — </w:t>
       </w:r>
-      <w:hyperlink w:history="1" r:id="rIdsij6ufcmkbm5var0zhpju">
+      <w:hyperlink w:history="1" r:id="rIdgeer7zo-i2zhywmashj2e">
         <w:r>
           <w:rPr>
             <w:rStyle w:val="Hyperlink"/>
@@ -1408,7 +1408,7 @@
       <w:r>
         <w:t xml:space="preserve"> — créé — </w:t>
       </w:r>
-      <w:hyperlink w:history="1" r:id="rIdqm_ximfe259bxwtve5q8s">
+      <w:hyperlink w:history="1" r:id="rId4ghgj3yv-f8zy-a-e3_oz">
         <w:r>
           <w:rPr>
             <w:rStyle w:val="Hyperlink"/>
@@ -1437,7 +1437,7 @@
       <w:r>
         <w:t xml:space="preserve"> — modifié — </w:t>
       </w:r>
-      <w:hyperlink w:history="1" r:id="rIdhxaitzx37tsq0tufxatqt">
+      <w:hyperlink w:history="1" r:id="rIdd7yebolhmnomnzzko9svn">
         <w:r>
           <w:rPr>
             <w:rStyle w:val="Hyperlink"/>
@@ -1474,7 +1474,7 @@
       <w:r>
         <w:t xml:space="preserve"> — modifié — </w:t>
       </w:r>
-      <w:hyperlink w:history="1" r:id="rIduobi-_zhtt2kvxwiztl6c">
+      <w:hyperlink w:history="1" r:id="rIdvzhwunblv73qs81cfsowb">
         <w:r>
           <w:rPr>
             <w:rStyle w:val="Hyperlink"/>
@@ -1503,7 +1503,7 @@
       <w:r>
         <w:t xml:space="preserve"> — modifié — </w:t>
       </w:r>
-      <w:hyperlink w:history="1" r:id="rIdoyiylpige7wujjmxuqd5q">
+      <w:hyperlink w:history="1" r:id="rIdd605rro_ywnqygion3_0v">
         <w:r>
           <w:rPr>
             <w:rStyle w:val="Hyperlink"/>
@@ -1532,7 +1532,7 @@
       <w:r>
         <w:t xml:space="preserve"> — modifié — </w:t>
       </w:r>
-      <w:hyperlink w:history="1" r:id="rIdyumqqxqruocti-wjyg1b5">
+      <w:hyperlink w:history="1" r:id="rIdt4wojpiexj-nlzdiil5n9">
         <w:r>
           <w:rPr>
             <w:rStyle w:val="Hyperlink"/>

--- a/docs/developpement/phases/word/PHASE_10_STOCK_RESERVE_LIVRAISONS_AU_CUMP_MISE_EN_PLACE_COMPTAGE.docx
+++ b/docs/developpement/phases/word/PHASE_10_STOCK_RESERVE_LIVRAISONS_AU_CUMP_MISE_EN_PLACE_COMPTAGE.docx
@@ -20,7 +20,7 @@
       <w:r>
         <w:t xml:space="preserve">FlaiX Expert · dossier de développement · généré le 2026-10-04 depuis le dépôt </w:t>
       </w:r>
-      <w:hyperlink w:history="1" r:id="rId5qxsuntadguft4-gqnvpp">
+      <w:hyperlink w:history="1" r:id="rIdsywwpxhei_6u4wnz-njut">
         <w:r>
           <w:rPr>
             <w:rStyle w:val="Hyperlink"/>
@@ -795,7 +795,7 @@
           <w:numId w:val="3"/>
         </w:numPr>
       </w:pPr>
-      <w:hyperlink w:history="1" r:id="rIdoxydrxdpmc3rs0ozrds06">
+      <w:hyperlink w:history="1" r:id="rId5w2on_mfwxhnxs3hvk6zz">
         <w:r>
           <w:rPr>
             <w:rStyle w:val="Hyperlink"/>
@@ -815,7 +815,7 @@
           <w:numId w:val="3"/>
         </w:numPr>
       </w:pPr>
-      <w:hyperlink w:history="1" r:id="rIdvnjvoje2tjv9pg5bujisp">
+      <w:hyperlink w:history="1" r:id="rIdze65sgbzw5rm1-pq3kvcd">
         <w:r>
           <w:rPr>
             <w:rStyle w:val="Hyperlink"/>
@@ -835,7 +835,7 @@
           <w:numId w:val="3"/>
         </w:numPr>
       </w:pPr>
-      <w:hyperlink w:history="1" r:id="rIdlbl7y2yiopgl-gvpiruut">
+      <w:hyperlink w:history="1" r:id="rIdmyzyruvu6hvwtipkmg--4">
         <w:r>
           <w:rPr>
             <w:rStyle w:val="Hyperlink"/>
@@ -883,7 +883,7 @@
       <w:r>
         <w:t xml:space="preserve"> — créé — </w:t>
       </w:r>
-      <w:hyperlink w:history="1" r:id="rIdvoijss3nqahogkovrbhim">
+      <w:hyperlink w:history="1" r:id="rId9ddi0ca69gvwefujypona">
         <w:r>
           <w:rPr>
             <w:rStyle w:val="Hyperlink"/>
@@ -920,7 +920,7 @@
       <w:r>
         <w:t xml:space="preserve"> — modifié — </w:t>
       </w:r>
-      <w:hyperlink w:history="1" r:id="rIdfbooo7qyb4dlddbpo8phq">
+      <w:hyperlink w:history="1" r:id="rIdy5viuwoojzoigcbrqf2pf">
         <w:r>
           <w:rPr>
             <w:rStyle w:val="Hyperlink"/>
@@ -949,7 +949,7 @@
       <w:r>
         <w:t xml:space="preserve"> — modifié — </w:t>
       </w:r>
-      <w:hyperlink w:history="1" r:id="rIdvtru_dc0fh27dca_gv13t">
+      <w:hyperlink w:history="1" r:id="rId81yy-mmn6ayykob6vc-vu">
         <w:r>
           <w:rPr>
             <w:rStyle w:val="Hyperlink"/>
@@ -978,7 +978,7 @@
       <w:r>
         <w:t xml:space="preserve"> — créé — </w:t>
       </w:r>
-      <w:hyperlink w:history="1" r:id="rId3u9phmov0r71ruevz2bdg">
+      <w:hyperlink w:history="1" r:id="rId5k8jgtgybl_vyduuqz76w">
         <w:r>
           <w:rPr>
             <w:rStyle w:val="Hyperlink"/>
@@ -1007,7 +1007,7 @@
       <w:r>
         <w:t xml:space="preserve"> — créé — </w:t>
       </w:r>
-      <w:hyperlink w:history="1" r:id="rId0gqvlocywreo2kvxeruk9">
+      <w:hyperlink w:history="1" r:id="rIdv7pjvxcfnn84kt1ycqhxz">
         <w:r>
           <w:rPr>
             <w:rStyle w:val="Hyperlink"/>
@@ -1044,7 +1044,7 @@
       <w:r>
         <w:t xml:space="preserve"> — modifié — </w:t>
       </w:r>
-      <w:hyperlink w:history="1" r:id="rIdichbdsyzpupfmaxjeiwhx">
+      <w:hyperlink w:history="1" r:id="rIdvwxmvolvzganoyrwzl7bo">
         <w:r>
           <w:rPr>
             <w:rStyle w:val="Hyperlink"/>
@@ -1073,7 +1073,7 @@
       <w:r>
         <w:t xml:space="preserve"> — modifié — </w:t>
       </w:r>
-      <w:hyperlink w:history="1" r:id="rIdkuuu91ypub_mbvsnxav4w">
+      <w:hyperlink w:history="1" r:id="rIdbt5gxaiht-tirgqiuovnz">
         <w:r>
           <w:rPr>
             <w:rStyle w:val="Hyperlink"/>
@@ -1102,7 +1102,7 @@
       <w:r>
         <w:t xml:space="preserve"> — modifié — </w:t>
       </w:r>
-      <w:hyperlink w:history="1" r:id="rIdrkshjugsvxsrvwco7moir">
+      <w:hyperlink w:history="1" r:id="rIdwor_7d0yj6qts7fhsnpdr">
         <w:r>
           <w:rPr>
             <w:rStyle w:val="Hyperlink"/>
@@ -1131,7 +1131,7 @@
       <w:r>
         <w:t xml:space="preserve"> — créé — </w:t>
       </w:r>
-      <w:hyperlink w:history="1" r:id="rId1nzpby8p3gclyex8onnsi">
+      <w:hyperlink w:history="1" r:id="rIduxtlvf4u9sd66fmdtuyqu">
         <w:r>
           <w:rPr>
             <w:rStyle w:val="Hyperlink"/>
@@ -1168,7 +1168,7 @@
       <w:r>
         <w:t xml:space="preserve"> — modifié — </w:t>
       </w:r>
-      <w:hyperlink w:history="1" r:id="rIddr0uprblfwt1-52xhnmgj">
+      <w:hyperlink w:history="1" r:id="rIdn1ekemf8gvxwtgsrxougb">
         <w:r>
           <w:rPr>
             <w:rStyle w:val="Hyperlink"/>
@@ -1197,7 +1197,7 @@
       <w:r>
         <w:t xml:space="preserve"> — modifié — </w:t>
       </w:r>
-      <w:hyperlink w:history="1" r:id="rIdta8tycmxidvhuvsrtj1iw">
+      <w:hyperlink w:history="1" r:id="rIdnyh6xt_oofobgl86tmnkx">
         <w:r>
           <w:rPr>
             <w:rStyle w:val="Hyperlink"/>
@@ -1226,7 +1226,7 @@
       <w:r>
         <w:t xml:space="preserve"> — modifié — </w:t>
       </w:r>
-      <w:hyperlink w:history="1" r:id="rIdjts0_i3s_k4pg8dhewfsl">
+      <w:hyperlink w:history="1" r:id="rId130d2pwa0q7askefqry7n">
         <w:r>
           <w:rPr>
             <w:rStyle w:val="Hyperlink"/>
@@ -1255,7 +1255,7 @@
       <w:r>
         <w:t xml:space="preserve"> — créé — </w:t>
       </w:r>
-      <w:hyperlink w:history="1" r:id="rIdkhwcyh13_z6ee0bkit1vt">
+      <w:hyperlink w:history="1" r:id="rIdxmzujjiq1_9nq9dkr48vv">
         <w:r>
           <w:rPr>
             <w:rStyle w:val="Hyperlink"/>
@@ -1284,7 +1284,7 @@
       <w:r>
         <w:t xml:space="preserve"> — modifié — </w:t>
       </w:r>
-      <w:hyperlink w:history="1" r:id="rId-ln4tiub1lwanxdgzc-ly">
+      <w:hyperlink w:history="1" r:id="rIdnxgvbnzsqocfffkpmx4oo">
         <w:r>
           <w:rPr>
             <w:rStyle w:val="Hyperlink"/>
@@ -1321,7 +1321,7 @@
       <w:r>
         <w:t xml:space="preserve"> — modifié — </w:t>
       </w:r>
-      <w:hyperlink w:history="1" r:id="rIdbmozcuyi9ue1k6tcpyorr">
+      <w:hyperlink w:history="1" r:id="rId_wal7r3rvknvpleyxow1o">
         <w:r>
           <w:rPr>
             <w:rStyle w:val="Hyperlink"/>
@@ -1350,7 +1350,7 @@
       <w:r>
         <w:t xml:space="preserve"> — modifié — </w:t>
       </w:r>
-      <w:hyperlink w:history="1" r:id="rIdvsbc1hchf7a4-_jp4d3dx">
+      <w:hyperlink w:history="1" r:id="rIdwrmsp2kvy1pex3jd0z8_s">
         <w:r>
           <w:rPr>
             <w:rStyle w:val="Hyperlink"/>
@@ -1379,7 +1379,7 @@
       <w:r>
         <w:t xml:space="preserve"> — modifié — </w:t>
       </w:r>
-      <w:hyperlink w:history="1" r:id="rIdgeer7zo-i2zhywmashj2e">
+      <w:hyperlink w:history="1" r:id="rIddfth7nzavfehqpule9gtj">
         <w:r>
           <w:rPr>
             <w:rStyle w:val="Hyperlink"/>
@@ -1408,7 +1408,7 @@
       <w:r>
         <w:t xml:space="preserve"> — créé — </w:t>
       </w:r>
-      <w:hyperlink w:history="1" r:id="rId4ghgj3yv-f8zy-a-e3_oz">
+      <w:hyperlink w:history="1" r:id="rIdew9nlttyvu_iu1q1tys8e">
         <w:r>
           <w:rPr>
             <w:rStyle w:val="Hyperlink"/>
@@ -1437,7 +1437,7 @@
       <w:r>
         <w:t xml:space="preserve"> — modifié — </w:t>
       </w:r>
-      <w:hyperlink w:history="1" r:id="rIdd7yebolhmnomnzzko9svn">
+      <w:hyperlink w:history="1" r:id="rId-hnzlfpk597_mbhnstwjy">
         <w:r>
           <w:rPr>
             <w:rStyle w:val="Hyperlink"/>
@@ -1474,7 +1474,7 @@
       <w:r>
         <w:t xml:space="preserve"> — modifié — </w:t>
       </w:r>
-      <w:hyperlink w:history="1" r:id="rIdvzhwunblv73qs81cfsowb">
+      <w:hyperlink w:history="1" r:id="rIdw6frq9kphgxwvr7ssaggv">
         <w:r>
           <w:rPr>
             <w:rStyle w:val="Hyperlink"/>
@@ -1503,7 +1503,7 @@
       <w:r>
         <w:t xml:space="preserve"> — modifié — </w:t>
       </w:r>
-      <w:hyperlink w:history="1" r:id="rIdd605rro_ywnqygion3_0v">
+      <w:hyperlink w:history="1" r:id="rIdi1rl750yllwlijznawbrl">
         <w:r>
           <w:rPr>
             <w:rStyle w:val="Hyperlink"/>
@@ -1532,7 +1532,7 @@
       <w:r>
         <w:t xml:space="preserve"> — modifié — </w:t>
       </w:r>
-      <w:hyperlink w:history="1" r:id="rIdt4wojpiexj-nlzdiil5n9">
+      <w:hyperlink w:history="1" r:id="rIdaukjjz-3w3egvq86wiija">
         <w:r>
           <w:rPr>
             <w:rStyle w:val="Hyperlink"/>

--- a/docs/developpement/phases/word/PHASE_10_STOCK_RESERVE_LIVRAISONS_AU_CUMP_MISE_EN_PLACE_COMPTAGE.docx
+++ b/docs/developpement/phases/word/PHASE_10_STOCK_RESERVE_LIVRAISONS_AU_CUMP_MISE_EN_PLACE_COMPTAGE.docx
@@ -20,7 +20,7 @@
       <w:r>
         <w:t xml:space="preserve">FlaiX Expert · dossier de développement · généré le 2026-10-04 depuis le dépôt </w:t>
       </w:r>
-      <w:hyperlink w:history="1" r:id="rIdsywwpxhei_6u4wnz-njut">
+      <w:hyperlink w:history="1" r:id="rId6sltvipud4ehbts9hgjij">
         <w:r>
           <w:rPr>
             <w:rStyle w:val="Hyperlink"/>
@@ -795,7 +795,7 @@
           <w:numId w:val="3"/>
         </w:numPr>
       </w:pPr>
-      <w:hyperlink w:history="1" r:id="rId5w2on_mfwxhnxs3hvk6zz">
+      <w:hyperlink w:history="1" r:id="rIdbfdq3fija9bn7_dehn7d1">
         <w:r>
           <w:rPr>
             <w:rStyle w:val="Hyperlink"/>
@@ -815,7 +815,7 @@
           <w:numId w:val="3"/>
         </w:numPr>
       </w:pPr>
-      <w:hyperlink w:history="1" r:id="rIdze65sgbzw5rm1-pq3kvcd">
+      <w:hyperlink w:history="1" r:id="rIdh5nkzbhatjjgktgttrzhx">
         <w:r>
           <w:rPr>
             <w:rStyle w:val="Hyperlink"/>
@@ -835,7 +835,7 @@
           <w:numId w:val="3"/>
         </w:numPr>
       </w:pPr>
-      <w:hyperlink w:history="1" r:id="rIdmyzyruvu6hvwtipkmg--4">
+      <w:hyperlink w:history="1" r:id="rIdemv7odqlfuflfuu8uba0s">
         <w:r>
           <w:rPr>
             <w:rStyle w:val="Hyperlink"/>
@@ -883,7 +883,7 @@
       <w:r>
         <w:t xml:space="preserve"> — créé — </w:t>
       </w:r>
-      <w:hyperlink w:history="1" r:id="rId9ddi0ca69gvwefujypona">
+      <w:hyperlink w:history="1" r:id="rIdrbbrmaujy8xevuvegjpeg">
         <w:r>
           <w:rPr>
             <w:rStyle w:val="Hyperlink"/>
@@ -920,7 +920,7 @@
       <w:r>
         <w:t xml:space="preserve"> — modifié — </w:t>
       </w:r>
-      <w:hyperlink w:history="1" r:id="rIdy5viuwoojzoigcbrqf2pf">
+      <w:hyperlink w:history="1" r:id="rIdn8cf_pjvsh1midlltbjuz">
         <w:r>
           <w:rPr>
             <w:rStyle w:val="Hyperlink"/>
@@ -949,7 +949,7 @@
       <w:r>
         <w:t xml:space="preserve"> — modifié — </w:t>
       </w:r>
-      <w:hyperlink w:history="1" r:id="rId81yy-mmn6ayykob6vc-vu">
+      <w:hyperlink w:history="1" r:id="rIdnu0z3gha3iukvupo_lfhn">
         <w:r>
           <w:rPr>
             <w:rStyle w:val="Hyperlink"/>
@@ -978,7 +978,7 @@
       <w:r>
         <w:t xml:space="preserve"> — créé — </w:t>
       </w:r>
-      <w:hyperlink w:history="1" r:id="rId5k8jgtgybl_vyduuqz76w">
+      <w:hyperlink w:history="1" r:id="rIdulbh-agpppl3sfbj58qr5">
         <w:r>
           <w:rPr>
             <w:rStyle w:val="Hyperlink"/>
@@ -1007,7 +1007,7 @@
       <w:r>
         <w:t xml:space="preserve"> — créé — </w:t>
       </w:r>
-      <w:hyperlink w:history="1" r:id="rIdv7pjvxcfnn84kt1ycqhxz">
+      <w:hyperlink w:history="1" r:id="rIdqomukfbe9zlnwmfdjfxhn">
         <w:r>
           <w:rPr>
             <w:rStyle w:val="Hyperlink"/>
@@ -1044,7 +1044,7 @@
       <w:r>
         <w:t xml:space="preserve"> — modifié — </w:t>
       </w:r>
-      <w:hyperlink w:history="1" r:id="rIdvwxmvolvzganoyrwzl7bo">
+      <w:hyperlink w:history="1" r:id="rIdfkkmezg2bqhw6mu6qn1f0">
         <w:r>
           <w:rPr>
             <w:rStyle w:val="Hyperlink"/>
@@ -1073,7 +1073,7 @@
       <w:r>
         <w:t xml:space="preserve"> — modifié — </w:t>
       </w:r>
-      <w:hyperlink w:history="1" r:id="rIdbt5gxaiht-tirgqiuovnz">
+      <w:hyperlink w:history="1" r:id="rId4evbmrdfarb1rqpwoifx0">
         <w:r>
           <w:rPr>
             <w:rStyle w:val="Hyperlink"/>
@@ -1102,7 +1102,7 @@
       <w:r>
         <w:t xml:space="preserve"> — modifié — </w:t>
       </w:r>
-      <w:hyperlink w:history="1" r:id="rIdwor_7d0yj6qts7fhsnpdr">
+      <w:hyperlink w:history="1" r:id="rIdzxz_wjz-3nhtwhwt6ixkd">
         <w:r>
           <w:rPr>
             <w:rStyle w:val="Hyperlink"/>
@@ -1131,7 +1131,7 @@
       <w:r>
         <w:t xml:space="preserve"> — créé — </w:t>
       </w:r>
-      <w:hyperlink w:history="1" r:id="rIduxtlvf4u9sd66fmdtuyqu">
+      <w:hyperlink w:history="1" r:id="rIdn3-72uuq8kgppac1gdci2">
         <w:r>
           <w:rPr>
             <w:rStyle w:val="Hyperlink"/>
@@ -1168,7 +1168,7 @@
       <w:r>
         <w:t xml:space="preserve"> — modifié — </w:t>
       </w:r>
-      <w:hyperlink w:history="1" r:id="rIdn1ekemf8gvxwtgsrxougb">
+      <w:hyperlink w:history="1" r:id="rIdcxpk3tbi10jooou6_fuso">
         <w:r>
           <w:rPr>
             <w:rStyle w:val="Hyperlink"/>
@@ -1197,7 +1197,7 @@
       <w:r>
         <w:t xml:space="preserve"> — modifié — </w:t>
       </w:r>
-      <w:hyperlink w:history="1" r:id="rIdnyh6xt_oofobgl86tmnkx">
+      <w:hyperlink w:history="1" r:id="rIdguyu_i3_ep9woaktqmlu_">
         <w:r>
           <w:rPr>
             <w:rStyle w:val="Hyperlink"/>
@@ -1226,7 +1226,7 @@
       <w:r>
         <w:t xml:space="preserve"> — modifié — </w:t>
       </w:r>
-      <w:hyperlink w:history="1" r:id="rId130d2pwa0q7askefqry7n">
+      <w:hyperlink w:history="1" r:id="rId_nwhbxi-mvg3dmhw57phz">
         <w:r>
           <w:rPr>
             <w:rStyle w:val="Hyperlink"/>
@@ -1255,7 +1255,7 @@
       <w:r>
         <w:t xml:space="preserve"> — créé — </w:t>
       </w:r>
-      <w:hyperlink w:history="1" r:id="rIdxmzujjiq1_9nq9dkr48vv">
+      <w:hyperlink w:history="1" r:id="rIdmrwlimlh3f-gyff_duruk">
         <w:r>
           <w:rPr>
             <w:rStyle w:val="Hyperlink"/>
@@ -1284,7 +1284,7 @@
       <w:r>
         <w:t xml:space="preserve"> — modifié — </w:t>
       </w:r>
-      <w:hyperlink w:history="1" r:id="rIdnxgvbnzsqocfffkpmx4oo">
+      <w:hyperlink w:history="1" r:id="rIde-ucgj0-bomadtkn626vv">
         <w:r>
           <w:rPr>
             <w:rStyle w:val="Hyperlink"/>
@@ -1321,7 +1321,7 @@
       <w:r>
         <w:t xml:space="preserve"> — modifié — </w:t>
       </w:r>
-      <w:hyperlink w:history="1" r:id="rId_wal7r3rvknvpleyxow1o">
+      <w:hyperlink w:history="1" r:id="rIdu8h39eic-1c6ep7bspzrq">
         <w:r>
           <w:rPr>
             <w:rStyle w:val="Hyperlink"/>
@@ -1350,7 +1350,7 @@
       <w:r>
         <w:t xml:space="preserve"> — modifié — </w:t>
       </w:r>
-      <w:hyperlink w:history="1" r:id="rIdwrmsp2kvy1pex3jd0z8_s">
+      <w:hyperlink w:history="1" r:id="rIdn6x3gfwiy8wgyugtevqtp">
         <w:r>
           <w:rPr>
             <w:rStyle w:val="Hyperlink"/>
@@ -1379,7 +1379,7 @@
       <w:r>
         <w:t xml:space="preserve"> — modifié — </w:t>
       </w:r>
-      <w:hyperlink w:history="1" r:id="rIddfth7nzavfehqpule9gtj">
+      <w:hyperlink w:history="1" r:id="rIdkzvu-isvn4nxewlnh4szs">
         <w:r>
           <w:rPr>
             <w:rStyle w:val="Hyperlink"/>
@@ -1408,7 +1408,7 @@
       <w:r>
         <w:t xml:space="preserve"> — créé — </w:t>
       </w:r>
-      <w:hyperlink w:history="1" r:id="rIdew9nlttyvu_iu1q1tys8e">
+      <w:hyperlink w:history="1" r:id="rIdcw3v-1excxozlqqtkgxcc">
         <w:r>
           <w:rPr>
             <w:rStyle w:val="Hyperlink"/>
@@ -1437,7 +1437,7 @@
       <w:r>
         <w:t xml:space="preserve"> — modifié — </w:t>
       </w:r>
-      <w:hyperlink w:history="1" r:id="rId-hnzlfpk597_mbhnstwjy">
+      <w:hyperlink w:history="1" r:id="rIdh033r_ae03s5z1bjqd_s3">
         <w:r>
           <w:rPr>
             <w:rStyle w:val="Hyperlink"/>
@@ -1474,7 +1474,7 @@
       <w:r>
         <w:t xml:space="preserve"> — modifié — </w:t>
       </w:r>
-      <w:hyperlink w:history="1" r:id="rIdw6frq9kphgxwvr7ssaggv">
+      <w:hyperlink w:history="1" r:id="rIdp2rxivbgjxonkasy7ajne">
         <w:r>
           <w:rPr>
             <w:rStyle w:val="Hyperlink"/>
@@ -1503,7 +1503,7 @@
       <w:r>
         <w:t xml:space="preserve"> — modifié — </w:t>
       </w:r>
-      <w:hyperlink w:history="1" r:id="rIdi1rl750yllwlijznawbrl">
+      <w:hyperlink w:history="1" r:id="rId53vvxunr5fhphglmeqsvo">
         <w:r>
           <w:rPr>
             <w:rStyle w:val="Hyperlink"/>
@@ -1532,7 +1532,7 @@
       <w:r>
         <w:t xml:space="preserve"> — modifié — </w:t>
       </w:r>
-      <w:hyperlink w:history="1" r:id="rIdaukjjz-3w3egvq86wiija">
+      <w:hyperlink w:history="1" r:id="rIdx8xsqugtlw9vsegao-zkz">
         <w:r>
           <w:rPr>
             <w:rStyle w:val="Hyperlink"/>

--- a/docs/developpement/phases/word/PHASE_10_STOCK_RESERVE_LIVRAISONS_AU_CUMP_MISE_EN_PLACE_COMPTAGE.docx
+++ b/docs/developpement/phases/word/PHASE_10_STOCK_RESERVE_LIVRAISONS_AU_CUMP_MISE_EN_PLACE_COMPTAGE.docx
@@ -18,9 +18,9 @@
         <w:shd w:fill="F6F3FF" w:color="auto" w:val="clear"/>
       </w:pPr>
       <w:r>
-        <w:t xml:space="preserve">FlaiX Expert · dossier de développement · généré le 2026-10-04 depuis le dépôt </w:t>
-      </w:r>
-      <w:hyperlink w:history="1" r:id="rId6sltvipud4ehbts9hgjij">
+        <w:t xml:space="preserve">FlaiX Expert · dossier de développement · généré le 2026-10-19 depuis le dépôt </w:t>
+      </w:r>
+      <w:hyperlink w:history="1" r:id="rIdzhv0fi38g_iodyihwdwlr">
         <w:r>
           <w:rPr>
             <w:rStyle w:val="Hyperlink"/>
@@ -795,7 +795,7 @@
           <w:numId w:val="3"/>
         </w:numPr>
       </w:pPr>
-      <w:hyperlink w:history="1" r:id="rIdbfdq3fija9bn7_dehn7d1">
+      <w:hyperlink w:history="1" r:id="rIdu4gz7dlome9wzuhrirt5u">
         <w:r>
           <w:rPr>
             <w:rStyle w:val="Hyperlink"/>
@@ -815,7 +815,7 @@
           <w:numId w:val="3"/>
         </w:numPr>
       </w:pPr>
-      <w:hyperlink w:history="1" r:id="rIdh5nkzbhatjjgktgttrzhx">
+      <w:hyperlink w:history="1" r:id="rIdjgorhoqoykj7anq_upijf">
         <w:r>
           <w:rPr>
             <w:rStyle w:val="Hyperlink"/>
@@ -835,7 +835,7 @@
           <w:numId w:val="3"/>
         </w:numPr>
       </w:pPr>
-      <w:hyperlink w:history="1" r:id="rIdemv7odqlfuflfuu8uba0s">
+      <w:hyperlink w:history="1" r:id="rIdatar_jlzctrebb-lmaqsa">
         <w:r>
           <w:rPr>
             <w:rStyle w:val="Hyperlink"/>
@@ -883,7 +883,7 @@
       <w:r>
         <w:t xml:space="preserve"> — créé — </w:t>
       </w:r>
-      <w:hyperlink w:history="1" r:id="rIdrbbrmaujy8xevuvegjpeg">
+      <w:hyperlink w:history="1" r:id="rId_lu0zztsunkn9tjivm4kh">
         <w:r>
           <w:rPr>
             <w:rStyle w:val="Hyperlink"/>
@@ -920,7 +920,7 @@
       <w:r>
         <w:t xml:space="preserve"> — modifié — </w:t>
       </w:r>
-      <w:hyperlink w:history="1" r:id="rIdn8cf_pjvsh1midlltbjuz">
+      <w:hyperlink w:history="1" r:id="rIdchjatppv9w2tkrsbf7wmd">
         <w:r>
           <w:rPr>
             <w:rStyle w:val="Hyperlink"/>
@@ -949,7 +949,7 @@
       <w:r>
         <w:t xml:space="preserve"> — modifié — </w:t>
       </w:r>
-      <w:hyperlink w:history="1" r:id="rIdnu0z3gha3iukvupo_lfhn">
+      <w:hyperlink w:history="1" r:id="rIdpoi4v7vz2ykptcrug9bxj">
         <w:r>
           <w:rPr>
             <w:rStyle w:val="Hyperlink"/>
@@ -978,7 +978,7 @@
       <w:r>
         <w:t xml:space="preserve"> — créé — </w:t>
       </w:r>
-      <w:hyperlink w:history="1" r:id="rIdulbh-agpppl3sfbj58qr5">
+      <w:hyperlink w:history="1" r:id="rIdnyp6fgf5xsq7gidghyd-5">
         <w:r>
           <w:rPr>
             <w:rStyle w:val="Hyperlink"/>
@@ -1007,7 +1007,7 @@
       <w:r>
         <w:t xml:space="preserve"> — créé — </w:t>
       </w:r>
-      <w:hyperlink w:history="1" r:id="rIdqomukfbe9zlnwmfdjfxhn">
+      <w:hyperlink w:history="1" r:id="rIdijt8evpflkpyiosg3vszt">
         <w:r>
           <w:rPr>
             <w:rStyle w:val="Hyperlink"/>
@@ -1044,7 +1044,7 @@
       <w:r>
         <w:t xml:space="preserve"> — modifié — </w:t>
       </w:r>
-      <w:hyperlink w:history="1" r:id="rIdfkkmezg2bqhw6mu6qn1f0">
+      <w:hyperlink w:history="1" r:id="rIdq-blxcwqsxwya2zhahedc">
         <w:r>
           <w:rPr>
             <w:rStyle w:val="Hyperlink"/>
@@ -1073,7 +1073,7 @@
       <w:r>
         <w:t xml:space="preserve"> — modifié — </w:t>
       </w:r>
-      <w:hyperlink w:history="1" r:id="rId4evbmrdfarb1rqpwoifx0">
+      <w:hyperlink w:history="1" r:id="rIdys1twfsqvgo-cs2x1n6gn">
         <w:r>
           <w:rPr>
             <w:rStyle w:val="Hyperlink"/>
@@ -1102,7 +1102,7 @@
       <w:r>
         <w:t xml:space="preserve"> — modifié — </w:t>
       </w:r>
-      <w:hyperlink w:history="1" r:id="rIdzxz_wjz-3nhtwhwt6ixkd">
+      <w:hyperlink w:history="1" r:id="rIdchoxdiqli8jbbwcd3igr8">
         <w:r>
           <w:rPr>
             <w:rStyle w:val="Hyperlink"/>
@@ -1131,7 +1131,7 @@
       <w:r>
         <w:t xml:space="preserve"> — créé — </w:t>
       </w:r>
-      <w:hyperlink w:history="1" r:id="rIdn3-72uuq8kgppac1gdci2">
+      <w:hyperlink w:history="1" r:id="rIdoens447_whsyimqahbupk">
         <w:r>
           <w:rPr>
             <w:rStyle w:val="Hyperlink"/>
@@ -1168,7 +1168,7 @@
       <w:r>
         <w:t xml:space="preserve"> — modifié — </w:t>
       </w:r>
-      <w:hyperlink w:history="1" r:id="rIdcxpk3tbi10jooou6_fuso">
+      <w:hyperlink w:history="1" r:id="rIdzlkaesw19tmkv2njvwikj">
         <w:r>
           <w:rPr>
             <w:rStyle w:val="Hyperlink"/>
@@ -1197,7 +1197,7 @@
       <w:r>
         <w:t xml:space="preserve"> — modifié — </w:t>
       </w:r>
-      <w:hyperlink w:history="1" r:id="rIdguyu_i3_ep9woaktqmlu_">
+      <w:hyperlink w:history="1" r:id="rIdfl_snqozjtvopml0tybkt">
         <w:r>
           <w:rPr>
             <w:rStyle w:val="Hyperlink"/>
@@ -1226,7 +1226,7 @@
       <w:r>
         <w:t xml:space="preserve"> — modifié — </w:t>
       </w:r>
-      <w:hyperlink w:history="1" r:id="rId_nwhbxi-mvg3dmhw57phz">
+      <w:hyperlink w:history="1" r:id="rIdhhwmw8haetowag6wglpbv">
         <w:r>
           <w:rPr>
             <w:rStyle w:val="Hyperlink"/>
@@ -1255,7 +1255,7 @@
       <w:r>
         <w:t xml:space="preserve"> — créé — </w:t>
       </w:r>
-      <w:hyperlink w:history="1" r:id="rIdmrwlimlh3f-gyff_duruk">
+      <w:hyperlink w:history="1" r:id="rId7unn_w3mmetimx5y_iou-">
         <w:r>
           <w:rPr>
             <w:rStyle w:val="Hyperlink"/>
@@ -1284,7 +1284,7 @@
       <w:r>
         <w:t xml:space="preserve"> — modifié — </w:t>
       </w:r>
-      <w:hyperlink w:history="1" r:id="rIde-ucgj0-bomadtkn626vv">
+      <w:hyperlink w:history="1" r:id="rIdc4cgmyrpreue43iueytd6">
         <w:r>
           <w:rPr>
             <w:rStyle w:val="Hyperlink"/>
@@ -1321,7 +1321,7 @@
       <w:r>
         <w:t xml:space="preserve"> — modifié — </w:t>
       </w:r>
-      <w:hyperlink w:history="1" r:id="rIdu8h39eic-1c6ep7bspzrq">
+      <w:hyperlink w:history="1" r:id="rIdrhxrdyer1w8gucmfnwfl_">
         <w:r>
           <w:rPr>
             <w:rStyle w:val="Hyperlink"/>
@@ -1350,7 +1350,7 @@
       <w:r>
         <w:t xml:space="preserve"> — modifié — </w:t>
       </w:r>
-      <w:hyperlink w:history="1" r:id="rIdn6x3gfwiy8wgyugtevqtp">
+      <w:hyperlink w:history="1" r:id="rIdarnlrkx0sttg-puhmmzkp">
         <w:r>
           <w:rPr>
             <w:rStyle w:val="Hyperlink"/>
@@ -1379,7 +1379,7 @@
       <w:r>
         <w:t xml:space="preserve"> — modifié — </w:t>
       </w:r>
-      <w:hyperlink w:history="1" r:id="rIdkzvu-isvn4nxewlnh4szs">
+      <w:hyperlink w:history="1" r:id="rIdwpym-d8aoea_jdjuak5kh">
         <w:r>
           <w:rPr>
             <w:rStyle w:val="Hyperlink"/>
@@ -1408,7 +1408,7 @@
       <w:r>
         <w:t xml:space="preserve"> — créé — </w:t>
       </w:r>
-      <w:hyperlink w:history="1" r:id="rIdcw3v-1excxozlqqtkgxcc">
+      <w:hyperlink w:history="1" r:id="rIdc_7fpth1falonnx00j6gj">
         <w:r>
           <w:rPr>
             <w:rStyle w:val="Hyperlink"/>
@@ -1437,7 +1437,7 @@
       <w:r>
         <w:t xml:space="preserve"> — modifié — </w:t>
       </w:r>
-      <w:hyperlink w:history="1" r:id="rIdh033r_ae03s5z1bjqd_s3">
+      <w:hyperlink w:history="1" r:id="rIdud3b47c5xe-ylkqhyxgud">
         <w:r>
           <w:rPr>
             <w:rStyle w:val="Hyperlink"/>
@@ -1474,7 +1474,7 @@
       <w:r>
         <w:t xml:space="preserve"> — modifié — </w:t>
       </w:r>
-      <w:hyperlink w:history="1" r:id="rIdp2rxivbgjxonkasy7ajne">
+      <w:hyperlink w:history="1" r:id="rIdwatnzbv431t94hajdycad">
         <w:r>
           <w:rPr>
             <w:rStyle w:val="Hyperlink"/>
@@ -1503,7 +1503,7 @@
       <w:r>
         <w:t xml:space="preserve"> — modifié — </w:t>
       </w:r>
-      <w:hyperlink w:history="1" r:id="rId53vvxunr5fhphglmeqsvo">
+      <w:hyperlink w:history="1" r:id="rId6besr7p7fga6hffulrkve">
         <w:r>
           <w:rPr>
             <w:rStyle w:val="Hyperlink"/>
@@ -1532,7 +1532,7 @@
       <w:r>
         <w:t xml:space="preserve"> — modifié — </w:t>
       </w:r>
-      <w:hyperlink w:history="1" r:id="rIdx8xsqugtlw9vsegao-zkz">
+      <w:hyperlink w:history="1" r:id="rIdsaxgsoii-ou2kk_qjykmm">
         <w:r>
           <w:rPr>
             <w:rStyle w:val="Hyperlink"/>

--- a/docs/developpement/phases/word/PHASE_10_STOCK_RESERVE_LIVRAISONS_AU_CUMP_MISE_EN_PLACE_COMPTAGE.docx
+++ b/docs/developpement/phases/word/PHASE_10_STOCK_RESERVE_LIVRAISONS_AU_CUMP_MISE_EN_PLACE_COMPTAGE.docx
@@ -20,7 +20,7 @@
       <w:r>
         <w:t xml:space="preserve">FlaiX Expert · dossier de développement · généré le 2026-10-19 depuis le dépôt </w:t>
       </w:r>
-      <w:hyperlink w:history="1" r:id="rIdzhv0fi38g_iodyihwdwlr">
+      <w:hyperlink w:history="1" r:id="rId8urqqu80zfrmqxak37hos">
         <w:r>
           <w:rPr>
             <w:rStyle w:val="Hyperlink"/>
@@ -795,7 +795,7 @@
           <w:numId w:val="3"/>
         </w:numPr>
       </w:pPr>
-      <w:hyperlink w:history="1" r:id="rIdu4gz7dlome9wzuhrirt5u">
+      <w:hyperlink w:history="1" r:id="rIdghiksdsyqspxjxjxed-n3">
         <w:r>
           <w:rPr>
             <w:rStyle w:val="Hyperlink"/>
@@ -815,7 +815,7 @@
           <w:numId w:val="3"/>
         </w:numPr>
       </w:pPr>
-      <w:hyperlink w:history="1" r:id="rIdjgorhoqoykj7anq_upijf">
+      <w:hyperlink w:history="1" r:id="rIda-ldf5gvhub7gy4u9br_n">
         <w:r>
           <w:rPr>
             <w:rStyle w:val="Hyperlink"/>
@@ -835,7 +835,7 @@
           <w:numId w:val="3"/>
         </w:numPr>
       </w:pPr>
-      <w:hyperlink w:history="1" r:id="rIdatar_jlzctrebb-lmaqsa">
+      <w:hyperlink w:history="1" r:id="rIdkn7b_8buvp2dpj4mxcubh">
         <w:r>
           <w:rPr>
             <w:rStyle w:val="Hyperlink"/>
@@ -883,7 +883,7 @@
       <w:r>
         <w:t xml:space="preserve"> — créé — </w:t>
       </w:r>
-      <w:hyperlink w:history="1" r:id="rId_lu0zztsunkn9tjivm4kh">
+      <w:hyperlink w:history="1" r:id="rIdkm3qn5zxb34hi_qvqjjfs">
         <w:r>
           <w:rPr>
             <w:rStyle w:val="Hyperlink"/>
@@ -920,7 +920,7 @@
       <w:r>
         <w:t xml:space="preserve"> — modifié — </w:t>
       </w:r>
-      <w:hyperlink w:history="1" r:id="rIdchjatppv9w2tkrsbf7wmd">
+      <w:hyperlink w:history="1" r:id="rIdhj-4bwwnane3krq9ig3ag">
         <w:r>
           <w:rPr>
             <w:rStyle w:val="Hyperlink"/>
@@ -949,7 +949,7 @@
       <w:r>
         <w:t xml:space="preserve"> — modifié — </w:t>
       </w:r>
-      <w:hyperlink w:history="1" r:id="rIdpoi4v7vz2ykptcrug9bxj">
+      <w:hyperlink w:history="1" r:id="rIdozzqqqydpv6tjs6nur145">
         <w:r>
           <w:rPr>
             <w:rStyle w:val="Hyperlink"/>
@@ -978,7 +978,7 @@
       <w:r>
         <w:t xml:space="preserve"> — créé — </w:t>
       </w:r>
-      <w:hyperlink w:history="1" r:id="rIdnyp6fgf5xsq7gidghyd-5">
+      <w:hyperlink w:history="1" r:id="rIdt5flqzok-smxx2yiq8pjv">
         <w:r>
           <w:rPr>
             <w:rStyle w:val="Hyperlink"/>
@@ -1007,7 +1007,7 @@
       <w:r>
         <w:t xml:space="preserve"> — créé — </w:t>
       </w:r>
-      <w:hyperlink w:history="1" r:id="rIdijt8evpflkpyiosg3vszt">
+      <w:hyperlink w:history="1" r:id="rIdds63dmi9hcm6a4_i_9cuh">
         <w:r>
           <w:rPr>
             <w:rStyle w:val="Hyperlink"/>
@@ -1044,7 +1044,7 @@
       <w:r>
         <w:t xml:space="preserve"> — modifié — </w:t>
       </w:r>
-      <w:hyperlink w:history="1" r:id="rIdq-blxcwqsxwya2zhahedc">
+      <w:hyperlink w:history="1" r:id="rIdd7ukmfoscqlsvdtvjcs-p">
         <w:r>
           <w:rPr>
             <w:rStyle w:val="Hyperlink"/>
@@ -1073,7 +1073,7 @@
       <w:r>
         <w:t xml:space="preserve"> — modifié — </w:t>
       </w:r>
-      <w:hyperlink w:history="1" r:id="rIdys1twfsqvgo-cs2x1n6gn">
+      <w:hyperlink w:history="1" r:id="rId_kb17rxk2ytcl0k_8lpoy">
         <w:r>
           <w:rPr>
             <w:rStyle w:val="Hyperlink"/>
@@ -1102,7 +1102,7 @@
       <w:r>
         <w:t xml:space="preserve"> — modifié — </w:t>
       </w:r>
-      <w:hyperlink w:history="1" r:id="rIdchoxdiqli8jbbwcd3igr8">
+      <w:hyperlink w:history="1" r:id="rIdk_-zx0uvhcro4bspp-bm8">
         <w:r>
           <w:rPr>
             <w:rStyle w:val="Hyperlink"/>
@@ -1131,7 +1131,7 @@
       <w:r>
         <w:t xml:space="preserve"> — créé — </w:t>
       </w:r>
-      <w:hyperlink w:history="1" r:id="rIdoens447_whsyimqahbupk">
+      <w:hyperlink w:history="1" r:id="rIdtn6nxqpqszixqtgkgrrkt">
         <w:r>
           <w:rPr>
             <w:rStyle w:val="Hyperlink"/>
@@ -1168,7 +1168,7 @@
       <w:r>
         <w:t xml:space="preserve"> — modifié — </w:t>
       </w:r>
-      <w:hyperlink w:history="1" r:id="rIdzlkaesw19tmkv2njvwikj">
+      <w:hyperlink w:history="1" r:id="rIdxsjt1d0oftwectyqwgucf">
         <w:r>
           <w:rPr>
             <w:rStyle w:val="Hyperlink"/>
@@ -1197,7 +1197,7 @@
       <w:r>
         <w:t xml:space="preserve"> — modifié — </w:t>
       </w:r>
-      <w:hyperlink w:history="1" r:id="rIdfl_snqozjtvopml0tybkt">
+      <w:hyperlink w:history="1" r:id="rIdysxqjffbkwh026yb1gnw0">
         <w:r>
           <w:rPr>
             <w:rStyle w:val="Hyperlink"/>
@@ -1226,7 +1226,7 @@
       <w:r>
         <w:t xml:space="preserve"> — modifié — </w:t>
       </w:r>
-      <w:hyperlink w:history="1" r:id="rIdhhwmw8haetowag6wglpbv">
+      <w:hyperlink w:history="1" r:id="rId5laf-l1dtb5rdtbawxd_l">
         <w:r>
           <w:rPr>
             <w:rStyle w:val="Hyperlink"/>
@@ -1255,7 +1255,7 @@
       <w:r>
         <w:t xml:space="preserve"> — créé — </w:t>
       </w:r>
-      <w:hyperlink w:history="1" r:id="rId7unn_w3mmetimx5y_iou-">
+      <w:hyperlink w:history="1" r:id="rIdybnxjsberxl-twls6cx5q">
         <w:r>
           <w:rPr>
             <w:rStyle w:val="Hyperlink"/>
@@ -1284,7 +1284,7 @@
       <w:r>
         <w:t xml:space="preserve"> — modifié — </w:t>
       </w:r>
-      <w:hyperlink w:history="1" r:id="rIdc4cgmyrpreue43iueytd6">
+      <w:hyperlink w:history="1" r:id="rIdgagt_a7umo_vtimt0itbn">
         <w:r>
           <w:rPr>
             <w:rStyle w:val="Hyperlink"/>
@@ -1321,7 +1321,7 @@
       <w:r>
         <w:t xml:space="preserve"> — modifié — </w:t>
       </w:r>
-      <w:hyperlink w:history="1" r:id="rIdrhxrdyer1w8gucmfnwfl_">
+      <w:hyperlink w:history="1" r:id="rIdmwdzm2ycvmxqykqzarasf">
         <w:r>
           <w:rPr>
             <w:rStyle w:val="Hyperlink"/>
@@ -1350,7 +1350,7 @@
       <w:r>
         <w:t xml:space="preserve"> — modifié — </w:t>
       </w:r>
-      <w:hyperlink w:history="1" r:id="rIdarnlrkx0sttg-puhmmzkp">
+      <w:hyperlink w:history="1" r:id="rIdeurp5fyxcyz0m3ur5kvab">
         <w:r>
           <w:rPr>
             <w:rStyle w:val="Hyperlink"/>
@@ -1379,7 +1379,7 @@
       <w:r>
         <w:t xml:space="preserve"> — modifié — </w:t>
       </w:r>
-      <w:hyperlink w:history="1" r:id="rIdwpym-d8aoea_jdjuak5kh">
+      <w:hyperlink w:history="1" r:id="rId1gawfirqemrf0zs0kafcj">
         <w:r>
           <w:rPr>
             <w:rStyle w:val="Hyperlink"/>
@@ -1408,7 +1408,7 @@
       <w:r>
         <w:t xml:space="preserve"> — créé — </w:t>
       </w:r>
-      <w:hyperlink w:history="1" r:id="rIdc_7fpth1falonnx00j6gj">
+      <w:hyperlink w:history="1" r:id="rId3ia50eser63mr0mif0tff">
         <w:r>
           <w:rPr>
             <w:rStyle w:val="Hyperlink"/>
@@ -1437,7 +1437,7 @@
       <w:r>
         <w:t xml:space="preserve"> — modifié — </w:t>
       </w:r>
-      <w:hyperlink w:history="1" r:id="rIdud3b47c5xe-ylkqhyxgud">
+      <w:hyperlink w:history="1" r:id="rIdy0yiuivzkgzioykj9opol">
         <w:r>
           <w:rPr>
             <w:rStyle w:val="Hyperlink"/>
@@ -1474,7 +1474,7 @@
       <w:r>
         <w:t xml:space="preserve"> — modifié — </w:t>
       </w:r>
-      <w:hyperlink w:history="1" r:id="rIdwatnzbv431t94hajdycad">
+      <w:hyperlink w:history="1" r:id="rId3dshistooyc2inb1jwucj">
         <w:r>
           <w:rPr>
             <w:rStyle w:val="Hyperlink"/>
@@ -1503,7 +1503,7 @@
       <w:r>
         <w:t xml:space="preserve"> — modifié — </w:t>
       </w:r>
-      <w:hyperlink w:history="1" r:id="rId6besr7p7fga6hffulrkve">
+      <w:hyperlink w:history="1" r:id="rIdofehcrl8k6lfdkcxijodf">
         <w:r>
           <w:rPr>
             <w:rStyle w:val="Hyperlink"/>
@@ -1532,7 +1532,7 @@
       <w:r>
         <w:t xml:space="preserve"> — modifié — </w:t>
       </w:r>
-      <w:hyperlink w:history="1" r:id="rIdsaxgsoii-ou2kk_qjykmm">
+      <w:hyperlink w:history="1" r:id="rId22sarg7fjsyssfw4eopy5">
         <w:r>
           <w:rPr>
             <w:rStyle w:val="Hyperlink"/>

--- a/docs/developpement/phases/word/PHASE_10_STOCK_RESERVE_LIVRAISONS_AU_CUMP_MISE_EN_PLACE_COMPTAGE.docx
+++ b/docs/developpement/phases/word/PHASE_10_STOCK_RESERVE_LIVRAISONS_AU_CUMP_MISE_EN_PLACE_COMPTAGE.docx
@@ -20,7 +20,7 @@
       <w:r>
         <w:t xml:space="preserve">FlaiX Expert · dossier de développement · généré le 2026-10-19 depuis le dépôt </w:t>
       </w:r>
-      <w:hyperlink w:history="1" r:id="rId8urqqu80zfrmqxak37hos">
+      <w:hyperlink w:history="1" r:id="rIdh_mvcdaetvo2d7fiy2k5u">
         <w:r>
           <w:rPr>
             <w:rStyle w:val="Hyperlink"/>
@@ -795,7 +795,7 @@
           <w:numId w:val="3"/>
         </w:numPr>
       </w:pPr>
-      <w:hyperlink w:history="1" r:id="rIdghiksdsyqspxjxjxed-n3">
+      <w:hyperlink w:history="1" r:id="rIdlijsxtfe3okmrxwaijrke">
         <w:r>
           <w:rPr>
             <w:rStyle w:val="Hyperlink"/>
@@ -815,7 +815,7 @@
           <w:numId w:val="3"/>
         </w:numPr>
       </w:pPr>
-      <w:hyperlink w:history="1" r:id="rIda-ldf5gvhub7gy4u9br_n">
+      <w:hyperlink w:history="1" r:id="rIdhgtluzt5o3th8w07kewcg">
         <w:r>
           <w:rPr>
             <w:rStyle w:val="Hyperlink"/>
@@ -835,7 +835,7 @@
           <w:numId w:val="3"/>
         </w:numPr>
       </w:pPr>
-      <w:hyperlink w:history="1" r:id="rIdkn7b_8buvp2dpj4mxcubh">
+      <w:hyperlink w:history="1" r:id="rIdmvuzeurfffr-xnhcregew">
         <w:r>
           <w:rPr>
             <w:rStyle w:val="Hyperlink"/>
@@ -883,7 +883,7 @@
       <w:r>
         <w:t xml:space="preserve"> — créé — </w:t>
       </w:r>
-      <w:hyperlink w:history="1" r:id="rIdkm3qn5zxb34hi_qvqjjfs">
+      <w:hyperlink w:history="1" r:id="rIdy_nlgrixw6iexkkgn_h1z">
         <w:r>
           <w:rPr>
             <w:rStyle w:val="Hyperlink"/>
@@ -920,7 +920,7 @@
       <w:r>
         <w:t xml:space="preserve"> — modifié — </w:t>
       </w:r>
-      <w:hyperlink w:history="1" r:id="rIdhj-4bwwnane3krq9ig3ag">
+      <w:hyperlink w:history="1" r:id="rId8torqspbvkpguxuxoj0c2">
         <w:r>
           <w:rPr>
             <w:rStyle w:val="Hyperlink"/>
@@ -949,7 +949,7 @@
       <w:r>
         <w:t xml:space="preserve"> — modifié — </w:t>
       </w:r>
-      <w:hyperlink w:history="1" r:id="rIdozzqqqydpv6tjs6nur145">
+      <w:hyperlink w:history="1" r:id="rId0vwho2zr6n7mbjhvktpjn">
         <w:r>
           <w:rPr>
             <w:rStyle w:val="Hyperlink"/>
@@ -978,7 +978,7 @@
       <w:r>
         <w:t xml:space="preserve"> — créé — </w:t>
       </w:r>
-      <w:hyperlink w:history="1" r:id="rIdt5flqzok-smxx2yiq8pjv">
+      <w:hyperlink w:history="1" r:id="rIdoiquyuozzg_fj5z3mzw1h">
         <w:r>
           <w:rPr>
             <w:rStyle w:val="Hyperlink"/>
@@ -1007,7 +1007,7 @@
       <w:r>
         <w:t xml:space="preserve"> — créé — </w:t>
       </w:r>
-      <w:hyperlink w:history="1" r:id="rIdds63dmi9hcm6a4_i_9cuh">
+      <w:hyperlink w:history="1" r:id="rIdxrc2x5r2i0nogpetolsvn">
         <w:r>
           <w:rPr>
             <w:rStyle w:val="Hyperlink"/>
@@ -1044,7 +1044,7 @@
       <w:r>
         <w:t xml:space="preserve"> — modifié — </w:t>
       </w:r>
-      <w:hyperlink w:history="1" r:id="rIdd7ukmfoscqlsvdtvjcs-p">
+      <w:hyperlink w:history="1" r:id="rId3rbqgsuqdb34doq8dkfw5">
         <w:r>
           <w:rPr>
             <w:rStyle w:val="Hyperlink"/>
@@ -1073,7 +1073,7 @@
       <w:r>
         <w:t xml:space="preserve"> — modifié — </w:t>
       </w:r>
-      <w:hyperlink w:history="1" r:id="rId_kb17rxk2ytcl0k_8lpoy">
+      <w:hyperlink w:history="1" r:id="rIdthzuxhiuu0khsjgka7v4w">
         <w:r>
           <w:rPr>
             <w:rStyle w:val="Hyperlink"/>
@@ -1102,7 +1102,7 @@
       <w:r>
         <w:t xml:space="preserve"> — modifié — </w:t>
       </w:r>
-      <w:hyperlink w:history="1" r:id="rIdk_-zx0uvhcro4bspp-bm8">
+      <w:hyperlink w:history="1" r:id="rIdk6xmw7vxi5ajyppwzbkqj">
         <w:r>
           <w:rPr>
             <w:rStyle w:val="Hyperlink"/>
@@ -1131,7 +1131,7 @@
       <w:r>
         <w:t xml:space="preserve"> — créé — </w:t>
       </w:r>
-      <w:hyperlink w:history="1" r:id="rIdtn6nxqpqszixqtgkgrrkt">
+      <w:hyperlink w:history="1" r:id="rId0ihuwjkwbgibw2tvqauzi">
         <w:r>
           <w:rPr>
             <w:rStyle w:val="Hyperlink"/>
@@ -1168,7 +1168,7 @@
       <w:r>
         <w:t xml:space="preserve"> — modifié — </w:t>
       </w:r>
-      <w:hyperlink w:history="1" r:id="rIdxsjt1d0oftwectyqwgucf">
+      <w:hyperlink w:history="1" r:id="rIdgopybddwmqcrqsm5ofeqo">
         <w:r>
           <w:rPr>
             <w:rStyle w:val="Hyperlink"/>
@@ -1197,7 +1197,7 @@
       <w:r>
         <w:t xml:space="preserve"> — modifié — </w:t>
       </w:r>
-      <w:hyperlink w:history="1" r:id="rIdysxqjffbkwh026yb1gnw0">
+      <w:hyperlink w:history="1" r:id="rIdg86n30of_dmsbdtamzkxb">
         <w:r>
           <w:rPr>
             <w:rStyle w:val="Hyperlink"/>
@@ -1226,7 +1226,7 @@
       <w:r>
         <w:t xml:space="preserve"> — modifié — </w:t>
       </w:r>
-      <w:hyperlink w:history="1" r:id="rId5laf-l1dtb5rdtbawxd_l">
+      <w:hyperlink w:history="1" r:id="rIdbnfhkicvn3o3iczd8_ivy">
         <w:r>
           <w:rPr>
             <w:rStyle w:val="Hyperlink"/>
@@ -1255,7 +1255,7 @@
       <w:r>
         <w:t xml:space="preserve"> — créé — </w:t>
       </w:r>
-      <w:hyperlink w:history="1" r:id="rIdybnxjsberxl-twls6cx5q">
+      <w:hyperlink w:history="1" r:id="rIdkbxyz1y7-7pjsweuf8yt_">
         <w:r>
           <w:rPr>
             <w:rStyle w:val="Hyperlink"/>
@@ -1284,7 +1284,7 @@
       <w:r>
         <w:t xml:space="preserve"> — modifié — </w:t>
       </w:r>
-      <w:hyperlink w:history="1" r:id="rIdgagt_a7umo_vtimt0itbn">
+      <w:hyperlink w:history="1" r:id="rId3qwpy6ciql1uk8y4vmwo3">
         <w:r>
           <w:rPr>
             <w:rStyle w:val="Hyperlink"/>
@@ -1321,7 +1321,7 @@
       <w:r>
         <w:t xml:space="preserve"> — modifié — </w:t>
       </w:r>
-      <w:hyperlink w:history="1" r:id="rIdmwdzm2ycvmxqykqzarasf">
+      <w:hyperlink w:history="1" r:id="rIdm6faosnz8v16yore4qodm">
         <w:r>
           <w:rPr>
             <w:rStyle w:val="Hyperlink"/>
@@ -1350,7 +1350,7 @@
       <w:r>
         <w:t xml:space="preserve"> — modifié — </w:t>
       </w:r>
-      <w:hyperlink w:history="1" r:id="rIdeurp5fyxcyz0m3ur5kvab">
+      <w:hyperlink w:history="1" r:id="rIdkpbkc3e38ogg90kfvt8ma">
         <w:r>
           <w:rPr>
             <w:rStyle w:val="Hyperlink"/>
@@ -1379,7 +1379,7 @@
       <w:r>
         <w:t xml:space="preserve"> — modifié — </w:t>
       </w:r>
-      <w:hyperlink w:history="1" r:id="rId1gawfirqemrf0zs0kafcj">
+      <w:hyperlink w:history="1" r:id="rId9rrxzigvunmh5hiyvo4yr">
         <w:r>
           <w:rPr>
             <w:rStyle w:val="Hyperlink"/>
@@ -1408,7 +1408,7 @@
       <w:r>
         <w:t xml:space="preserve"> — créé — </w:t>
       </w:r>
-      <w:hyperlink w:history="1" r:id="rId3ia50eser63mr0mif0tff">
+      <w:hyperlink w:history="1" r:id="rIdv1x3htbf9an3a3_ibb8ha">
         <w:r>
           <w:rPr>
             <w:rStyle w:val="Hyperlink"/>
@@ -1437,7 +1437,7 @@
       <w:r>
         <w:t xml:space="preserve"> — modifié — </w:t>
       </w:r>
-      <w:hyperlink w:history="1" r:id="rIdy0yiuivzkgzioykj9opol">
+      <w:hyperlink w:history="1" r:id="rIdyccmkmxblaeuvokwfafhe">
         <w:r>
           <w:rPr>
             <w:rStyle w:val="Hyperlink"/>
@@ -1474,7 +1474,7 @@
       <w:r>
         <w:t xml:space="preserve"> — modifié — </w:t>
       </w:r>
-      <w:hyperlink w:history="1" r:id="rId3dshistooyc2inb1jwucj">
+      <w:hyperlink w:history="1" r:id="rIdbeavswa4uq3ei5bgmssfk">
         <w:r>
           <w:rPr>
             <w:rStyle w:val="Hyperlink"/>
@@ -1503,7 +1503,7 @@
       <w:r>
         <w:t xml:space="preserve"> — modifié — </w:t>
       </w:r>
-      <w:hyperlink w:history="1" r:id="rIdofehcrl8k6lfdkcxijodf">
+      <w:hyperlink w:history="1" r:id="rIdbl4a-jmgby7l7jcivb2t7">
         <w:r>
           <w:rPr>
             <w:rStyle w:val="Hyperlink"/>
@@ -1532,7 +1532,7 @@
       <w:r>
         <w:t xml:space="preserve"> — modifié — </w:t>
       </w:r>
-      <w:hyperlink w:history="1" r:id="rId22sarg7fjsyssfw4eopy5">
+      <w:hyperlink w:history="1" r:id="rIdx3zf4t2pzf0chqktnnyx3">
         <w:r>
           <w:rPr>
             <w:rStyle w:val="Hyperlink"/>

--- a/docs/developpement/phases/word/PHASE_10_STOCK_RESERVE_LIVRAISONS_AU_CUMP_MISE_EN_PLACE_COMPTAGE.docx
+++ b/docs/developpement/phases/word/PHASE_10_STOCK_RESERVE_LIVRAISONS_AU_CUMP_MISE_EN_PLACE_COMPTAGE.docx
@@ -20,7 +20,7 @@
       <w:r>
         <w:t xml:space="preserve">FlaiX Expert · dossier de développement · généré le 2026-10-19 depuis le dépôt </w:t>
       </w:r>
-      <w:hyperlink w:history="1" r:id="rIdh_mvcdaetvo2d7fiy2k5u">
+      <w:hyperlink w:history="1" r:id="rIdgiyqebgwyaxygxgpykd_z">
         <w:r>
           <w:rPr>
             <w:rStyle w:val="Hyperlink"/>
@@ -795,7 +795,7 @@
           <w:numId w:val="3"/>
         </w:numPr>
       </w:pPr>
-      <w:hyperlink w:history="1" r:id="rIdlijsxtfe3okmrxwaijrke">
+      <w:hyperlink w:history="1" r:id="rId68o10ee8q8zvf9nf8pmpd">
         <w:r>
           <w:rPr>
             <w:rStyle w:val="Hyperlink"/>
@@ -815,7 +815,7 @@
           <w:numId w:val="3"/>
         </w:numPr>
       </w:pPr>
-      <w:hyperlink w:history="1" r:id="rIdhgtluzt5o3th8w07kewcg">
+      <w:hyperlink w:history="1" r:id="rIdjusvu8cydqurmbnbnmnah">
         <w:r>
           <w:rPr>
             <w:rStyle w:val="Hyperlink"/>
@@ -835,7 +835,7 @@
           <w:numId w:val="3"/>
         </w:numPr>
       </w:pPr>
-      <w:hyperlink w:history="1" r:id="rIdmvuzeurfffr-xnhcregew">
+      <w:hyperlink w:history="1" r:id="rIds1gs0afio6gj4ffcvtjgt">
         <w:r>
           <w:rPr>
             <w:rStyle w:val="Hyperlink"/>
@@ -883,7 +883,7 @@
       <w:r>
         <w:t xml:space="preserve"> — créé — </w:t>
       </w:r>
-      <w:hyperlink w:history="1" r:id="rIdy_nlgrixw6iexkkgn_h1z">
+      <w:hyperlink w:history="1" r:id="rId2dcrljjjxfrwck3rng3-w">
         <w:r>
           <w:rPr>
             <w:rStyle w:val="Hyperlink"/>
@@ -920,7 +920,7 @@
       <w:r>
         <w:t xml:space="preserve"> — modifié — </w:t>
       </w:r>
-      <w:hyperlink w:history="1" r:id="rId8torqspbvkpguxuxoj0c2">
+      <w:hyperlink w:history="1" r:id="rIdq_onz3rxyxf0iytqvrktf">
         <w:r>
           <w:rPr>
             <w:rStyle w:val="Hyperlink"/>
@@ -949,7 +949,7 @@
       <w:r>
         <w:t xml:space="preserve"> — modifié — </w:t>
       </w:r>
-      <w:hyperlink w:history="1" r:id="rId0vwho2zr6n7mbjhvktpjn">
+      <w:hyperlink w:history="1" r:id="rId5c44zxenhznwnc_drp4my">
         <w:r>
           <w:rPr>
             <w:rStyle w:val="Hyperlink"/>
@@ -978,7 +978,7 @@
       <w:r>
         <w:t xml:space="preserve"> — créé — </w:t>
       </w:r>
-      <w:hyperlink w:history="1" r:id="rIdoiquyuozzg_fj5z3mzw1h">
+      <w:hyperlink w:history="1" r:id="rIdgaholqxtkyp8w0qpodgol">
         <w:r>
           <w:rPr>
             <w:rStyle w:val="Hyperlink"/>
@@ -1007,7 +1007,7 @@
       <w:r>
         <w:t xml:space="preserve"> — créé — </w:t>
       </w:r>
-      <w:hyperlink w:history="1" r:id="rIdxrc2x5r2i0nogpetolsvn">
+      <w:hyperlink w:history="1" r:id="rIdyfia1valnuhgglvmmt5fn">
         <w:r>
           <w:rPr>
             <w:rStyle w:val="Hyperlink"/>
@@ -1044,7 +1044,7 @@
       <w:r>
         <w:t xml:space="preserve"> — modifié — </w:t>
       </w:r>
-      <w:hyperlink w:history="1" r:id="rId3rbqgsuqdb34doq8dkfw5">
+      <w:hyperlink w:history="1" r:id="rIdvg3iur8m34eeanutab6xy">
         <w:r>
           <w:rPr>
             <w:rStyle w:val="Hyperlink"/>
@@ -1073,7 +1073,7 @@
       <w:r>
         <w:t xml:space="preserve"> — modifié — </w:t>
       </w:r>
-      <w:hyperlink w:history="1" r:id="rIdthzuxhiuu0khsjgka7v4w">
+      <w:hyperlink w:history="1" r:id="rId450wn8jamjwfwu3weygy6">
         <w:r>
           <w:rPr>
             <w:rStyle w:val="Hyperlink"/>
@@ -1102,7 +1102,7 @@
       <w:r>
         <w:t xml:space="preserve"> — modifié — </w:t>
       </w:r>
-      <w:hyperlink w:history="1" r:id="rIdk6xmw7vxi5ajyppwzbkqj">
+      <w:hyperlink w:history="1" r:id="rIdqnki8qyn5fcq7hwxtukrt">
         <w:r>
           <w:rPr>
             <w:rStyle w:val="Hyperlink"/>
@@ -1131,7 +1131,7 @@
       <w:r>
         <w:t xml:space="preserve"> — créé — </w:t>
       </w:r>
-      <w:hyperlink w:history="1" r:id="rId0ihuwjkwbgibw2tvqauzi">
+      <w:hyperlink w:history="1" r:id="rIdemmz5vjjrmmbad2snywsd">
         <w:r>
           <w:rPr>
             <w:rStyle w:val="Hyperlink"/>
@@ -1168,7 +1168,7 @@
       <w:r>
         <w:t xml:space="preserve"> — modifié — </w:t>
       </w:r>
-      <w:hyperlink w:history="1" r:id="rIdgopybddwmqcrqsm5ofeqo">
+      <w:hyperlink w:history="1" r:id="rIdgmdnplg9gqdax6w0h7kek">
         <w:r>
           <w:rPr>
             <w:rStyle w:val="Hyperlink"/>
@@ -1197,7 +1197,7 @@
       <w:r>
         <w:t xml:space="preserve"> — modifié — </w:t>
       </w:r>
-      <w:hyperlink w:history="1" r:id="rIdg86n30of_dmsbdtamzkxb">
+      <w:hyperlink w:history="1" r:id="rIddk7o8w7iermnfvu-ihabb">
         <w:r>
           <w:rPr>
             <w:rStyle w:val="Hyperlink"/>
@@ -1226,7 +1226,7 @@
       <w:r>
         <w:t xml:space="preserve"> — modifié — </w:t>
       </w:r>
-      <w:hyperlink w:history="1" r:id="rIdbnfhkicvn3o3iczd8_ivy">
+      <w:hyperlink w:history="1" r:id="rIdogiidlobxsvbgzbei7vav">
         <w:r>
           <w:rPr>
             <w:rStyle w:val="Hyperlink"/>
@@ -1255,7 +1255,7 @@
       <w:r>
         <w:t xml:space="preserve"> — créé — </w:t>
       </w:r>
-      <w:hyperlink w:history="1" r:id="rIdkbxyz1y7-7pjsweuf8yt_">
+      <w:hyperlink w:history="1" r:id="rIdssy1kbth9ywxhewggbcyi">
         <w:r>
           <w:rPr>
             <w:rStyle w:val="Hyperlink"/>
@@ -1284,7 +1284,7 @@
       <w:r>
         <w:t xml:space="preserve"> — modifié — </w:t>
       </w:r>
-      <w:hyperlink w:history="1" r:id="rId3qwpy6ciql1uk8y4vmwo3">
+      <w:hyperlink w:history="1" r:id="rIdb1scbiz8-roufgt53n7rr">
         <w:r>
           <w:rPr>
             <w:rStyle w:val="Hyperlink"/>
@@ -1321,7 +1321,7 @@
       <w:r>
         <w:t xml:space="preserve"> — modifié — </w:t>
       </w:r>
-      <w:hyperlink w:history="1" r:id="rIdm6faosnz8v16yore4qodm">
+      <w:hyperlink w:history="1" r:id="rId9yj9oyptxlnckxywubyfp">
         <w:r>
           <w:rPr>
             <w:rStyle w:val="Hyperlink"/>
@@ -1350,7 +1350,7 @@
       <w:r>
         <w:t xml:space="preserve"> — modifié — </w:t>
       </w:r>
-      <w:hyperlink w:history="1" r:id="rIdkpbkc3e38ogg90kfvt8ma">
+      <w:hyperlink w:history="1" r:id="rIdezrozj0pecju3nfmy7jhm">
         <w:r>
           <w:rPr>
             <w:rStyle w:val="Hyperlink"/>
@@ -1379,7 +1379,7 @@
       <w:r>
         <w:t xml:space="preserve"> — modifié — </w:t>
       </w:r>
-      <w:hyperlink w:history="1" r:id="rId9rrxzigvunmh5hiyvo4yr">
+      <w:hyperlink w:history="1" r:id="rIdfkbk3kqzkvfydznw1jfqq">
         <w:r>
           <w:rPr>
             <w:rStyle w:val="Hyperlink"/>
@@ -1408,7 +1408,7 @@
       <w:r>
         <w:t xml:space="preserve"> — créé — </w:t>
       </w:r>
-      <w:hyperlink w:history="1" r:id="rIdv1x3htbf9an3a3_ibb8ha">
+      <w:hyperlink w:history="1" r:id="rIdj1brhtsomkigri-0p3hei">
         <w:r>
           <w:rPr>
             <w:rStyle w:val="Hyperlink"/>
@@ -1437,7 +1437,7 @@
       <w:r>
         <w:t xml:space="preserve"> — modifié — </w:t>
       </w:r>
-      <w:hyperlink w:history="1" r:id="rIdyccmkmxblaeuvokwfafhe">
+      <w:hyperlink w:history="1" r:id="rIda2yqdn7w-gtwf-fm5u_my">
         <w:r>
           <w:rPr>
             <w:rStyle w:val="Hyperlink"/>
@@ -1474,7 +1474,7 @@
       <w:r>
         <w:t xml:space="preserve"> — modifié — </w:t>
       </w:r>
-      <w:hyperlink w:history="1" r:id="rIdbeavswa4uq3ei5bgmssfk">
+      <w:hyperlink w:history="1" r:id="rIdlwbz37pgmyequg2bjl_pm">
         <w:r>
           <w:rPr>
             <w:rStyle w:val="Hyperlink"/>
@@ -1503,7 +1503,7 @@
       <w:r>
         <w:t xml:space="preserve"> — modifié — </w:t>
       </w:r>
-      <w:hyperlink w:history="1" r:id="rIdbl4a-jmgby7l7jcivb2t7">
+      <w:hyperlink w:history="1" r:id="rId7fceibselkufd2atfw2gh">
         <w:r>
           <w:rPr>
             <w:rStyle w:val="Hyperlink"/>
@@ -1532,7 +1532,7 @@
       <w:r>
         <w:t xml:space="preserve"> — modifié — </w:t>
       </w:r>
-      <w:hyperlink w:history="1" r:id="rIdx3zf4t2pzf0chqktnnyx3">
+      <w:hyperlink w:history="1" r:id="rIds5nrr5kwvmjzplzogpsa7">
         <w:r>
           <w:rPr>
             <w:rStyle w:val="Hyperlink"/>

--- a/docs/developpement/phases/word/PHASE_10_STOCK_RESERVE_LIVRAISONS_AU_CUMP_MISE_EN_PLACE_COMPTAGE.docx
+++ b/docs/developpement/phases/word/PHASE_10_STOCK_RESERVE_LIVRAISONS_AU_CUMP_MISE_EN_PLACE_COMPTAGE.docx
@@ -20,7 +20,7 @@
       <w:r>
         <w:t xml:space="preserve">FlaiX Expert · dossier de développement · généré le 2026-10-19 depuis le dépôt </w:t>
       </w:r>
-      <w:hyperlink w:history="1" r:id="rIdgiyqebgwyaxygxgpykd_z">
+      <w:hyperlink w:history="1" r:id="rIdpe6e2aw_arigfsgjka4pc">
         <w:r>
           <w:rPr>
             <w:rStyle w:val="Hyperlink"/>
@@ -795,7 +795,7 @@
           <w:numId w:val="3"/>
         </w:numPr>
       </w:pPr>
-      <w:hyperlink w:history="1" r:id="rId68o10ee8q8zvf9nf8pmpd">
+      <w:hyperlink w:history="1" r:id="rIdl2xgfr4ykgyxbf9ljm3vr">
         <w:r>
           <w:rPr>
             <w:rStyle w:val="Hyperlink"/>
@@ -815,7 +815,7 @@
           <w:numId w:val="3"/>
         </w:numPr>
       </w:pPr>
-      <w:hyperlink w:history="1" r:id="rIdjusvu8cydqurmbnbnmnah">
+      <w:hyperlink w:history="1" r:id="rIdxogdvusyrcpcvbharnhbl">
         <w:r>
           <w:rPr>
             <w:rStyle w:val="Hyperlink"/>
@@ -835,7 +835,7 @@
           <w:numId w:val="3"/>
         </w:numPr>
       </w:pPr>
-      <w:hyperlink w:history="1" r:id="rIds1gs0afio6gj4ffcvtjgt">
+      <w:hyperlink w:history="1" r:id="rIdzrilcho8vkls3uvkvqbvw">
         <w:r>
           <w:rPr>
             <w:rStyle w:val="Hyperlink"/>
@@ -883,7 +883,7 @@
       <w:r>
         <w:t xml:space="preserve"> — créé — </w:t>
       </w:r>
-      <w:hyperlink w:history="1" r:id="rId2dcrljjjxfrwck3rng3-w">
+      <w:hyperlink w:history="1" r:id="rIdgkqbd39efmg3f38dqkidu">
         <w:r>
           <w:rPr>
             <w:rStyle w:val="Hyperlink"/>
@@ -920,7 +920,7 @@
       <w:r>
         <w:t xml:space="preserve"> — modifié — </w:t>
       </w:r>
-      <w:hyperlink w:history="1" r:id="rIdq_onz3rxyxf0iytqvrktf">
+      <w:hyperlink w:history="1" r:id="rIdfapwrzytkasog88tcphq2">
         <w:r>
           <w:rPr>
             <w:rStyle w:val="Hyperlink"/>
@@ -949,7 +949,7 @@
       <w:r>
         <w:t xml:space="preserve"> — modifié — </w:t>
       </w:r>
-      <w:hyperlink w:history="1" r:id="rId5c44zxenhznwnc_drp4my">
+      <w:hyperlink w:history="1" r:id="rIdrbjfq6m5lgutmhnwm597m">
         <w:r>
           <w:rPr>
             <w:rStyle w:val="Hyperlink"/>
@@ -978,7 +978,7 @@
       <w:r>
         <w:t xml:space="preserve"> — créé — </w:t>
       </w:r>
-      <w:hyperlink w:history="1" r:id="rIdgaholqxtkyp8w0qpodgol">
+      <w:hyperlink w:history="1" r:id="rIdun6pwgexzriweuookjsge">
         <w:r>
           <w:rPr>
             <w:rStyle w:val="Hyperlink"/>
@@ -1007,7 +1007,7 @@
       <w:r>
         <w:t xml:space="preserve"> — créé — </w:t>
       </w:r>
-      <w:hyperlink w:history="1" r:id="rIdyfia1valnuhgglvmmt5fn">
+      <w:hyperlink w:history="1" r:id="rIdiizcij_soin6opnvhtd8q">
         <w:r>
           <w:rPr>
             <w:rStyle w:val="Hyperlink"/>
@@ -1044,7 +1044,7 @@
       <w:r>
         <w:t xml:space="preserve"> — modifié — </w:t>
       </w:r>
-      <w:hyperlink w:history="1" r:id="rIdvg3iur8m34eeanutab6xy">
+      <w:hyperlink w:history="1" r:id="rId8vuwprntmblmwaa_plks5">
         <w:r>
           <w:rPr>
             <w:rStyle w:val="Hyperlink"/>
@@ -1073,7 +1073,7 @@
       <w:r>
         <w:t xml:space="preserve"> — modifié — </w:t>
       </w:r>
-      <w:hyperlink w:history="1" r:id="rId450wn8jamjwfwu3weygy6">
+      <w:hyperlink w:history="1" r:id="rIdvpaxyh0qc9wihfotxjahb">
         <w:r>
           <w:rPr>
             <w:rStyle w:val="Hyperlink"/>
@@ -1102,7 +1102,7 @@
       <w:r>
         <w:t xml:space="preserve"> — modifié — </w:t>
       </w:r>
-      <w:hyperlink w:history="1" r:id="rIdqnki8qyn5fcq7hwxtukrt">
+      <w:hyperlink w:history="1" r:id="rIdfls3_hjdlcdc-zikdfmlv">
         <w:r>
           <w:rPr>
             <w:rStyle w:val="Hyperlink"/>
@@ -1131,7 +1131,7 @@
       <w:r>
         <w:t xml:space="preserve"> — créé — </w:t>
       </w:r>
-      <w:hyperlink w:history="1" r:id="rIdemmz5vjjrmmbad2snywsd">
+      <w:hyperlink w:history="1" r:id="rIdimymoizepwmmfxgd91v3l">
         <w:r>
           <w:rPr>
             <w:rStyle w:val="Hyperlink"/>
@@ -1168,7 +1168,7 @@
       <w:r>
         <w:t xml:space="preserve"> — modifié — </w:t>
       </w:r>
-      <w:hyperlink w:history="1" r:id="rIdgmdnplg9gqdax6w0h7kek">
+      <w:hyperlink w:history="1" r:id="rId3sawu8pnmhw83sy00yver">
         <w:r>
           <w:rPr>
             <w:rStyle w:val="Hyperlink"/>
@@ -1197,7 +1197,7 @@
       <w:r>
         <w:t xml:space="preserve"> — modifié — </w:t>
       </w:r>
-      <w:hyperlink w:history="1" r:id="rIddk7o8w7iermnfvu-ihabb">
+      <w:hyperlink w:history="1" r:id="rIdnjkb0ucf1glr2lmkd9avn">
         <w:r>
           <w:rPr>
             <w:rStyle w:val="Hyperlink"/>
@@ -1226,7 +1226,7 @@
       <w:r>
         <w:t xml:space="preserve"> — modifié — </w:t>
       </w:r>
-      <w:hyperlink w:history="1" r:id="rIdogiidlobxsvbgzbei7vav">
+      <w:hyperlink w:history="1" r:id="rIdxczygob7cfspujf9vud2m">
         <w:r>
           <w:rPr>
             <w:rStyle w:val="Hyperlink"/>
@@ -1255,7 +1255,7 @@
       <w:r>
         <w:t xml:space="preserve"> — créé — </w:t>
       </w:r>
-      <w:hyperlink w:history="1" r:id="rIdssy1kbth9ywxhewggbcyi">
+      <w:hyperlink w:history="1" r:id="rId54xvka-sxvenwg4r3dj83">
         <w:r>
           <w:rPr>
             <w:rStyle w:val="Hyperlink"/>
@@ -1284,7 +1284,7 @@
       <w:r>
         <w:t xml:space="preserve"> — modifié — </w:t>
       </w:r>
-      <w:hyperlink w:history="1" r:id="rIdb1scbiz8-roufgt53n7rr">
+      <w:hyperlink w:history="1" r:id="rIdjclc3sx_develdcxkxvoe">
         <w:r>
           <w:rPr>
             <w:rStyle w:val="Hyperlink"/>
@@ -1321,7 +1321,7 @@
       <w:r>
         <w:t xml:space="preserve"> — modifié — </w:t>
       </w:r>
-      <w:hyperlink w:history="1" r:id="rId9yj9oyptxlnckxywubyfp">
+      <w:hyperlink w:history="1" r:id="rIdamdyf8rgckfca3spiigwq">
         <w:r>
           <w:rPr>
             <w:rStyle w:val="Hyperlink"/>
@@ -1350,7 +1350,7 @@
       <w:r>
         <w:t xml:space="preserve"> — modifié — </w:t>
       </w:r>
-      <w:hyperlink w:history="1" r:id="rIdezrozj0pecju3nfmy7jhm">
+      <w:hyperlink w:history="1" r:id="rIdwybby604e7jqljphofigo">
         <w:r>
           <w:rPr>
             <w:rStyle w:val="Hyperlink"/>
@@ -1379,7 +1379,7 @@
       <w:r>
         <w:t xml:space="preserve"> — modifié — </w:t>
       </w:r>
-      <w:hyperlink w:history="1" r:id="rIdfkbk3kqzkvfydznw1jfqq">
+      <w:hyperlink w:history="1" r:id="rIdrfuuzx0l68nwi-5gr0ttn">
         <w:r>
           <w:rPr>
             <w:rStyle w:val="Hyperlink"/>
@@ -1408,7 +1408,7 @@
       <w:r>
         <w:t xml:space="preserve"> — créé — </w:t>
       </w:r>
-      <w:hyperlink w:history="1" r:id="rIdj1brhtsomkigri-0p3hei">
+      <w:hyperlink w:history="1" r:id="rId1jo5a1yoeytazmu6y6vj0">
         <w:r>
           <w:rPr>
             <w:rStyle w:val="Hyperlink"/>
@@ -1437,7 +1437,7 @@
       <w:r>
         <w:t xml:space="preserve"> — modifié — </w:t>
       </w:r>
-      <w:hyperlink w:history="1" r:id="rIda2yqdn7w-gtwf-fm5u_my">
+      <w:hyperlink w:history="1" r:id="rIdjrim1siat1wrkmaacq41b">
         <w:r>
           <w:rPr>
             <w:rStyle w:val="Hyperlink"/>
@@ -1474,7 +1474,7 @@
       <w:r>
         <w:t xml:space="preserve"> — modifié — </w:t>
       </w:r>
-      <w:hyperlink w:history="1" r:id="rIdlwbz37pgmyequg2bjl_pm">
+      <w:hyperlink w:history="1" r:id="rId7unp6u3xbvsd6q6lxp7tl">
         <w:r>
           <w:rPr>
             <w:rStyle w:val="Hyperlink"/>
@@ -1503,7 +1503,7 @@
       <w:r>
         <w:t xml:space="preserve"> — modifié — </w:t>
       </w:r>
-      <w:hyperlink w:history="1" r:id="rId7fceibselkufd2atfw2gh">
+      <w:hyperlink w:history="1" r:id="rIdtnhzdscl-3fgiqrr9dgjy">
         <w:r>
           <w:rPr>
             <w:rStyle w:val="Hyperlink"/>
@@ -1532,7 +1532,7 @@
       <w:r>
         <w:t xml:space="preserve"> — modifié — </w:t>
       </w:r>
-      <w:hyperlink w:history="1" r:id="rIds5nrr5kwvmjzplzogpsa7">
+      <w:hyperlink w:history="1" r:id="rIdxppw1bbyp6p_38rdz91m7">
         <w:r>
           <w:rPr>
             <w:rStyle w:val="Hyperlink"/>

--- a/docs/developpement/phases/word/PHASE_10_STOCK_RESERVE_LIVRAISONS_AU_CUMP_MISE_EN_PLACE_COMPTAGE.docx
+++ b/docs/developpement/phases/word/PHASE_10_STOCK_RESERVE_LIVRAISONS_AU_CUMP_MISE_EN_PLACE_COMPTAGE.docx
@@ -18,9 +18,9 @@
         <w:shd w:fill="F6F3FF" w:color="auto" w:val="clear"/>
       </w:pPr>
       <w:r>
-        <w:t xml:space="preserve">FlaiX Expert · dossier de développement · généré le 2026-10-19 depuis le dépôt </w:t>
-      </w:r>
-      <w:hyperlink w:history="1" r:id="rIdpe6e2aw_arigfsgjka4pc">
+        <w:t xml:space="preserve">FlaiX Expert · dossier de développement · généré le 2026-10-21 depuis le dépôt </w:t>
+      </w:r>
+      <w:hyperlink w:history="1" r:id="rId30qbberuj8bkrjeh8ap5o">
         <w:r>
           <w:rPr>
             <w:rStyle w:val="Hyperlink"/>
@@ -795,7 +795,7 @@
           <w:numId w:val="3"/>
         </w:numPr>
       </w:pPr>
-      <w:hyperlink w:history="1" r:id="rIdl2xgfr4ykgyxbf9ljm3vr">
+      <w:hyperlink w:history="1" r:id="rIdh6wywhlpwkqpo8cs1ye_k">
         <w:r>
           <w:rPr>
             <w:rStyle w:val="Hyperlink"/>
@@ -815,7 +815,7 @@
           <w:numId w:val="3"/>
         </w:numPr>
       </w:pPr>
-      <w:hyperlink w:history="1" r:id="rIdxogdvusyrcpcvbharnhbl">
+      <w:hyperlink w:history="1" r:id="rIdknyslnxa_ucmc7whuxp_z">
         <w:r>
           <w:rPr>
             <w:rStyle w:val="Hyperlink"/>
@@ -835,7 +835,7 @@
           <w:numId w:val="3"/>
         </w:numPr>
       </w:pPr>
-      <w:hyperlink w:history="1" r:id="rIdzrilcho8vkls3uvkvqbvw">
+      <w:hyperlink w:history="1" r:id="rIdoc9drza3j9ara8nkvq-g1">
         <w:r>
           <w:rPr>
             <w:rStyle w:val="Hyperlink"/>
@@ -883,7 +883,7 @@
       <w:r>
         <w:t xml:space="preserve"> — créé — </w:t>
       </w:r>
-      <w:hyperlink w:history="1" r:id="rIdgkqbd39efmg3f38dqkidu">
+      <w:hyperlink w:history="1" r:id="rIdndz70dw0jlo7qtgwqmccn">
         <w:r>
           <w:rPr>
             <w:rStyle w:val="Hyperlink"/>
@@ -920,7 +920,7 @@
       <w:r>
         <w:t xml:space="preserve"> — modifié — </w:t>
       </w:r>
-      <w:hyperlink w:history="1" r:id="rIdfapwrzytkasog88tcphq2">
+      <w:hyperlink w:history="1" r:id="rIdwqbc2fu90kgnolbyzsq1c">
         <w:r>
           <w:rPr>
             <w:rStyle w:val="Hyperlink"/>
@@ -949,7 +949,7 @@
       <w:r>
         <w:t xml:space="preserve"> — modifié — </w:t>
       </w:r>
-      <w:hyperlink w:history="1" r:id="rIdrbjfq6m5lgutmhnwm597m">
+      <w:hyperlink w:history="1" r:id="rId_lz6xf20s2iile9oi0nox">
         <w:r>
           <w:rPr>
             <w:rStyle w:val="Hyperlink"/>
@@ -978,7 +978,7 @@
       <w:r>
         <w:t xml:space="preserve"> — créé — </w:t>
       </w:r>
-      <w:hyperlink w:history="1" r:id="rIdun6pwgexzriweuookjsge">
+      <w:hyperlink w:history="1" r:id="rIdlol9yxvbgohvqb8qurqcb">
         <w:r>
           <w:rPr>
             <w:rStyle w:val="Hyperlink"/>
@@ -1007,7 +1007,7 @@
       <w:r>
         <w:t xml:space="preserve"> — créé — </w:t>
       </w:r>
-      <w:hyperlink w:history="1" r:id="rIdiizcij_soin6opnvhtd8q">
+      <w:hyperlink w:history="1" r:id="rIdv4n10vpxqfyvfdazhrn7g">
         <w:r>
           <w:rPr>
             <w:rStyle w:val="Hyperlink"/>
@@ -1044,7 +1044,7 @@
       <w:r>
         <w:t xml:space="preserve"> — modifié — </w:t>
       </w:r>
-      <w:hyperlink w:history="1" r:id="rId8vuwprntmblmwaa_plks5">
+      <w:hyperlink w:history="1" r:id="rId61z3106pbfumafehj4csr">
         <w:r>
           <w:rPr>
             <w:rStyle w:val="Hyperlink"/>
@@ -1073,7 +1073,7 @@
       <w:r>
         <w:t xml:space="preserve"> — modifié — </w:t>
       </w:r>
-      <w:hyperlink w:history="1" r:id="rIdvpaxyh0qc9wihfotxjahb">
+      <w:hyperlink w:history="1" r:id="rIdk6mgc1akefu3r6mkycxmk">
         <w:r>
           <w:rPr>
             <w:rStyle w:val="Hyperlink"/>
@@ -1102,7 +1102,7 @@
       <w:r>
         <w:t xml:space="preserve"> — modifié — </w:t>
       </w:r>
-      <w:hyperlink w:history="1" r:id="rIdfls3_hjdlcdc-zikdfmlv">
+      <w:hyperlink w:history="1" r:id="rIdr6imgej-4eydqzlv7jf2-">
         <w:r>
           <w:rPr>
             <w:rStyle w:val="Hyperlink"/>
@@ -1131,7 +1131,7 @@
       <w:r>
         <w:t xml:space="preserve"> — créé — </w:t>
       </w:r>
-      <w:hyperlink w:history="1" r:id="rIdimymoizepwmmfxgd91v3l">
+      <w:hyperlink w:history="1" r:id="rIdi99lpatbcwghue8ant1hy">
         <w:r>
           <w:rPr>
             <w:rStyle w:val="Hyperlink"/>
@@ -1168,7 +1168,7 @@
       <w:r>
         <w:t xml:space="preserve"> — modifié — </w:t>
       </w:r>
-      <w:hyperlink w:history="1" r:id="rId3sawu8pnmhw83sy00yver">
+      <w:hyperlink w:history="1" r:id="rIdjpji2t4vdkxeugr8bolba">
         <w:r>
           <w:rPr>
             <w:rStyle w:val="Hyperlink"/>
@@ -1197,7 +1197,7 @@
       <w:r>
         <w:t xml:space="preserve"> — modifié — </w:t>
       </w:r>
-      <w:hyperlink w:history="1" r:id="rIdnjkb0ucf1glr2lmkd9avn">
+      <w:hyperlink w:history="1" r:id="rIdup7pbcdxuksjmvzjzgjex">
         <w:r>
           <w:rPr>
             <w:rStyle w:val="Hyperlink"/>
@@ -1226,7 +1226,7 @@
       <w:r>
         <w:t xml:space="preserve"> — modifié — </w:t>
       </w:r>
-      <w:hyperlink w:history="1" r:id="rIdxczygob7cfspujf9vud2m">
+      <w:hyperlink w:history="1" r:id="rIdnyfllpvhav5jljdwbo1xo">
         <w:r>
           <w:rPr>
             <w:rStyle w:val="Hyperlink"/>
@@ -1255,7 +1255,7 @@
       <w:r>
         <w:t xml:space="preserve"> — créé — </w:t>
       </w:r>
-      <w:hyperlink w:history="1" r:id="rId54xvka-sxvenwg4r3dj83">
+      <w:hyperlink w:history="1" r:id="rIditz8vqlzj2nutv__cjjsl">
         <w:r>
           <w:rPr>
             <w:rStyle w:val="Hyperlink"/>
@@ -1284,7 +1284,7 @@
       <w:r>
         <w:t xml:space="preserve"> — modifié — </w:t>
       </w:r>
-      <w:hyperlink w:history="1" r:id="rIdjclc3sx_develdcxkxvoe">
+      <w:hyperlink w:history="1" r:id="rIdxwt3qsz0bnexgjbfxpkoh">
         <w:r>
           <w:rPr>
             <w:rStyle w:val="Hyperlink"/>
@@ -1321,7 +1321,7 @@
       <w:r>
         <w:t xml:space="preserve"> — modifié — </w:t>
       </w:r>
-      <w:hyperlink w:history="1" r:id="rIdamdyf8rgckfca3spiigwq">
+      <w:hyperlink w:history="1" r:id="rIdtxuyj_9qgyuvs2s1pbzjl">
         <w:r>
           <w:rPr>
             <w:rStyle w:val="Hyperlink"/>
@@ -1350,7 +1350,7 @@
       <w:r>
         <w:t xml:space="preserve"> — modifié — </w:t>
       </w:r>
-      <w:hyperlink w:history="1" r:id="rIdwybby604e7jqljphofigo">
+      <w:hyperlink w:history="1" r:id="rId7gr4rjfplz_r_alg-xgx9">
         <w:r>
           <w:rPr>
             <w:rStyle w:val="Hyperlink"/>
@@ -1379,7 +1379,7 @@
       <w:r>
         <w:t xml:space="preserve"> — modifié — </w:t>
       </w:r>
-      <w:hyperlink w:history="1" r:id="rIdrfuuzx0l68nwi-5gr0ttn">
+      <w:hyperlink w:history="1" r:id="rId0brdg6kix6jktyafs-knw">
         <w:r>
           <w:rPr>
             <w:rStyle w:val="Hyperlink"/>
@@ -1408,7 +1408,7 @@
       <w:r>
         <w:t xml:space="preserve"> — créé — </w:t>
       </w:r>
-      <w:hyperlink w:history="1" r:id="rId1jo5a1yoeytazmu6y6vj0">
+      <w:hyperlink w:history="1" r:id="rId_3gda18aam-ilo3-6xhhs">
         <w:r>
           <w:rPr>
             <w:rStyle w:val="Hyperlink"/>
@@ -1437,7 +1437,7 @@
       <w:r>
         <w:t xml:space="preserve"> — modifié — </w:t>
       </w:r>
-      <w:hyperlink w:history="1" r:id="rIdjrim1siat1wrkmaacq41b">
+      <w:hyperlink w:history="1" r:id="rIdaxkybbpaa2psz4vqbbjwt">
         <w:r>
           <w:rPr>
             <w:rStyle w:val="Hyperlink"/>
@@ -1474,7 +1474,7 @@
       <w:r>
         <w:t xml:space="preserve"> — modifié — </w:t>
       </w:r>
-      <w:hyperlink w:history="1" r:id="rId7unp6u3xbvsd6q6lxp7tl">
+      <w:hyperlink w:history="1" r:id="rIdf8mr5nhbv6anhwmsligww">
         <w:r>
           <w:rPr>
             <w:rStyle w:val="Hyperlink"/>
@@ -1503,7 +1503,7 @@
       <w:r>
         <w:t xml:space="preserve"> — modifié — </w:t>
       </w:r>
-      <w:hyperlink w:history="1" r:id="rIdtnhzdscl-3fgiqrr9dgjy">
+      <w:hyperlink w:history="1" r:id="rId7ozl9ltaqcjkowurmse8c">
         <w:r>
           <w:rPr>
             <w:rStyle w:val="Hyperlink"/>
@@ -1532,7 +1532,7 @@
       <w:r>
         <w:t xml:space="preserve"> — modifié — </w:t>
       </w:r>
-      <w:hyperlink w:history="1" r:id="rIdxppw1bbyp6p_38rdz91m7">
+      <w:hyperlink w:history="1" r:id="rIdmcnovhekfyh-0lurw7jg5">
         <w:r>
           <w:rPr>
             <w:rStyle w:val="Hyperlink"/>

--- a/docs/developpement/phases/word/PHASE_10_STOCK_RESERVE_LIVRAISONS_AU_CUMP_MISE_EN_PLACE_COMPTAGE.docx
+++ b/docs/developpement/phases/word/PHASE_10_STOCK_RESERVE_LIVRAISONS_AU_CUMP_MISE_EN_PLACE_COMPTAGE.docx
@@ -20,7 +20,7 @@
       <w:r>
         <w:t xml:space="preserve">FlaiX Expert · dossier de développement · généré le 2026-10-21 depuis le dépôt </w:t>
       </w:r>
-      <w:hyperlink w:history="1" r:id="rId30qbberuj8bkrjeh8ap5o">
+      <w:hyperlink w:history="1" r:id="rIdlhvdizh7nrblamjld4gpd">
         <w:r>
           <w:rPr>
             <w:rStyle w:val="Hyperlink"/>
@@ -795,7 +795,7 @@
           <w:numId w:val="3"/>
         </w:numPr>
       </w:pPr>
-      <w:hyperlink w:history="1" r:id="rIdh6wywhlpwkqpo8cs1ye_k">
+      <w:hyperlink w:history="1" r:id="rIdwnuergpfx-2uw7wpp9yh1">
         <w:r>
           <w:rPr>
             <w:rStyle w:val="Hyperlink"/>
@@ -815,7 +815,7 @@
           <w:numId w:val="3"/>
         </w:numPr>
       </w:pPr>
-      <w:hyperlink w:history="1" r:id="rIdknyslnxa_ucmc7whuxp_z">
+      <w:hyperlink w:history="1" r:id="rIdo2j-ndp0zpgkrsge-lzzu">
         <w:r>
           <w:rPr>
             <w:rStyle w:val="Hyperlink"/>
@@ -835,7 +835,7 @@
           <w:numId w:val="3"/>
         </w:numPr>
       </w:pPr>
-      <w:hyperlink w:history="1" r:id="rIdoc9drza3j9ara8nkvq-g1">
+      <w:hyperlink w:history="1" r:id="rIdcyqiifzn_n_b_kgety8gw">
         <w:r>
           <w:rPr>
             <w:rStyle w:val="Hyperlink"/>
@@ -883,7 +883,7 @@
       <w:r>
         <w:t xml:space="preserve"> — créé — </w:t>
       </w:r>
-      <w:hyperlink w:history="1" r:id="rIdndz70dw0jlo7qtgwqmccn">
+      <w:hyperlink w:history="1" r:id="rId1oaimltoy-mzwwz6sarqt">
         <w:r>
           <w:rPr>
             <w:rStyle w:val="Hyperlink"/>
@@ -920,7 +920,7 @@
       <w:r>
         <w:t xml:space="preserve"> — modifié — </w:t>
       </w:r>
-      <w:hyperlink w:history="1" r:id="rIdwqbc2fu90kgnolbyzsq1c">
+      <w:hyperlink w:history="1" r:id="rIduu5nfocdg4h3o063klo-j">
         <w:r>
           <w:rPr>
             <w:rStyle w:val="Hyperlink"/>
@@ -949,7 +949,7 @@
       <w:r>
         <w:t xml:space="preserve"> — modifié — </w:t>
       </w:r>
-      <w:hyperlink w:history="1" r:id="rId_lz6xf20s2iile9oi0nox">
+      <w:hyperlink w:history="1" r:id="rId6ikqgn0ozv_tycxzs3hot">
         <w:r>
           <w:rPr>
             <w:rStyle w:val="Hyperlink"/>
@@ -978,7 +978,7 @@
       <w:r>
         <w:t xml:space="preserve"> — créé — </w:t>
       </w:r>
-      <w:hyperlink w:history="1" r:id="rIdlol9yxvbgohvqb8qurqcb">
+      <w:hyperlink w:history="1" r:id="rIdvnspwe_boa43mnzxfpana">
         <w:r>
           <w:rPr>
             <w:rStyle w:val="Hyperlink"/>
@@ -1007,7 +1007,7 @@
       <w:r>
         <w:t xml:space="preserve"> — créé — </w:t>
       </w:r>
-      <w:hyperlink w:history="1" r:id="rIdv4n10vpxqfyvfdazhrn7g">
+      <w:hyperlink w:history="1" r:id="rIdigt-ohehzucinafsrxvh-">
         <w:r>
           <w:rPr>
             <w:rStyle w:val="Hyperlink"/>
@@ -1044,7 +1044,7 @@
       <w:r>
         <w:t xml:space="preserve"> — modifié — </w:t>
       </w:r>
-      <w:hyperlink w:history="1" r:id="rId61z3106pbfumafehj4csr">
+      <w:hyperlink w:history="1" r:id="rIdg3sgpzjkuacbs8jfwnmg-">
         <w:r>
           <w:rPr>
             <w:rStyle w:val="Hyperlink"/>
@@ -1073,7 +1073,7 @@
       <w:r>
         <w:t xml:space="preserve"> — modifié — </w:t>
       </w:r>
-      <w:hyperlink w:history="1" r:id="rIdk6mgc1akefu3r6mkycxmk">
+      <w:hyperlink w:history="1" r:id="rIdglntidaogzahqzqcq1gkb">
         <w:r>
           <w:rPr>
             <w:rStyle w:val="Hyperlink"/>
@@ -1102,7 +1102,7 @@
       <w:r>
         <w:t xml:space="preserve"> — modifié — </w:t>
       </w:r>
-      <w:hyperlink w:history="1" r:id="rIdr6imgej-4eydqzlv7jf2-">
+      <w:hyperlink w:history="1" r:id="rIdtz72ngcpzoxqb1urwmdgt">
         <w:r>
           <w:rPr>
             <w:rStyle w:val="Hyperlink"/>
@@ -1131,7 +1131,7 @@
       <w:r>
         <w:t xml:space="preserve"> — créé — </w:t>
       </w:r>
-      <w:hyperlink w:history="1" r:id="rIdi99lpatbcwghue8ant1hy">
+      <w:hyperlink w:history="1" r:id="rId8c1gpxlot39ur2jjgdiif">
         <w:r>
           <w:rPr>
             <w:rStyle w:val="Hyperlink"/>
@@ -1168,7 +1168,7 @@
       <w:r>
         <w:t xml:space="preserve"> — modifié — </w:t>
       </w:r>
-      <w:hyperlink w:history="1" r:id="rIdjpji2t4vdkxeugr8bolba">
+      <w:hyperlink w:history="1" r:id="rId3gwvalbulutqqps2rdbfa">
         <w:r>
           <w:rPr>
             <w:rStyle w:val="Hyperlink"/>
@@ -1197,7 +1197,7 @@
       <w:r>
         <w:t xml:space="preserve"> — modifié — </w:t>
       </w:r>
-      <w:hyperlink w:history="1" r:id="rIdup7pbcdxuksjmvzjzgjex">
+      <w:hyperlink w:history="1" r:id="rIdd4okbkgxs0hjltstnajy7">
         <w:r>
           <w:rPr>
             <w:rStyle w:val="Hyperlink"/>
@@ -1226,7 +1226,7 @@
       <w:r>
         <w:t xml:space="preserve"> — modifié — </w:t>
       </w:r>
-      <w:hyperlink w:history="1" r:id="rIdnyfllpvhav5jljdwbo1xo">
+      <w:hyperlink w:history="1" r:id="rIdpge2gfwhr6ntkptmo0nuo">
         <w:r>
           <w:rPr>
             <w:rStyle w:val="Hyperlink"/>
@@ -1255,7 +1255,7 @@
       <w:r>
         <w:t xml:space="preserve"> — créé — </w:t>
       </w:r>
-      <w:hyperlink w:history="1" r:id="rIditz8vqlzj2nutv__cjjsl">
+      <w:hyperlink w:history="1" r:id="rIdbfmc0srx2mpxbb_suqekk">
         <w:r>
           <w:rPr>
             <w:rStyle w:val="Hyperlink"/>
@@ -1284,7 +1284,7 @@
       <w:r>
         <w:t xml:space="preserve"> — modifié — </w:t>
       </w:r>
-      <w:hyperlink w:history="1" r:id="rIdxwt3qsz0bnexgjbfxpkoh">
+      <w:hyperlink w:history="1" r:id="rIdk2qy0i5-evimj3wjysocp">
         <w:r>
           <w:rPr>
             <w:rStyle w:val="Hyperlink"/>
@@ -1321,7 +1321,7 @@
       <w:r>
         <w:t xml:space="preserve"> — modifié — </w:t>
       </w:r>
-      <w:hyperlink w:history="1" r:id="rIdtxuyj_9qgyuvs2s1pbzjl">
+      <w:hyperlink w:history="1" r:id="rIdn6v4_9a6s_6hlblfwsarp">
         <w:r>
           <w:rPr>
             <w:rStyle w:val="Hyperlink"/>
@@ -1350,7 +1350,7 @@
       <w:r>
         <w:t xml:space="preserve"> — modifié — </w:t>
       </w:r>
-      <w:hyperlink w:history="1" r:id="rId7gr4rjfplz_r_alg-xgx9">
+      <w:hyperlink w:history="1" r:id="rId2kigy4a3yo4ewg_lmaz2d">
         <w:r>
           <w:rPr>
             <w:rStyle w:val="Hyperlink"/>
@@ -1379,7 +1379,7 @@
       <w:r>
         <w:t xml:space="preserve"> — modifié — </w:t>
       </w:r>
-      <w:hyperlink w:history="1" r:id="rId0brdg6kix6jktyafs-knw">
+      <w:hyperlink w:history="1" r:id="rIdvd2qvpbbljqt--vt6fqq8">
         <w:r>
           <w:rPr>
             <w:rStyle w:val="Hyperlink"/>
@@ -1408,7 +1408,7 @@
       <w:r>
         <w:t xml:space="preserve"> — créé — </w:t>
       </w:r>
-      <w:hyperlink w:history="1" r:id="rId_3gda18aam-ilo3-6xhhs">
+      <w:hyperlink w:history="1" r:id="rIdkw5ifyyun8wfleyuaqy4g">
         <w:r>
           <w:rPr>
             <w:rStyle w:val="Hyperlink"/>
@@ -1437,7 +1437,7 @@
       <w:r>
         <w:t xml:space="preserve"> — modifié — </w:t>
       </w:r>
-      <w:hyperlink w:history="1" r:id="rIdaxkybbpaa2psz4vqbbjwt">
+      <w:hyperlink w:history="1" r:id="rIdtg8n1ac2hjvc_wh9_0etk">
         <w:r>
           <w:rPr>
             <w:rStyle w:val="Hyperlink"/>
@@ -1474,7 +1474,7 @@
       <w:r>
         <w:t xml:space="preserve"> — modifié — </w:t>
       </w:r>
-      <w:hyperlink w:history="1" r:id="rIdf8mr5nhbv6anhwmsligww">
+      <w:hyperlink w:history="1" r:id="rId0tkvvfxec-8eryeaxpmii">
         <w:r>
           <w:rPr>
             <w:rStyle w:val="Hyperlink"/>
@@ -1503,7 +1503,7 @@
       <w:r>
         <w:t xml:space="preserve"> — modifié — </w:t>
       </w:r>
-      <w:hyperlink w:history="1" r:id="rId7ozl9ltaqcjkowurmse8c">
+      <w:hyperlink w:history="1" r:id="rIdtyqtkce95jzz9awsivkt-">
         <w:r>
           <w:rPr>
             <w:rStyle w:val="Hyperlink"/>
@@ -1532,7 +1532,7 @@
       <w:r>
         <w:t xml:space="preserve"> — modifié — </w:t>
       </w:r>
-      <w:hyperlink w:history="1" r:id="rIdmcnovhekfyh-0lurw7jg5">
+      <w:hyperlink w:history="1" r:id="rIdegyd-dbhs3j-lwsp4gl51">
         <w:r>
           <w:rPr>
             <w:rStyle w:val="Hyperlink"/>

--- a/docs/developpement/phases/word/PHASE_10_STOCK_RESERVE_LIVRAISONS_AU_CUMP_MISE_EN_PLACE_COMPTAGE.docx
+++ b/docs/developpement/phases/word/PHASE_10_STOCK_RESERVE_LIVRAISONS_AU_CUMP_MISE_EN_PLACE_COMPTAGE.docx
@@ -18,9 +18,9 @@
         <w:shd w:fill="F6F3FF" w:color="auto" w:val="clear"/>
       </w:pPr>
       <w:r>
-        <w:t xml:space="preserve">FlaiX Expert · dossier de développement · généré le 2026-10-21 depuis le dépôt </w:t>
-      </w:r>
-      <w:hyperlink w:history="1" r:id="rIdlhvdizh7nrblamjld4gpd">
+        <w:t xml:space="preserve">FlaiX Expert · dossier de développement · généré le 2026-10-23 depuis le dépôt </w:t>
+      </w:r>
+      <w:hyperlink w:history="1" r:id="rIdwu98srnfczxlrrzve25gv">
         <w:r>
           <w:rPr>
             <w:rStyle w:val="Hyperlink"/>
@@ -795,7 +795,7 @@
           <w:numId w:val="3"/>
         </w:numPr>
       </w:pPr>
-      <w:hyperlink w:history="1" r:id="rIdwnuergpfx-2uw7wpp9yh1">
+      <w:hyperlink w:history="1" r:id="rId0_5jy1helg_un7kbuezng">
         <w:r>
           <w:rPr>
             <w:rStyle w:val="Hyperlink"/>
@@ -815,7 +815,7 @@
           <w:numId w:val="3"/>
         </w:numPr>
       </w:pPr>
-      <w:hyperlink w:history="1" r:id="rIdo2j-ndp0zpgkrsge-lzzu">
+      <w:hyperlink w:history="1" r:id="rIdmitjy7metc3ibuzjxe4lf">
         <w:r>
           <w:rPr>
             <w:rStyle w:val="Hyperlink"/>
@@ -835,7 +835,7 @@
           <w:numId w:val="3"/>
         </w:numPr>
       </w:pPr>
-      <w:hyperlink w:history="1" r:id="rIdcyqiifzn_n_b_kgety8gw">
+      <w:hyperlink w:history="1" r:id="rIdgfzvj1zxeklnkivfot71l">
         <w:r>
           <w:rPr>
             <w:rStyle w:val="Hyperlink"/>
@@ -883,7 +883,7 @@
       <w:r>
         <w:t xml:space="preserve"> — créé — </w:t>
       </w:r>
-      <w:hyperlink w:history="1" r:id="rId1oaimltoy-mzwwz6sarqt">
+      <w:hyperlink w:history="1" r:id="rIdcb9afgu8u-ah0b0vil8ck">
         <w:r>
           <w:rPr>
             <w:rStyle w:val="Hyperlink"/>
@@ -920,7 +920,7 @@
       <w:r>
         <w:t xml:space="preserve"> — modifié — </w:t>
       </w:r>
-      <w:hyperlink w:history="1" r:id="rIduu5nfocdg4h3o063klo-j">
+      <w:hyperlink w:history="1" r:id="rId8vvicu3vsdctj5axji1r5">
         <w:r>
           <w:rPr>
             <w:rStyle w:val="Hyperlink"/>
@@ -949,7 +949,7 @@
       <w:r>
         <w:t xml:space="preserve"> — modifié — </w:t>
       </w:r>
-      <w:hyperlink w:history="1" r:id="rId6ikqgn0ozv_tycxzs3hot">
+      <w:hyperlink w:history="1" r:id="rId2zzprb-illr3t9scaw8rk">
         <w:r>
           <w:rPr>
             <w:rStyle w:val="Hyperlink"/>
@@ -978,7 +978,7 @@
       <w:r>
         <w:t xml:space="preserve"> — créé — </w:t>
       </w:r>
-      <w:hyperlink w:history="1" r:id="rIdvnspwe_boa43mnzxfpana">
+      <w:hyperlink w:history="1" r:id="rIdcd1sgxbyewlvjsrdahpan">
         <w:r>
           <w:rPr>
             <w:rStyle w:val="Hyperlink"/>
@@ -1007,7 +1007,7 @@
       <w:r>
         <w:t xml:space="preserve"> — créé — </w:t>
       </w:r>
-      <w:hyperlink w:history="1" r:id="rIdigt-ohehzucinafsrxvh-">
+      <w:hyperlink w:history="1" r:id="rIdtmzocjfrxv5bh0jjqcwy1">
         <w:r>
           <w:rPr>
             <w:rStyle w:val="Hyperlink"/>
@@ -1044,7 +1044,7 @@
       <w:r>
         <w:t xml:space="preserve"> — modifié — </w:t>
       </w:r>
-      <w:hyperlink w:history="1" r:id="rIdg3sgpzjkuacbs8jfwnmg-">
+      <w:hyperlink w:history="1" r:id="rIdhjz8rsgvsi73lyn8j4bxh">
         <w:r>
           <w:rPr>
             <w:rStyle w:val="Hyperlink"/>
@@ -1073,7 +1073,7 @@
       <w:r>
         <w:t xml:space="preserve"> — modifié — </w:t>
       </w:r>
-      <w:hyperlink w:history="1" r:id="rIdglntidaogzahqzqcq1gkb">
+      <w:hyperlink w:history="1" r:id="rId4wfpmlpfouxtvxdt_tgvo">
         <w:r>
           <w:rPr>
             <w:rStyle w:val="Hyperlink"/>
@@ -1102,7 +1102,7 @@
       <w:r>
         <w:t xml:space="preserve"> — modifié — </w:t>
       </w:r>
-      <w:hyperlink w:history="1" r:id="rIdtz72ngcpzoxqb1urwmdgt">
+      <w:hyperlink w:history="1" r:id="rIdwoq7gfbhhdexg13yp1oal">
         <w:r>
           <w:rPr>
             <w:rStyle w:val="Hyperlink"/>
@@ -1131,7 +1131,7 @@
       <w:r>
         <w:t xml:space="preserve"> — créé — </w:t>
       </w:r>
-      <w:hyperlink w:history="1" r:id="rId8c1gpxlot39ur2jjgdiif">
+      <w:hyperlink w:history="1" r:id="rIdbbcv-9yw5pzlecdmrf5p7">
         <w:r>
           <w:rPr>
             <w:rStyle w:val="Hyperlink"/>
@@ -1168,7 +1168,7 @@
       <w:r>
         <w:t xml:space="preserve"> — modifié — </w:t>
       </w:r>
-      <w:hyperlink w:history="1" r:id="rId3gwvalbulutqqps2rdbfa">
+      <w:hyperlink w:history="1" r:id="rIddixhag78it9ukpzs2htxj">
         <w:r>
           <w:rPr>
             <w:rStyle w:val="Hyperlink"/>
@@ -1197,7 +1197,7 @@
       <w:r>
         <w:t xml:space="preserve"> — modifié — </w:t>
       </w:r>
-      <w:hyperlink w:history="1" r:id="rIdd4okbkgxs0hjltstnajy7">
+      <w:hyperlink w:history="1" r:id="rIdrjzr0wdigue2stoatlzv0">
         <w:r>
           <w:rPr>
             <w:rStyle w:val="Hyperlink"/>
@@ -1226,7 +1226,7 @@
       <w:r>
         <w:t xml:space="preserve"> — modifié — </w:t>
       </w:r>
-      <w:hyperlink w:history="1" r:id="rIdpge2gfwhr6ntkptmo0nuo">
+      <w:hyperlink w:history="1" r:id="rId_ld_-9j2ozau0myeusyfx">
         <w:r>
           <w:rPr>
             <w:rStyle w:val="Hyperlink"/>
@@ -1255,7 +1255,7 @@
       <w:r>
         <w:t xml:space="preserve"> — créé — </w:t>
       </w:r>
-      <w:hyperlink w:history="1" r:id="rIdbfmc0srx2mpxbb_suqekk">
+      <w:hyperlink w:history="1" r:id="rIdb3iycxcdl8wv-z8on9bhp">
         <w:r>
           <w:rPr>
             <w:rStyle w:val="Hyperlink"/>
@@ -1284,7 +1284,7 @@
       <w:r>
         <w:t xml:space="preserve"> — modifié — </w:t>
       </w:r>
-      <w:hyperlink w:history="1" r:id="rIdk2qy0i5-evimj3wjysocp">
+      <w:hyperlink w:history="1" r:id="rIduwydkcggywxrvmvb6cpne">
         <w:r>
           <w:rPr>
             <w:rStyle w:val="Hyperlink"/>
@@ -1321,7 +1321,7 @@
       <w:r>
         <w:t xml:space="preserve"> — modifié — </w:t>
       </w:r>
-      <w:hyperlink w:history="1" r:id="rIdn6v4_9a6s_6hlblfwsarp">
+      <w:hyperlink w:history="1" r:id="rId0met2ribodi4n2ctwacsj">
         <w:r>
           <w:rPr>
             <w:rStyle w:val="Hyperlink"/>
@@ -1350,7 +1350,7 @@
       <w:r>
         <w:t xml:space="preserve"> — modifié — </w:t>
       </w:r>
-      <w:hyperlink w:history="1" r:id="rId2kigy4a3yo4ewg_lmaz2d">
+      <w:hyperlink w:history="1" r:id="rIdgpfqzn95tjhkm2er-zqfe">
         <w:r>
           <w:rPr>
             <w:rStyle w:val="Hyperlink"/>
@@ -1379,7 +1379,7 @@
       <w:r>
         <w:t xml:space="preserve"> — modifié — </w:t>
       </w:r>
-      <w:hyperlink w:history="1" r:id="rIdvd2qvpbbljqt--vt6fqq8">
+      <w:hyperlink w:history="1" r:id="rIdxj1p-mj2mtswigps0k4ky">
         <w:r>
           <w:rPr>
             <w:rStyle w:val="Hyperlink"/>
@@ -1408,7 +1408,7 @@
       <w:r>
         <w:t xml:space="preserve"> — créé — </w:t>
       </w:r>
-      <w:hyperlink w:history="1" r:id="rIdkw5ifyyun8wfleyuaqy4g">
+      <w:hyperlink w:history="1" r:id="rIdkf9ykycavjcl6zvd_8g-_">
         <w:r>
           <w:rPr>
             <w:rStyle w:val="Hyperlink"/>
@@ -1437,7 +1437,7 @@
       <w:r>
         <w:t xml:space="preserve"> — modifié — </w:t>
       </w:r>
-      <w:hyperlink w:history="1" r:id="rIdtg8n1ac2hjvc_wh9_0etk">
+      <w:hyperlink w:history="1" r:id="rIdcr4gvbrz_halwgsl24xft">
         <w:r>
           <w:rPr>
             <w:rStyle w:val="Hyperlink"/>
@@ -1474,7 +1474,7 @@
       <w:r>
         <w:t xml:space="preserve"> — modifié — </w:t>
       </w:r>
-      <w:hyperlink w:history="1" r:id="rId0tkvvfxec-8eryeaxpmii">
+      <w:hyperlink w:history="1" r:id="rIdv_pr_pmubflyg4ddb_lyo">
         <w:r>
           <w:rPr>
             <w:rStyle w:val="Hyperlink"/>
@@ -1503,7 +1503,7 @@
       <w:r>
         <w:t xml:space="preserve"> — modifié — </w:t>
       </w:r>
-      <w:hyperlink w:history="1" r:id="rIdtyqtkce95jzz9awsivkt-">
+      <w:hyperlink w:history="1" r:id="rIdbyk8w3i0j48gxzzxqpw3b">
         <w:r>
           <w:rPr>
             <w:rStyle w:val="Hyperlink"/>
@@ -1532,7 +1532,7 @@
       <w:r>
         <w:t xml:space="preserve"> — modifié — </w:t>
       </w:r>
-      <w:hyperlink w:history="1" r:id="rIdegyd-dbhs3j-lwsp4gl51">
+      <w:hyperlink w:history="1" r:id="rIdfmgoke5jkc-nu5voo0691">
         <w:r>
           <w:rPr>
             <w:rStyle w:val="Hyperlink"/>

--- a/docs/developpement/phases/word/PHASE_10_STOCK_RESERVE_LIVRAISONS_AU_CUMP_MISE_EN_PLACE_COMPTAGE.docx
+++ b/docs/developpement/phases/word/PHASE_10_STOCK_RESERVE_LIVRAISONS_AU_CUMP_MISE_EN_PLACE_COMPTAGE.docx
@@ -18,9 +18,9 @@
         <w:shd w:fill="F6F3FF" w:color="auto" w:val="clear"/>
       </w:pPr>
       <w:r>
-        <w:t xml:space="preserve">FlaiX Expert · dossier de développement · généré le 2026-10-23 depuis le dépôt </w:t>
-      </w:r>
-      <w:hyperlink w:history="1" r:id="rIdwu98srnfczxlrrzve25gv">
+        <w:t xml:space="preserve">FlaiX Expert · dossier de développement · généré le 2026-10-24 depuis le dépôt </w:t>
+      </w:r>
+      <w:hyperlink w:history="1" r:id="rIdwhq8jonahaxcgmfxkj09r">
         <w:r>
           <w:rPr>
             <w:rStyle w:val="Hyperlink"/>
@@ -795,7 +795,7 @@
           <w:numId w:val="3"/>
         </w:numPr>
       </w:pPr>
-      <w:hyperlink w:history="1" r:id="rId0_5jy1helg_un7kbuezng">
+      <w:hyperlink w:history="1" r:id="rIdlsmmhccprkfjcbtdhd0rh">
         <w:r>
           <w:rPr>
             <w:rStyle w:val="Hyperlink"/>
@@ -815,7 +815,7 @@
           <w:numId w:val="3"/>
         </w:numPr>
       </w:pPr>
-      <w:hyperlink w:history="1" r:id="rIdmitjy7metc3ibuzjxe4lf">
+      <w:hyperlink w:history="1" r:id="rId45lf3yrfuuwlajqsdcyr8">
         <w:r>
           <w:rPr>
             <w:rStyle w:val="Hyperlink"/>
@@ -835,7 +835,7 @@
           <w:numId w:val="3"/>
         </w:numPr>
       </w:pPr>
-      <w:hyperlink w:history="1" r:id="rIdgfzvj1zxeklnkivfot71l">
+      <w:hyperlink w:history="1" r:id="rIdobzfxn0fgtwtgieqjey4y">
         <w:r>
           <w:rPr>
             <w:rStyle w:val="Hyperlink"/>
@@ -883,7 +883,7 @@
       <w:r>
         <w:t xml:space="preserve"> — créé — </w:t>
       </w:r>
-      <w:hyperlink w:history="1" r:id="rIdcb9afgu8u-ah0b0vil8ck">
+      <w:hyperlink w:history="1" r:id="rIdiwfub9zyuctrlywgxhsdi">
         <w:r>
           <w:rPr>
             <w:rStyle w:val="Hyperlink"/>
@@ -920,7 +920,7 @@
       <w:r>
         <w:t xml:space="preserve"> — modifié — </w:t>
       </w:r>
-      <w:hyperlink w:history="1" r:id="rId8vvicu3vsdctj5axji1r5">
+      <w:hyperlink w:history="1" r:id="rIdlbrziigp6sbg1g-fr2q6w">
         <w:r>
           <w:rPr>
             <w:rStyle w:val="Hyperlink"/>
@@ -949,7 +949,7 @@
       <w:r>
         <w:t xml:space="preserve"> — modifié — </w:t>
       </w:r>
-      <w:hyperlink w:history="1" r:id="rId2zzprb-illr3t9scaw8rk">
+      <w:hyperlink w:history="1" r:id="rIdkroesjnis2qxgjjcv4gx2">
         <w:r>
           <w:rPr>
             <w:rStyle w:val="Hyperlink"/>
@@ -978,7 +978,7 @@
       <w:r>
         <w:t xml:space="preserve"> — créé — </w:t>
       </w:r>
-      <w:hyperlink w:history="1" r:id="rIdcd1sgxbyewlvjsrdahpan">
+      <w:hyperlink w:history="1" r:id="rIdgzgrs607xlvwfnswtrmwz">
         <w:r>
           <w:rPr>
             <w:rStyle w:val="Hyperlink"/>
@@ -1007,7 +1007,7 @@
       <w:r>
         <w:t xml:space="preserve"> — créé — </w:t>
       </w:r>
-      <w:hyperlink w:history="1" r:id="rIdtmzocjfrxv5bh0jjqcwy1">
+      <w:hyperlink w:history="1" r:id="rIdin4lc7u4mxa7p-oiomnzd">
         <w:r>
           <w:rPr>
             <w:rStyle w:val="Hyperlink"/>
@@ -1044,7 +1044,7 @@
       <w:r>
         <w:t xml:space="preserve"> — modifié — </w:t>
       </w:r>
-      <w:hyperlink w:history="1" r:id="rIdhjz8rsgvsi73lyn8j4bxh">
+      <w:hyperlink w:history="1" r:id="rIdv2xzmaqrrj9buevp9fcco">
         <w:r>
           <w:rPr>
             <w:rStyle w:val="Hyperlink"/>
@@ -1073,7 +1073,7 @@
       <w:r>
         <w:t xml:space="preserve"> — modifié — </w:t>
       </w:r>
-      <w:hyperlink w:history="1" r:id="rId4wfpmlpfouxtvxdt_tgvo">
+      <w:hyperlink w:history="1" r:id="rIdipbkbhx_9d20oqoq02z3i">
         <w:r>
           <w:rPr>
             <w:rStyle w:val="Hyperlink"/>
@@ -1102,7 +1102,7 @@
       <w:r>
         <w:t xml:space="preserve"> — modifié — </w:t>
       </w:r>
-      <w:hyperlink w:history="1" r:id="rIdwoq7gfbhhdexg13yp1oal">
+      <w:hyperlink w:history="1" r:id="rId-p8tqcqzcatu_v0hk6dhl">
         <w:r>
           <w:rPr>
             <w:rStyle w:val="Hyperlink"/>
@@ -1131,7 +1131,7 @@
       <w:r>
         <w:t xml:space="preserve"> — créé — </w:t>
       </w:r>
-      <w:hyperlink w:history="1" r:id="rIdbbcv-9yw5pzlecdmrf5p7">
+      <w:hyperlink w:history="1" r:id="rIdwwav_rg1f0cbe-gge7gyq">
         <w:r>
           <w:rPr>
             <w:rStyle w:val="Hyperlink"/>
@@ -1168,7 +1168,7 @@
       <w:r>
         <w:t xml:space="preserve"> — modifié — </w:t>
       </w:r>
-      <w:hyperlink w:history="1" r:id="rIddixhag78it9ukpzs2htxj">
+      <w:hyperlink w:history="1" r:id="rIdlfbrvhiwjoeidiljdr-kt">
         <w:r>
           <w:rPr>
             <w:rStyle w:val="Hyperlink"/>
@@ -1197,7 +1197,7 @@
       <w:r>
         <w:t xml:space="preserve"> — modifié — </w:t>
       </w:r>
-      <w:hyperlink w:history="1" r:id="rIdrjzr0wdigue2stoatlzv0">
+      <w:hyperlink w:history="1" r:id="rIdphvbphxylqfpwy_kl4rxc">
         <w:r>
           <w:rPr>
             <w:rStyle w:val="Hyperlink"/>
@@ -1226,7 +1226,7 @@
       <w:r>
         <w:t xml:space="preserve"> — modifié — </w:t>
       </w:r>
-      <w:hyperlink w:history="1" r:id="rId_ld_-9j2ozau0myeusyfx">
+      <w:hyperlink w:history="1" r:id="rIddvbjbljbr_c8soqm71ldk">
         <w:r>
           <w:rPr>
             <w:rStyle w:val="Hyperlink"/>
@@ -1255,7 +1255,7 @@
       <w:r>
         <w:t xml:space="preserve"> — créé — </w:t>
       </w:r>
-      <w:hyperlink w:history="1" r:id="rIdb3iycxcdl8wv-z8on9bhp">
+      <w:hyperlink w:history="1" r:id="rIdod3rjth2fvy6dwk8i1_dg">
         <w:r>
           <w:rPr>
             <w:rStyle w:val="Hyperlink"/>
@@ -1284,7 +1284,7 @@
       <w:r>
         <w:t xml:space="preserve"> — modifié — </w:t>
       </w:r>
-      <w:hyperlink w:history="1" r:id="rIduwydkcggywxrvmvb6cpne">
+      <w:hyperlink w:history="1" r:id="rIdbqhtphvbt7jzgrfuxemwt">
         <w:r>
           <w:rPr>
             <w:rStyle w:val="Hyperlink"/>
@@ -1321,7 +1321,7 @@
       <w:r>
         <w:t xml:space="preserve"> — modifié — </w:t>
       </w:r>
-      <w:hyperlink w:history="1" r:id="rId0met2ribodi4n2ctwacsj">
+      <w:hyperlink w:history="1" r:id="rIdcgymayuyqk8bcar5zishe">
         <w:r>
           <w:rPr>
             <w:rStyle w:val="Hyperlink"/>
@@ -1350,7 +1350,7 @@
       <w:r>
         <w:t xml:space="preserve"> — modifié — </w:t>
       </w:r>
-      <w:hyperlink w:history="1" r:id="rIdgpfqzn95tjhkm2er-zqfe">
+      <w:hyperlink w:history="1" r:id="rIdczhl3khirkrrwak1d4q5q">
         <w:r>
           <w:rPr>
             <w:rStyle w:val="Hyperlink"/>
@@ -1379,7 +1379,7 @@
       <w:r>
         <w:t xml:space="preserve"> — modifié — </w:t>
       </w:r>
-      <w:hyperlink w:history="1" r:id="rIdxj1p-mj2mtswigps0k4ky">
+      <w:hyperlink w:history="1" r:id="rId5bvbp_m1ojct1ynpudu1n">
         <w:r>
           <w:rPr>
             <w:rStyle w:val="Hyperlink"/>
@@ -1408,7 +1408,7 @@
       <w:r>
         <w:t xml:space="preserve"> — créé — </w:t>
       </w:r>
-      <w:hyperlink w:history="1" r:id="rIdkf9ykycavjcl6zvd_8g-_">
+      <w:hyperlink w:history="1" r:id="rId0dzpzkj3e9_f0rv1lh1lj">
         <w:r>
           <w:rPr>
             <w:rStyle w:val="Hyperlink"/>
@@ -1437,7 +1437,7 @@
       <w:r>
         <w:t xml:space="preserve"> — modifié — </w:t>
       </w:r>
-      <w:hyperlink w:history="1" r:id="rIdcr4gvbrz_halwgsl24xft">
+      <w:hyperlink w:history="1" r:id="rIdyswhdspqaajyyqd-c7c2t">
         <w:r>
           <w:rPr>
             <w:rStyle w:val="Hyperlink"/>
@@ -1474,7 +1474,7 @@
       <w:r>
         <w:t xml:space="preserve"> — modifié — </w:t>
       </w:r>
-      <w:hyperlink w:history="1" r:id="rIdv_pr_pmubflyg4ddb_lyo">
+      <w:hyperlink w:history="1" r:id="rIdztyozdrgydbapzxuj5xcm">
         <w:r>
           <w:rPr>
             <w:rStyle w:val="Hyperlink"/>
@@ -1503,7 +1503,7 @@
       <w:r>
         <w:t xml:space="preserve"> — modifié — </w:t>
       </w:r>
-      <w:hyperlink w:history="1" r:id="rIdbyk8w3i0j48gxzzxqpw3b">
+      <w:hyperlink w:history="1" r:id="rIdtfyrhi67z7ylq_boqgd8m">
         <w:r>
           <w:rPr>
             <w:rStyle w:val="Hyperlink"/>
@@ -1532,7 +1532,7 @@
       <w:r>
         <w:t xml:space="preserve"> — modifié — </w:t>
       </w:r>
-      <w:hyperlink w:history="1" r:id="rIdfmgoke5jkc-nu5voo0691">
+      <w:hyperlink w:history="1" r:id="rIdgzovjsd1njc3lm_b-ve1t">
         <w:r>
           <w:rPr>
             <w:rStyle w:val="Hyperlink"/>

--- a/docs/developpement/phases/word/PHASE_10_STOCK_RESERVE_LIVRAISONS_AU_CUMP_MISE_EN_PLACE_COMPTAGE.docx
+++ b/docs/developpement/phases/word/PHASE_10_STOCK_RESERVE_LIVRAISONS_AU_CUMP_MISE_EN_PLACE_COMPTAGE.docx
@@ -18,9 +18,9 @@
         <w:shd w:fill="F6F3FF" w:color="auto" w:val="clear"/>
       </w:pPr>
       <w:r>
-        <w:t xml:space="preserve">FlaiX Expert · dossier de développement · généré le 2026-10-24 depuis le dépôt </w:t>
-      </w:r>
-      <w:hyperlink w:history="1" r:id="rIdwhq8jonahaxcgmfxkj09r">
+        <w:t xml:space="preserve">FlaiX Expert · dossier de développement · généré le 2026-10-25 depuis le dépôt </w:t>
+      </w:r>
+      <w:hyperlink w:history="1" r:id="rIdmhxbsqryrzj08yj3cfqip">
         <w:r>
           <w:rPr>
             <w:rStyle w:val="Hyperlink"/>
@@ -795,7 +795,7 @@
           <w:numId w:val="3"/>
         </w:numPr>
       </w:pPr>
-      <w:hyperlink w:history="1" r:id="rIdlsmmhccprkfjcbtdhd0rh">
+      <w:hyperlink w:history="1" r:id="rIdy1vp5wc11em3y6kjedgcc">
         <w:r>
           <w:rPr>
             <w:rStyle w:val="Hyperlink"/>
@@ -815,7 +815,7 @@
           <w:numId w:val="3"/>
         </w:numPr>
       </w:pPr>
-      <w:hyperlink w:history="1" r:id="rId45lf3yrfuuwlajqsdcyr8">
+      <w:hyperlink w:history="1" r:id="rIdrrgyh8js-r3tk6wri407h">
         <w:r>
           <w:rPr>
             <w:rStyle w:val="Hyperlink"/>
@@ -835,7 +835,7 @@
           <w:numId w:val="3"/>
         </w:numPr>
       </w:pPr>
-      <w:hyperlink w:history="1" r:id="rIdobzfxn0fgtwtgieqjey4y">
+      <w:hyperlink w:history="1" r:id="rId7bc3gybxukdvs2tw3mqj5">
         <w:r>
           <w:rPr>
             <w:rStyle w:val="Hyperlink"/>
@@ -883,7 +883,7 @@
       <w:r>
         <w:t xml:space="preserve"> — créé — </w:t>
       </w:r>
-      <w:hyperlink w:history="1" r:id="rIdiwfub9zyuctrlywgxhsdi">
+      <w:hyperlink w:history="1" r:id="rIdrv7jdr8rh-oazulg7abot">
         <w:r>
           <w:rPr>
             <w:rStyle w:val="Hyperlink"/>
@@ -920,7 +920,7 @@
       <w:r>
         <w:t xml:space="preserve"> — modifié — </w:t>
       </w:r>
-      <w:hyperlink w:history="1" r:id="rIdlbrziigp6sbg1g-fr2q6w">
+      <w:hyperlink w:history="1" r:id="rIdf5zfpffw-gfpnzwfeboro">
         <w:r>
           <w:rPr>
             <w:rStyle w:val="Hyperlink"/>
@@ -949,7 +949,7 @@
       <w:r>
         <w:t xml:space="preserve"> — modifié — </w:t>
       </w:r>
-      <w:hyperlink w:history="1" r:id="rIdkroesjnis2qxgjjcv4gx2">
+      <w:hyperlink w:history="1" r:id="rIdx5lqqcqgdxkv9zu6t2is4">
         <w:r>
           <w:rPr>
             <w:rStyle w:val="Hyperlink"/>
@@ -978,7 +978,7 @@
       <w:r>
         <w:t xml:space="preserve"> — créé — </w:t>
       </w:r>
-      <w:hyperlink w:history="1" r:id="rIdgzgrs607xlvwfnswtrmwz">
+      <w:hyperlink w:history="1" r:id="rIdkjz6rglyjimw-de_0maca">
         <w:r>
           <w:rPr>
             <w:rStyle w:val="Hyperlink"/>
@@ -1007,7 +1007,7 @@
       <w:r>
         <w:t xml:space="preserve"> — créé — </w:t>
       </w:r>
-      <w:hyperlink w:history="1" r:id="rIdin4lc7u4mxa7p-oiomnzd">
+      <w:hyperlink w:history="1" r:id="rIdtvgmy20x2vavkrxp1q6ap">
         <w:r>
           <w:rPr>
             <w:rStyle w:val="Hyperlink"/>
@@ -1044,7 +1044,7 @@
       <w:r>
         <w:t xml:space="preserve"> — modifié — </w:t>
       </w:r>
-      <w:hyperlink w:history="1" r:id="rIdv2xzmaqrrj9buevp9fcco">
+      <w:hyperlink w:history="1" r:id="rIde5kvxklu9nahz-cl578zf">
         <w:r>
           <w:rPr>
             <w:rStyle w:val="Hyperlink"/>
@@ -1073,7 +1073,7 @@
       <w:r>
         <w:t xml:space="preserve"> — modifié — </w:t>
       </w:r>
-      <w:hyperlink w:history="1" r:id="rIdipbkbhx_9d20oqoq02z3i">
+      <w:hyperlink w:history="1" r:id="rIdra1wjrzl_xx2yusyxwrnm">
         <w:r>
           <w:rPr>
             <w:rStyle w:val="Hyperlink"/>
@@ -1102,7 +1102,7 @@
       <w:r>
         <w:t xml:space="preserve"> — modifié — </w:t>
       </w:r>
-      <w:hyperlink w:history="1" r:id="rId-p8tqcqzcatu_v0hk6dhl">
+      <w:hyperlink w:history="1" r:id="rIdoplrlhtxqbwye90dnyt0n">
         <w:r>
           <w:rPr>
             <w:rStyle w:val="Hyperlink"/>
@@ -1131,7 +1131,7 @@
       <w:r>
         <w:t xml:space="preserve"> — créé — </w:t>
       </w:r>
-      <w:hyperlink w:history="1" r:id="rIdwwav_rg1f0cbe-gge7gyq">
+      <w:hyperlink w:history="1" r:id="rIdxmni51hykzc7uytycdkts">
         <w:r>
           <w:rPr>
             <w:rStyle w:val="Hyperlink"/>
@@ -1168,7 +1168,7 @@
       <w:r>
         <w:t xml:space="preserve"> — modifié — </w:t>
       </w:r>
-      <w:hyperlink w:history="1" r:id="rIdlfbrvhiwjoeidiljdr-kt">
+      <w:hyperlink w:history="1" r:id="rIdquzjmfrivnudjgrejjrop">
         <w:r>
           <w:rPr>
             <w:rStyle w:val="Hyperlink"/>
@@ -1197,7 +1197,7 @@
       <w:r>
         <w:t xml:space="preserve"> — modifié — </w:t>
       </w:r>
-      <w:hyperlink w:history="1" r:id="rIdphvbphxylqfpwy_kl4rxc">
+      <w:hyperlink w:history="1" r:id="rIdmrp5s0p4za-jegt52ngmn">
         <w:r>
           <w:rPr>
             <w:rStyle w:val="Hyperlink"/>
@@ -1226,7 +1226,7 @@
       <w:r>
         <w:t xml:space="preserve"> — modifié — </w:t>
       </w:r>
-      <w:hyperlink w:history="1" r:id="rIddvbjbljbr_c8soqm71ldk">
+      <w:hyperlink w:history="1" r:id="rId22ogs8av-qszex5hcpgdb">
         <w:r>
           <w:rPr>
             <w:rStyle w:val="Hyperlink"/>
@@ -1255,7 +1255,7 @@
       <w:r>
         <w:t xml:space="preserve"> — créé — </w:t>
       </w:r>
-      <w:hyperlink w:history="1" r:id="rIdod3rjth2fvy6dwk8i1_dg">
+      <w:hyperlink w:history="1" r:id="rId7dd_k43ognzyymtbfi7u1">
         <w:r>
           <w:rPr>
             <w:rStyle w:val="Hyperlink"/>
@@ -1284,7 +1284,7 @@
       <w:r>
         <w:t xml:space="preserve"> — modifié — </w:t>
       </w:r>
-      <w:hyperlink w:history="1" r:id="rIdbqhtphvbt7jzgrfuxemwt">
+      <w:hyperlink w:history="1" r:id="rId5rrpl8-ghdgs2wz6tvs-m">
         <w:r>
           <w:rPr>
             <w:rStyle w:val="Hyperlink"/>
@@ -1321,7 +1321,7 @@
       <w:r>
         <w:t xml:space="preserve"> — modifié — </w:t>
       </w:r>
-      <w:hyperlink w:history="1" r:id="rIdcgymayuyqk8bcar5zishe">
+      <w:hyperlink w:history="1" r:id="rId1dwwzaeeips7bjv-m6whk">
         <w:r>
           <w:rPr>
             <w:rStyle w:val="Hyperlink"/>
@@ -1350,7 +1350,7 @@
       <w:r>
         <w:t xml:space="preserve"> — modifié — </w:t>
       </w:r>
-      <w:hyperlink w:history="1" r:id="rIdczhl3khirkrrwak1d4q5q">
+      <w:hyperlink w:history="1" r:id="rIde7eyojejhk8zg3tsul3oo">
         <w:r>
           <w:rPr>
             <w:rStyle w:val="Hyperlink"/>
@@ -1379,7 +1379,7 @@
       <w:r>
         <w:t xml:space="preserve"> — modifié — </w:t>
       </w:r>
-      <w:hyperlink w:history="1" r:id="rId5bvbp_m1ojct1ynpudu1n">
+      <w:hyperlink w:history="1" r:id="rIdth-g0uzi1ee9nz2x8qn7b">
         <w:r>
           <w:rPr>
             <w:rStyle w:val="Hyperlink"/>
@@ -1408,7 +1408,7 @@
       <w:r>
         <w:t xml:space="preserve"> — créé — </w:t>
       </w:r>
-      <w:hyperlink w:history="1" r:id="rId0dzpzkj3e9_f0rv1lh1lj">
+      <w:hyperlink w:history="1" r:id="rIdw_5wl4j1hcevasiu5yrhl">
         <w:r>
           <w:rPr>
             <w:rStyle w:val="Hyperlink"/>
@@ -1437,7 +1437,7 @@
       <w:r>
         <w:t xml:space="preserve"> — modifié — </w:t>
       </w:r>
-      <w:hyperlink w:history="1" r:id="rIdyswhdspqaajyyqd-c7c2t">
+      <w:hyperlink w:history="1" r:id="rIdbhml5durjyzdsruufetv3">
         <w:r>
           <w:rPr>
             <w:rStyle w:val="Hyperlink"/>
@@ -1474,7 +1474,7 @@
       <w:r>
         <w:t xml:space="preserve"> — modifié — </w:t>
       </w:r>
-      <w:hyperlink w:history="1" r:id="rIdztyozdrgydbapzxuj5xcm">
+      <w:hyperlink w:history="1" r:id="rIdh3w1msxi85okl7vjqbm9t">
         <w:r>
           <w:rPr>
             <w:rStyle w:val="Hyperlink"/>
@@ -1503,7 +1503,7 @@
       <w:r>
         <w:t xml:space="preserve"> — modifié — </w:t>
       </w:r>
-      <w:hyperlink w:history="1" r:id="rIdtfyrhi67z7ylq_boqgd8m">
+      <w:hyperlink w:history="1" r:id="rIdqvfvolgo6v0fwqqqokl3a">
         <w:r>
           <w:rPr>
             <w:rStyle w:val="Hyperlink"/>
@@ -1532,7 +1532,7 @@
       <w:r>
         <w:t xml:space="preserve"> — modifié — </w:t>
       </w:r>
-      <w:hyperlink w:history="1" r:id="rIdgzovjsd1njc3lm_b-ve1t">
+      <w:hyperlink w:history="1" r:id="rId1cbj9qvh2tffh7rqqbwp7">
         <w:r>
           <w:rPr>
             <w:rStyle w:val="Hyperlink"/>

--- a/docs/developpement/phases/word/PHASE_10_STOCK_RESERVE_LIVRAISONS_AU_CUMP_MISE_EN_PLACE_COMPTAGE.docx
+++ b/docs/developpement/phases/word/PHASE_10_STOCK_RESERVE_LIVRAISONS_AU_CUMP_MISE_EN_PLACE_COMPTAGE.docx
@@ -20,7 +20,7 @@
       <w:r>
         <w:t xml:space="preserve">FlaiX Expert · dossier de développement · généré le 2026-10-25 depuis le dépôt </w:t>
       </w:r>
-      <w:hyperlink w:history="1" r:id="rIdmhxbsqryrzj08yj3cfqip">
+      <w:hyperlink w:history="1" r:id="rId7mnufasjefyemp_eepuvc">
         <w:r>
           <w:rPr>
             <w:rStyle w:val="Hyperlink"/>
@@ -795,7 +795,7 @@
           <w:numId w:val="3"/>
         </w:numPr>
       </w:pPr>
-      <w:hyperlink w:history="1" r:id="rIdy1vp5wc11em3y6kjedgcc">
+      <w:hyperlink w:history="1" r:id="rIdsnq033tkrg0ssdjyny0e_">
         <w:r>
           <w:rPr>
             <w:rStyle w:val="Hyperlink"/>
@@ -815,7 +815,7 @@
           <w:numId w:val="3"/>
         </w:numPr>
       </w:pPr>
-      <w:hyperlink w:history="1" r:id="rIdrrgyh8js-r3tk6wri407h">
+      <w:hyperlink w:history="1" r:id="rIdckiwl745cwabvcq8l99fm">
         <w:r>
           <w:rPr>
             <w:rStyle w:val="Hyperlink"/>
@@ -835,7 +835,7 @@
           <w:numId w:val="3"/>
         </w:numPr>
       </w:pPr>
-      <w:hyperlink w:history="1" r:id="rId7bc3gybxukdvs2tw3mqj5">
+      <w:hyperlink w:history="1" r:id="rId2_1ohweu5jonw0vpkbqjk">
         <w:r>
           <w:rPr>
             <w:rStyle w:val="Hyperlink"/>
@@ -883,7 +883,7 @@
       <w:r>
         <w:t xml:space="preserve"> — créé — </w:t>
       </w:r>
-      <w:hyperlink w:history="1" r:id="rIdrv7jdr8rh-oazulg7abot">
+      <w:hyperlink w:history="1" r:id="rIdxpkpnrbg_drnnfrg9n3nw">
         <w:r>
           <w:rPr>
             <w:rStyle w:val="Hyperlink"/>
@@ -920,7 +920,7 @@
       <w:r>
         <w:t xml:space="preserve"> — modifié — </w:t>
       </w:r>
-      <w:hyperlink w:history="1" r:id="rIdf5zfpffw-gfpnzwfeboro">
+      <w:hyperlink w:history="1" r:id="rIdnxpmlmrqc9dzsii6kzemh">
         <w:r>
           <w:rPr>
             <w:rStyle w:val="Hyperlink"/>
@@ -949,7 +949,7 @@
       <w:r>
         <w:t xml:space="preserve"> — modifié — </w:t>
       </w:r>
-      <w:hyperlink w:history="1" r:id="rIdx5lqqcqgdxkv9zu6t2is4">
+      <w:hyperlink w:history="1" r:id="rIdodvl7zjmh-qzouk5un7h-">
         <w:r>
           <w:rPr>
             <w:rStyle w:val="Hyperlink"/>
@@ -978,7 +978,7 @@
       <w:r>
         <w:t xml:space="preserve"> — créé — </w:t>
       </w:r>
-      <w:hyperlink w:history="1" r:id="rIdkjz6rglyjimw-de_0maca">
+      <w:hyperlink w:history="1" r:id="rId3tsmvvs24guye_t6shnod">
         <w:r>
           <w:rPr>
             <w:rStyle w:val="Hyperlink"/>
@@ -1007,7 +1007,7 @@
       <w:r>
         <w:t xml:space="preserve"> — créé — </w:t>
       </w:r>
-      <w:hyperlink w:history="1" r:id="rIdtvgmy20x2vavkrxp1q6ap">
+      <w:hyperlink w:history="1" r:id="rIdrh6epkc4eqmqkawqhoyye">
         <w:r>
           <w:rPr>
             <w:rStyle w:val="Hyperlink"/>
@@ -1044,7 +1044,7 @@
       <w:r>
         <w:t xml:space="preserve"> — modifié — </w:t>
       </w:r>
-      <w:hyperlink w:history="1" r:id="rIde5kvxklu9nahz-cl578zf">
+      <w:hyperlink w:history="1" r:id="rIdruy7t1n9zuyi_ho9dvml8">
         <w:r>
           <w:rPr>
             <w:rStyle w:val="Hyperlink"/>
@@ -1073,7 +1073,7 @@
       <w:r>
         <w:t xml:space="preserve"> — modifié — </w:t>
       </w:r>
-      <w:hyperlink w:history="1" r:id="rIdra1wjrzl_xx2yusyxwrnm">
+      <w:hyperlink w:history="1" r:id="rId0ojcxytzbsvpdsmop7nla">
         <w:r>
           <w:rPr>
             <w:rStyle w:val="Hyperlink"/>
@@ -1102,7 +1102,7 @@
       <w:r>
         <w:t xml:space="preserve"> — modifié — </w:t>
       </w:r>
-      <w:hyperlink w:history="1" r:id="rIdoplrlhtxqbwye90dnyt0n">
+      <w:hyperlink w:history="1" r:id="rId8izfh4t0psxqtpbbtdakf">
         <w:r>
           <w:rPr>
             <w:rStyle w:val="Hyperlink"/>
@@ -1131,7 +1131,7 @@
       <w:r>
         <w:t xml:space="preserve"> — créé — </w:t>
       </w:r>
-      <w:hyperlink w:history="1" r:id="rIdxmni51hykzc7uytycdkts">
+      <w:hyperlink w:history="1" r:id="rIdneli8c41gkxqltanitl6c">
         <w:r>
           <w:rPr>
             <w:rStyle w:val="Hyperlink"/>
@@ -1168,7 +1168,7 @@
       <w:r>
         <w:t xml:space="preserve"> — modifié — </w:t>
       </w:r>
-      <w:hyperlink w:history="1" r:id="rIdquzjmfrivnudjgrejjrop">
+      <w:hyperlink w:history="1" r:id="rIdqaqo3xsi0gxx2w8sp-ac3">
         <w:r>
           <w:rPr>
             <w:rStyle w:val="Hyperlink"/>
@@ -1197,7 +1197,7 @@
       <w:r>
         <w:t xml:space="preserve"> — modifié — </w:t>
       </w:r>
-      <w:hyperlink w:history="1" r:id="rIdmrp5s0p4za-jegt52ngmn">
+      <w:hyperlink w:history="1" r:id="rId7t06adnnf6x0ujr4bpg-a">
         <w:r>
           <w:rPr>
             <w:rStyle w:val="Hyperlink"/>
@@ -1226,7 +1226,7 @@
       <w:r>
         <w:t xml:space="preserve"> — modifié — </w:t>
       </w:r>
-      <w:hyperlink w:history="1" r:id="rId22ogs8av-qszex5hcpgdb">
+      <w:hyperlink w:history="1" r:id="rIdf5_23a4jfoty716bhzigv">
         <w:r>
           <w:rPr>
             <w:rStyle w:val="Hyperlink"/>
@@ -1255,7 +1255,7 @@
       <w:r>
         <w:t xml:space="preserve"> — créé — </w:t>
       </w:r>
-      <w:hyperlink w:history="1" r:id="rId7dd_k43ognzyymtbfi7u1">
+      <w:hyperlink w:history="1" r:id="rId7frfe3gorq5mvzhn9kc0x">
         <w:r>
           <w:rPr>
             <w:rStyle w:val="Hyperlink"/>
@@ -1284,7 +1284,7 @@
       <w:r>
         <w:t xml:space="preserve"> — modifié — </w:t>
       </w:r>
-      <w:hyperlink w:history="1" r:id="rId5rrpl8-ghdgs2wz6tvs-m">
+      <w:hyperlink w:history="1" r:id="rIdq2fupgae3_k8q6sfdb8pa">
         <w:r>
           <w:rPr>
             <w:rStyle w:val="Hyperlink"/>
@@ -1321,7 +1321,7 @@
       <w:r>
         <w:t xml:space="preserve"> — modifié — </w:t>
       </w:r>
-      <w:hyperlink w:history="1" r:id="rId1dwwzaeeips7bjv-m6whk">
+      <w:hyperlink w:history="1" r:id="rIdnfmmxvrbwqjrexxmujnyb">
         <w:r>
           <w:rPr>
             <w:rStyle w:val="Hyperlink"/>
@@ -1350,7 +1350,7 @@
       <w:r>
         <w:t xml:space="preserve"> — modifié — </w:t>
       </w:r>
-      <w:hyperlink w:history="1" r:id="rIde7eyojejhk8zg3tsul3oo">
+      <w:hyperlink w:history="1" r:id="rId_5b6k_qqz5hatzh21tobv">
         <w:r>
           <w:rPr>
             <w:rStyle w:val="Hyperlink"/>
@@ -1379,7 +1379,7 @@
       <w:r>
         <w:t xml:space="preserve"> — modifié — </w:t>
       </w:r>
-      <w:hyperlink w:history="1" r:id="rIdth-g0uzi1ee9nz2x8qn7b">
+      <w:hyperlink w:history="1" r:id="rIda6o9-b8_gnvznj2w7wpac">
         <w:r>
           <w:rPr>
             <w:rStyle w:val="Hyperlink"/>
@@ -1408,7 +1408,7 @@
       <w:r>
         <w:t xml:space="preserve"> — créé — </w:t>
       </w:r>
-      <w:hyperlink w:history="1" r:id="rIdw_5wl4j1hcevasiu5yrhl">
+      <w:hyperlink w:history="1" r:id="rIdlqfegimrlwtipjkxq1yyr">
         <w:r>
           <w:rPr>
             <w:rStyle w:val="Hyperlink"/>
@@ -1437,7 +1437,7 @@
       <w:r>
         <w:t xml:space="preserve"> — modifié — </w:t>
       </w:r>
-      <w:hyperlink w:history="1" r:id="rIdbhml5durjyzdsruufetv3">
+      <w:hyperlink w:history="1" r:id="rIdmkvfyrlnc19buyo8iadjf">
         <w:r>
           <w:rPr>
             <w:rStyle w:val="Hyperlink"/>
@@ -1474,7 +1474,7 @@
       <w:r>
         <w:t xml:space="preserve"> — modifié — </w:t>
       </w:r>
-      <w:hyperlink w:history="1" r:id="rIdh3w1msxi85okl7vjqbm9t">
+      <w:hyperlink w:history="1" r:id="rIdrrfcr61u_1do21bd7syj_">
         <w:r>
           <w:rPr>
             <w:rStyle w:val="Hyperlink"/>
@@ -1503,7 +1503,7 @@
       <w:r>
         <w:t xml:space="preserve"> — modifié — </w:t>
       </w:r>
-      <w:hyperlink w:history="1" r:id="rIdqvfvolgo6v0fwqqqokl3a">
+      <w:hyperlink w:history="1" r:id="rIdahcwef4e-s5tpkyscfxq1">
         <w:r>
           <w:rPr>
             <w:rStyle w:val="Hyperlink"/>
@@ -1532,7 +1532,7 @@
       <w:r>
         <w:t xml:space="preserve"> — modifié — </w:t>
       </w:r>
-      <w:hyperlink w:history="1" r:id="rId1cbj9qvh2tffh7rqqbwp7">
+      <w:hyperlink w:history="1" r:id="rIdngy1pncd4n7ueeyufpr9t">
         <w:r>
           <w:rPr>
             <w:rStyle w:val="Hyperlink"/>

--- a/docs/developpement/phases/word/PHASE_10_STOCK_RESERVE_LIVRAISONS_AU_CUMP_MISE_EN_PLACE_COMPTAGE.docx
+++ b/docs/developpement/phases/word/PHASE_10_STOCK_RESERVE_LIVRAISONS_AU_CUMP_MISE_EN_PLACE_COMPTAGE.docx
@@ -20,7 +20,7 @@
       <w:r>
         <w:t xml:space="preserve">FlaiX Expert · dossier de développement · généré le 2026-10-25 depuis le dépôt </w:t>
       </w:r>
-      <w:hyperlink w:history="1" r:id="rId7mnufasjefyemp_eepuvc">
+      <w:hyperlink w:history="1" r:id="rIdexn4apgezs8mku55udazp">
         <w:r>
           <w:rPr>
             <w:rStyle w:val="Hyperlink"/>
@@ -795,7 +795,7 @@
           <w:numId w:val="3"/>
         </w:numPr>
       </w:pPr>
-      <w:hyperlink w:history="1" r:id="rIdsnq033tkrg0ssdjyny0e_">
+      <w:hyperlink w:history="1" r:id="rIdb6hz4edrvqdy9wvr4hyhg">
         <w:r>
           <w:rPr>
             <w:rStyle w:val="Hyperlink"/>
@@ -815,7 +815,7 @@
           <w:numId w:val="3"/>
         </w:numPr>
       </w:pPr>
-      <w:hyperlink w:history="1" r:id="rIdckiwl745cwabvcq8l99fm">
+      <w:hyperlink w:history="1" r:id="rIdjlsagm-zlxuakk8nqugk8">
         <w:r>
           <w:rPr>
             <w:rStyle w:val="Hyperlink"/>
@@ -835,7 +835,7 @@
           <w:numId w:val="3"/>
         </w:numPr>
       </w:pPr>
-      <w:hyperlink w:history="1" r:id="rId2_1ohweu5jonw0vpkbqjk">
+      <w:hyperlink w:history="1" r:id="rIdn2t86-0yql1ikd4cmnolc">
         <w:r>
           <w:rPr>
             <w:rStyle w:val="Hyperlink"/>
@@ -883,7 +883,7 @@
       <w:r>
         <w:t xml:space="preserve"> — créé — </w:t>
       </w:r>
-      <w:hyperlink w:history="1" r:id="rIdxpkpnrbg_drnnfrg9n3nw">
+      <w:hyperlink w:history="1" r:id="rIdevksr_7zpjv2thukccfal">
         <w:r>
           <w:rPr>
             <w:rStyle w:val="Hyperlink"/>
@@ -920,7 +920,7 @@
       <w:r>
         <w:t xml:space="preserve"> — modifié — </w:t>
       </w:r>
-      <w:hyperlink w:history="1" r:id="rIdnxpmlmrqc9dzsii6kzemh">
+      <w:hyperlink w:history="1" r:id="rIdnfwjq9guon_wlloyejpfe">
         <w:r>
           <w:rPr>
             <w:rStyle w:val="Hyperlink"/>
@@ -949,7 +949,7 @@
       <w:r>
         <w:t xml:space="preserve"> — modifié — </w:t>
       </w:r>
-      <w:hyperlink w:history="1" r:id="rIdodvl7zjmh-qzouk5un7h-">
+      <w:hyperlink w:history="1" r:id="rIdtw4sl_o0i2fpeepzcbxow">
         <w:r>
           <w:rPr>
             <w:rStyle w:val="Hyperlink"/>
@@ -978,7 +978,7 @@
       <w:r>
         <w:t xml:space="preserve"> — créé — </w:t>
       </w:r>
-      <w:hyperlink w:history="1" r:id="rId3tsmvvs24guye_t6shnod">
+      <w:hyperlink w:history="1" r:id="rIdcqgmq52j4p5h951adu7f3">
         <w:r>
           <w:rPr>
             <w:rStyle w:val="Hyperlink"/>
@@ -1007,7 +1007,7 @@
       <w:r>
         <w:t xml:space="preserve"> — créé — </w:t>
       </w:r>
-      <w:hyperlink w:history="1" r:id="rIdrh6epkc4eqmqkawqhoyye">
+      <w:hyperlink w:history="1" r:id="rIdh4kzgqu5o9jlrxxdvy47r">
         <w:r>
           <w:rPr>
             <w:rStyle w:val="Hyperlink"/>
@@ -1044,7 +1044,7 @@
       <w:r>
         <w:t xml:space="preserve"> — modifié — </w:t>
       </w:r>
-      <w:hyperlink w:history="1" r:id="rIdruy7t1n9zuyi_ho9dvml8">
+      <w:hyperlink w:history="1" r:id="rIdr0ulny6dpe7rw4mki9ar_">
         <w:r>
           <w:rPr>
             <w:rStyle w:val="Hyperlink"/>
@@ -1073,7 +1073,7 @@
       <w:r>
         <w:t xml:space="preserve"> — modifié — </w:t>
       </w:r>
-      <w:hyperlink w:history="1" r:id="rId0ojcxytzbsvpdsmop7nla">
+      <w:hyperlink w:history="1" r:id="rIdgc6kcncawxg3opkjsmuqw">
         <w:r>
           <w:rPr>
             <w:rStyle w:val="Hyperlink"/>
@@ -1102,7 +1102,7 @@
       <w:r>
         <w:t xml:space="preserve"> — modifié — </w:t>
       </w:r>
-      <w:hyperlink w:history="1" r:id="rId8izfh4t0psxqtpbbtdakf">
+      <w:hyperlink w:history="1" r:id="rIdgcydsy5nfcwpmxk6quxkm">
         <w:r>
           <w:rPr>
             <w:rStyle w:val="Hyperlink"/>
@@ -1131,7 +1131,7 @@
       <w:r>
         <w:t xml:space="preserve"> — créé — </w:t>
       </w:r>
-      <w:hyperlink w:history="1" r:id="rIdneli8c41gkxqltanitl6c">
+      <w:hyperlink w:history="1" r:id="rIdaojkzalroeesg2w_ba_md">
         <w:r>
           <w:rPr>
             <w:rStyle w:val="Hyperlink"/>
@@ -1168,7 +1168,7 @@
       <w:r>
         <w:t xml:space="preserve"> — modifié — </w:t>
       </w:r>
-      <w:hyperlink w:history="1" r:id="rIdqaqo3xsi0gxx2w8sp-ac3">
+      <w:hyperlink w:history="1" r:id="rIdviih1hyppamhv6azlpr6t">
         <w:r>
           <w:rPr>
             <w:rStyle w:val="Hyperlink"/>
@@ -1197,7 +1197,7 @@
       <w:r>
         <w:t xml:space="preserve"> — modifié — </w:t>
       </w:r>
-      <w:hyperlink w:history="1" r:id="rId7t06adnnf6x0ujr4bpg-a">
+      <w:hyperlink w:history="1" r:id="rIdqdptjunzxsgs8wmkdztx9">
         <w:r>
           <w:rPr>
             <w:rStyle w:val="Hyperlink"/>
@@ -1226,7 +1226,7 @@
       <w:r>
         <w:t xml:space="preserve"> — modifié — </w:t>
       </w:r>
-      <w:hyperlink w:history="1" r:id="rIdf5_23a4jfoty716bhzigv">
+      <w:hyperlink w:history="1" r:id="rIdunxksldaiziknebutueys">
         <w:r>
           <w:rPr>
             <w:rStyle w:val="Hyperlink"/>
@@ -1255,7 +1255,7 @@
       <w:r>
         <w:t xml:space="preserve"> — créé — </w:t>
       </w:r>
-      <w:hyperlink w:history="1" r:id="rId7frfe3gorq5mvzhn9kc0x">
+      <w:hyperlink w:history="1" r:id="rIdvf4rdpdbz9q_k8ow7jolc">
         <w:r>
           <w:rPr>
             <w:rStyle w:val="Hyperlink"/>
@@ -1284,7 +1284,7 @@
       <w:r>
         <w:t xml:space="preserve"> — modifié — </w:t>
       </w:r>
-      <w:hyperlink w:history="1" r:id="rIdq2fupgae3_k8q6sfdb8pa">
+      <w:hyperlink w:history="1" r:id="rIdizkku03epfwirvgfknkjb">
         <w:r>
           <w:rPr>
             <w:rStyle w:val="Hyperlink"/>
@@ -1321,7 +1321,7 @@
       <w:r>
         <w:t xml:space="preserve"> — modifié — </w:t>
       </w:r>
-      <w:hyperlink w:history="1" r:id="rIdnfmmxvrbwqjrexxmujnyb">
+      <w:hyperlink w:history="1" r:id="rIdgpcxkdagkrq7wu8ybsy8b">
         <w:r>
           <w:rPr>
             <w:rStyle w:val="Hyperlink"/>
@@ -1350,7 +1350,7 @@
       <w:r>
         <w:t xml:space="preserve"> — modifié — </w:t>
       </w:r>
-      <w:hyperlink w:history="1" r:id="rId_5b6k_qqz5hatzh21tobv">
+      <w:hyperlink w:history="1" r:id="rIdytkwjbizlwhvzaovm6llp">
         <w:r>
           <w:rPr>
             <w:rStyle w:val="Hyperlink"/>
@@ -1379,7 +1379,7 @@
       <w:r>
         <w:t xml:space="preserve"> — modifié — </w:t>
       </w:r>
-      <w:hyperlink w:history="1" r:id="rIda6o9-b8_gnvznj2w7wpac">
+      <w:hyperlink w:history="1" r:id="rIdwo6wzcej3g0czmtjz792g">
         <w:r>
           <w:rPr>
             <w:rStyle w:val="Hyperlink"/>
@@ -1408,7 +1408,7 @@
       <w:r>
         <w:t xml:space="preserve"> — créé — </w:t>
       </w:r>
-      <w:hyperlink w:history="1" r:id="rIdlqfegimrlwtipjkxq1yyr">
+      <w:hyperlink w:history="1" r:id="rIdr9pzqjaqtongw1qeiss3j">
         <w:r>
           <w:rPr>
             <w:rStyle w:val="Hyperlink"/>
@@ -1437,7 +1437,7 @@
       <w:r>
         <w:t xml:space="preserve"> — modifié — </w:t>
       </w:r>
-      <w:hyperlink w:history="1" r:id="rIdmkvfyrlnc19buyo8iadjf">
+      <w:hyperlink w:history="1" r:id="rIdkftnurga5dwf81epa0xbp">
         <w:r>
           <w:rPr>
             <w:rStyle w:val="Hyperlink"/>
@@ -1474,7 +1474,7 @@
       <w:r>
         <w:t xml:space="preserve"> — modifié — </w:t>
       </w:r>
-      <w:hyperlink w:history="1" r:id="rIdrrfcr61u_1do21bd7syj_">
+      <w:hyperlink w:history="1" r:id="rIdx02vmmjeirw-imhvmpvir">
         <w:r>
           <w:rPr>
             <w:rStyle w:val="Hyperlink"/>
@@ -1503,7 +1503,7 @@
       <w:r>
         <w:t xml:space="preserve"> — modifié — </w:t>
       </w:r>
-      <w:hyperlink w:history="1" r:id="rIdahcwef4e-s5tpkyscfxq1">
+      <w:hyperlink w:history="1" r:id="rId2xsrnilbqpbpn6_rr_s-_">
         <w:r>
           <w:rPr>
             <w:rStyle w:val="Hyperlink"/>
@@ -1532,7 +1532,7 @@
       <w:r>
         <w:t xml:space="preserve"> — modifié — </w:t>
       </w:r>
-      <w:hyperlink w:history="1" r:id="rIdngy1pncd4n7ueeyufpr9t">
+      <w:hyperlink w:history="1" r:id="rIdyedvm0yd-iznyfd3r9k-p">
         <w:r>
           <w:rPr>
             <w:rStyle w:val="Hyperlink"/>
